--- a/assets/deepak/day1/day1-2_analysis_tools_qc.docx
+++ b/assets/deepak/day1/day1-2_analysis_tools_qc.docx
@@ -25,13 +25,14 @@
           <w:left w:w="144" w:type="dxa"/>
           <w:right w:w="144" w:type="dxa"/>
         </w:tblCellMar>
-        <w:tblLook w:val="0000" w:firstRow="0" w:lastRow="0" w:firstColumn="0" w:lastColumn="0" w:noHBand="0" w:noVBand="0"/>
+        <w:tblLook w:val="0020" w:firstRow="1" w:lastRow="0" w:firstColumn="0" w:lastColumn="0" w:noHBand="0" w:noVBand="0"/>
       </w:tblPr>
       <w:tblGrid>
-        <w:gridCol w:w="9648"/>
+        <w:gridCol w:w="9325"/>
       </w:tblGrid>
       <w:tr>
         <w:trPr>
+          <w:cnfStyle w:val="100000000000" w:firstRow="1" w:lastRow="0" w:firstColumn="0" w:lastColumn="0" w:oddVBand="0" w:evenVBand="0" w:oddHBand="0" w:evenHBand="0" w:firstRowFirstColumn="0" w:firstRowLastColumn="0" w:lastRowFirstColumn="0" w:lastRowLastColumn="0"/>
           <w:cantSplit/>
         </w:trPr>
         <w:tc>
@@ -49,52 +50,6 @@
               <w:spacing w:before="0" w:after="0"/>
               <w:textAlignment w:val="center"/>
             </w:pPr>
-            <w:r>
-              <w:rPr>
-                <w:noProof/>
-              </w:rPr>
-              <w:drawing>
-                <wp:inline distT="0" distB="0" distL="0" distR="0" wp14:anchorId="1C2EE655" wp14:editId="4E470DB7">
-                  <wp:extent cx="152400" cy="152400"/>
-                  <wp:effectExtent l="0" t="0" r="0" b="0"/>
-                  <wp:docPr id="21" name="Picture"/>
-                  <wp:cNvGraphicFramePr/>
-                  <a:graphic xmlns:a="http://schemas.openxmlformats.org/drawingml/2006/main">
-                    <a:graphicData uri="http://schemas.openxmlformats.org/drawingml/2006/picture">
-                      <pic:pic xmlns:pic="http://schemas.openxmlformats.org/drawingml/2006/picture">
-                        <pic:nvPicPr>
-                          <pic:cNvPr id="22" name="Picture" descr="/Applications/RStudio.app/Contents/Resources/app/quarto/share/formats/docx/note.png"/>
-                          <pic:cNvPicPr>
-                            <a:picLocks noChangeAspect="1" noChangeArrowheads="1"/>
-                          </pic:cNvPicPr>
-                        </pic:nvPicPr>
-                        <pic:blipFill>
-                          <a:blip r:embed="rId5"/>
-                          <a:stretch>
-                            <a:fillRect/>
-                          </a:stretch>
-                        </pic:blipFill>
-                        <pic:spPr bwMode="auto">
-                          <a:xfrm>
-                            <a:off x="0" y="0"/>
-                            <a:ext cx="152400" cy="152400"/>
-                          </a:xfrm>
-                          <a:prstGeom prst="rect">
-                            <a:avLst/>
-                          </a:prstGeom>
-                          <a:noFill/>
-                          <a:ln w="9525">
-                            <a:noFill/>
-                            <a:headEnd/>
-                            <a:tailEnd/>
-                          </a:ln>
-                        </pic:spPr>
-                      </pic:pic>
-                    </a:graphicData>
-                  </a:graphic>
-                </wp:inline>
-              </w:drawing>
-            </w:r>
             <w:r>
               <w:t xml:space="preserve">  Learning outcomes</w:t>
             </w:r>
@@ -123,7 +78,23 @@
                 <w:b/>
                 <w:bCs/>
               </w:rPr>
-              <w:t>After having completed this chapter you will be able to:</w:t>
+              <w:t xml:space="preserve">After having completed this </w:t>
+            </w:r>
+            <w:proofErr w:type="gramStart"/>
+            <w:r>
+              <w:rPr>
+                <w:b/>
+                <w:bCs/>
+              </w:rPr>
+              <w:t>chapter</w:t>
+            </w:r>
+            <w:proofErr w:type="gramEnd"/>
+            <w:r>
+              <w:rPr>
+                <w:b/>
+                <w:bCs/>
+              </w:rPr>
+              <w:t xml:space="preserve"> you will be able to:</w:t>
             </w:r>
           </w:p>
           <w:p>
@@ -259,7 +230,7 @@
       <w:pPr>
         <w:pStyle w:val="FirstParagraph"/>
       </w:pPr>
-      <w:hyperlink r:id="rId6">
+      <w:hyperlink r:id="rId5">
         <w:r>
           <w:rPr>
             <w:rStyle w:val="Hyperlink"/>
@@ -284,7 +255,15 @@
       </w:pPr>
       <w:bookmarkStart w:id="2" w:name="loading-scrnaseq-data"/>
       <w:r>
-        <w:t>Loading scRNAseq data</w:t>
+        <w:t xml:space="preserve">Loading </w:t>
+      </w:r>
+      <w:proofErr w:type="spellStart"/>
+      <w:r>
+        <w:t>scRNAseq</w:t>
+      </w:r>
+      <w:proofErr w:type="spellEnd"/>
+      <w:r>
+        <w:t xml:space="preserve"> data</w:t>
       </w:r>
     </w:p>
     <w:p>
@@ -294,11 +273,19 @@
       <w:r>
         <w:t xml:space="preserve">The next step after the generation of the count matrices with </w:t>
       </w:r>
-      <w:r>
-        <w:rPr>
-          <w:rStyle w:val="VerbatimChar"/>
-        </w:rPr>
-        <w:t>cellranger count</w:t>
+      <w:proofErr w:type="spellStart"/>
+      <w:r>
+        <w:rPr>
+          <w:rStyle w:val="VerbatimChar"/>
+        </w:rPr>
+        <w:t>cellranger</w:t>
+      </w:r>
+      <w:proofErr w:type="spellEnd"/>
+      <w:r>
+        <w:rPr>
+          <w:rStyle w:val="VerbatimChar"/>
+        </w:rPr>
+        <w:t xml:space="preserve"> count</w:t>
       </w:r>
       <w:r>
         <w:t xml:space="preserve">, is the data analysis. The </w:t>
@@ -332,15 +319,17 @@
       </w:r>
       <w:r>
         <w:br/>
-      </w:r>
-      <w:r>
         <w:t>Code starts here:</w:t>
       </w:r>
     </w:p>
     <w:p>
       <w:pPr>
         <w:pStyle w:val="SourceCode"/>
-      </w:pPr>
+        <w:rPr>
+          <w:rStyle w:val="NormalTok"/>
+        </w:rPr>
+      </w:pPr>
+      <w:proofErr w:type="gramStart"/>
       <w:r>
         <w:rPr>
           <w:rStyle w:val="FunctionTok"/>
@@ -351,7 +340,22 @@
         <w:rPr>
           <w:rStyle w:val="NormalTok"/>
         </w:rPr>
-        <w:t>(Seurat)</w:t>
+        <w:t>(</w:t>
+      </w:r>
+      <w:proofErr w:type="gramEnd"/>
+      <w:r>
+        <w:rPr>
+          <w:rStyle w:val="NormalTok"/>
+        </w:rPr>
+        <w:t>Seurat)</w:t>
+      </w:r>
+    </w:p>
+    <w:p>
+      <w:pPr>
+        <w:pStyle w:val="SourceCode"/>
+      </w:pPr>
+      <w:r>
+        <w:t>Code ends here:</w:t>
       </w:r>
     </w:p>
     <w:tbl>
@@ -369,13 +373,14 @@
           <w:left w:w="144" w:type="dxa"/>
           <w:right w:w="144" w:type="dxa"/>
         </w:tblCellMar>
-        <w:tblLook w:val="0000" w:firstRow="0" w:lastRow="0" w:firstColumn="0" w:lastColumn="0" w:noHBand="0" w:noVBand="0"/>
+        <w:tblLook w:val="0020" w:firstRow="1" w:lastRow="0" w:firstColumn="0" w:lastColumn="0" w:noHBand="0" w:noVBand="0"/>
       </w:tblPr>
       <w:tblGrid>
-        <w:gridCol w:w="9648"/>
+        <w:gridCol w:w="9325"/>
       </w:tblGrid>
       <w:tr>
         <w:trPr>
+          <w:cnfStyle w:val="100000000000" w:firstRow="1" w:lastRow="0" w:firstColumn="0" w:lastColumn="0" w:oddVBand="0" w:evenVBand="0" w:oddHBand="0" w:evenHBand="0" w:firstRowFirstColumn="0" w:firstRowLastColumn="0" w:lastRowFirstColumn="0" w:lastRowLastColumn="0"/>
           <w:cantSplit/>
         </w:trPr>
         <w:tc>
@@ -393,52 +398,6 @@
               <w:spacing w:before="0" w:after="0"/>
               <w:textAlignment w:val="center"/>
             </w:pPr>
-            <w:r>
-              <w:rPr>
-                <w:noProof/>
-              </w:rPr>
-              <w:drawing>
-                <wp:inline distT="0" distB="0" distL="0" distR="0" wp14:anchorId="16E60039" wp14:editId="10A33CEA">
-                  <wp:extent cx="152400" cy="152400"/>
-                  <wp:effectExtent l="0" t="0" r="0" b="0"/>
-                  <wp:docPr id="26" name="Picture"/>
-                  <wp:cNvGraphicFramePr/>
-                  <a:graphic xmlns:a="http://schemas.openxmlformats.org/drawingml/2006/main">
-                    <a:graphicData uri="http://schemas.openxmlformats.org/drawingml/2006/picture">
-                      <pic:pic xmlns:pic="http://schemas.openxmlformats.org/drawingml/2006/picture">
-                        <pic:nvPicPr>
-                          <pic:cNvPr id="27" name="Picture" descr="/Applications/RStudio.app/Contents/Resources/app/quarto/share/formats/docx/tip.png"/>
-                          <pic:cNvPicPr>
-                            <a:picLocks noChangeAspect="1" noChangeArrowheads="1"/>
-                          </pic:cNvPicPr>
-                        </pic:nvPicPr>
-                        <pic:blipFill>
-                          <a:blip r:embed="rId7"/>
-                          <a:stretch>
-                            <a:fillRect/>
-                          </a:stretch>
-                        </pic:blipFill>
-                        <pic:spPr bwMode="auto">
-                          <a:xfrm>
-                            <a:off x="0" y="0"/>
-                            <a:ext cx="152400" cy="152400"/>
-                          </a:xfrm>
-                          <a:prstGeom prst="rect">
-                            <a:avLst/>
-                          </a:prstGeom>
-                          <a:noFill/>
-                          <a:ln w="9525">
-                            <a:noFill/>
-                            <a:headEnd/>
-                            <a:tailEnd/>
-                          </a:ln>
-                        </pic:spPr>
-                      </pic:pic>
-                    </a:graphicData>
-                  </a:graphic>
-                </wp:inline>
-              </w:drawing>
-            </w:r>
             <w:r>
               <w:t xml:space="preserve">  Tip: make an R script</w:t>
             </w:r>
@@ -463,7 +422,15 @@
               <w:spacing w:before="16" w:after="16"/>
             </w:pPr>
             <w:r>
-              <w:t>You could type and copy-paste the commands of these exercises directly in the console. However, that makes it hard to track what you have done. In addition, it can be nice to add comments to your code, so you can read back why you have made certain choices. In order to do that, do not write commands in the console, but write them in a script, and send them to the console with ^ Ctrl + ⏎ Enter (Windows) or ⌘ Command + ⏎ Enter (MacOS).</w:t>
+              <w:t xml:space="preserve">You could type and copy-paste the commands of these exercises directly in the console. However, that makes it hard to track what you have done. In addition, it can be nice to add comments to your code, so you can read back why you have made certain choices. </w:t>
+            </w:r>
+            <w:proofErr w:type="gramStart"/>
+            <w:r>
+              <w:t>In order to</w:t>
+            </w:r>
+            <w:proofErr w:type="gramEnd"/>
+            <w:r>
+              <w:t xml:space="preserve"> do that, do not write commands in the console, but write them in a script, and send them to the console with ^ Ctrl + ⏎ Enter (Windows) or ⌘ Command + ⏎ Enter (MacOS).</w:t>
             </w:r>
           </w:p>
         </w:tc>
@@ -474,6 +441,7 @@
         <w:pStyle w:val="BodyText"/>
       </w:pPr>
       <w:r>
+        <w:lastRenderedPageBreak/>
         <w:t>First, we will load a file specifying the different samples, and create an object specifying the location of the count data:</w:t>
       </w:r>
     </w:p>
@@ -488,13 +456,23 @@
     <w:p>
       <w:pPr>
         <w:pStyle w:val="SourceCode"/>
-      </w:pPr>
-      <w:r>
-        <w:rPr>
-          <w:rStyle w:val="NormalTok"/>
-        </w:rPr>
-        <w:lastRenderedPageBreak/>
-        <w:t xml:space="preserve">sample_info </w:t>
+        <w:rPr>
+          <w:rStyle w:val="NormalTok"/>
+        </w:rPr>
+      </w:pPr>
+      <w:proofErr w:type="spellStart"/>
+      <w:r>
+        <w:rPr>
+          <w:rStyle w:val="NormalTok"/>
+        </w:rPr>
+        <w:t>sample_info</w:t>
+      </w:r>
+      <w:proofErr w:type="spellEnd"/>
+      <w:r>
+        <w:rPr>
+          <w:rStyle w:val="NormalTok"/>
+        </w:rPr>
+        <w:t xml:space="preserve"> </w:t>
       </w:r>
       <w:r>
         <w:rPr>
@@ -524,7 +502,21 @@
         <w:rPr>
           <w:rStyle w:val="StringTok"/>
         </w:rPr>
-        <w:t>"course_data/sample_info_course.csv"</w:t>
+        <w:t>"</w:t>
+      </w:r>
+      <w:proofErr w:type="spellStart"/>
+      <w:r>
+        <w:rPr>
+          <w:rStyle w:val="StringTok"/>
+        </w:rPr>
+        <w:t>course_data</w:t>
+      </w:r>
+      <w:proofErr w:type="spellEnd"/>
+      <w:r>
+        <w:rPr>
+          <w:rStyle w:val="StringTok"/>
+        </w:rPr>
+        <w:t>/sample_info_course.csv"</w:t>
       </w:r>
       <w:r>
         <w:rPr>
@@ -535,11 +527,19 @@
       <w:r>
         <w:br/>
       </w:r>
-      <w:r>
-        <w:rPr>
-          <w:rStyle w:val="NormalTok"/>
-        </w:rPr>
-        <w:t xml:space="preserve">datadirs </w:t>
+      <w:proofErr w:type="spellStart"/>
+      <w:r>
+        <w:rPr>
+          <w:rStyle w:val="NormalTok"/>
+        </w:rPr>
+        <w:t>datadirs</w:t>
+      </w:r>
+      <w:proofErr w:type="spellEnd"/>
+      <w:r>
+        <w:rPr>
+          <w:rStyle w:val="NormalTok"/>
+        </w:rPr>
+        <w:t xml:space="preserve"> </w:t>
       </w:r>
       <w:r>
         <w:rPr>
@@ -553,12 +553,16 @@
         </w:rPr>
         <w:t xml:space="preserve"> </w:t>
       </w:r>
+      <w:proofErr w:type="spellStart"/>
+      <w:proofErr w:type="gramStart"/>
       <w:r>
         <w:rPr>
           <w:rStyle w:val="FunctionTok"/>
         </w:rPr>
         <w:t>file.path</w:t>
       </w:r>
+      <w:proofErr w:type="spellEnd"/>
+      <w:proofErr w:type="gramEnd"/>
       <w:r>
         <w:rPr>
           <w:rStyle w:val="NormalTok"/>
@@ -569,7 +573,21 @@
         <w:rPr>
           <w:rStyle w:val="StringTok"/>
         </w:rPr>
-        <w:t>"course_data"</w:t>
+        <w:t>"</w:t>
+      </w:r>
+      <w:proofErr w:type="spellStart"/>
+      <w:r>
+        <w:rPr>
+          <w:rStyle w:val="StringTok"/>
+        </w:rPr>
+        <w:t>course_data</w:t>
+      </w:r>
+      <w:proofErr w:type="spellEnd"/>
+      <w:r>
+        <w:rPr>
+          <w:rStyle w:val="StringTok"/>
+        </w:rPr>
+        <w:t>"</w:t>
       </w:r>
       <w:r>
         <w:rPr>
@@ -581,13 +599,34 @@
         <w:rPr>
           <w:rStyle w:val="StringTok"/>
         </w:rPr>
-        <w:t>"count_matrices"</w:t>
-      </w:r>
-      <w:r>
-        <w:rPr>
-          <w:rStyle w:val="NormalTok"/>
-        </w:rPr>
-        <w:t>, sample_info</w:t>
+        <w:t>"</w:t>
+      </w:r>
+      <w:proofErr w:type="spellStart"/>
+      <w:r>
+        <w:rPr>
+          <w:rStyle w:val="StringTok"/>
+        </w:rPr>
+        <w:t>count_matrices</w:t>
+      </w:r>
+      <w:proofErr w:type="spellEnd"/>
+      <w:r>
+        <w:rPr>
+          <w:rStyle w:val="StringTok"/>
+        </w:rPr>
+        <w:t>"</w:t>
+      </w:r>
+      <w:r>
+        <w:rPr>
+          <w:rStyle w:val="NormalTok"/>
+        </w:rPr>
+        <w:t xml:space="preserve">, </w:t>
+      </w:r>
+      <w:proofErr w:type="spellStart"/>
+      <w:r>
+        <w:rPr>
+          <w:rStyle w:val="NormalTok"/>
+        </w:rPr>
+        <w:t>sample_info</w:t>
       </w:r>
       <w:r>
         <w:rPr>
@@ -599,7 +638,14 @@
         <w:rPr>
           <w:rStyle w:val="NormalTok"/>
         </w:rPr>
-        <w:t>SampleName,</w:t>
+        <w:t>SampleName</w:t>
+      </w:r>
+      <w:proofErr w:type="spellEnd"/>
+      <w:r>
+        <w:rPr>
+          <w:rStyle w:val="NormalTok"/>
+        </w:rPr>
+        <w:t>,</w:t>
       </w:r>
       <w:r>
         <w:br/>
@@ -626,7 +672,21 @@
         <w:rPr>
           <w:rStyle w:val="StringTok"/>
         </w:rPr>
-        <w:t>"filtered_feature_bc_matrix"</w:t>
+        <w:t>"</w:t>
+      </w:r>
+      <w:proofErr w:type="spellStart"/>
+      <w:r>
+        <w:rPr>
+          <w:rStyle w:val="StringTok"/>
+        </w:rPr>
+        <w:t>filtered_feature_bc_matrix</w:t>
+      </w:r>
+      <w:proofErr w:type="spellEnd"/>
+      <w:r>
+        <w:rPr>
+          <w:rStyle w:val="StringTok"/>
+        </w:rPr>
+        <w:t>"</w:t>
       </w:r>
       <w:r>
         <w:rPr>
@@ -647,7 +707,21 @@
         <w:rPr>
           <w:rStyle w:val="NormalTok"/>
         </w:rPr>
-        <w:t xml:space="preserve">(datadirs) </w:t>
+        <w:t>(</w:t>
+      </w:r>
+      <w:proofErr w:type="spellStart"/>
+      <w:r>
+        <w:rPr>
+          <w:rStyle w:val="NormalTok"/>
+        </w:rPr>
+        <w:t>datadirs</w:t>
+      </w:r>
+      <w:proofErr w:type="spellEnd"/>
+      <w:r>
+        <w:rPr>
+          <w:rStyle w:val="NormalTok"/>
+        </w:rPr>
+        <w:t xml:space="preserve">) </w:t>
       </w:r>
       <w:r>
         <w:rPr>
@@ -661,18 +735,22 @@
         </w:rPr>
         <w:t xml:space="preserve"> </w:t>
       </w:r>
+      <w:proofErr w:type="spellStart"/>
+      <w:proofErr w:type="gramStart"/>
       <w:r>
         <w:rPr>
           <w:rStyle w:val="FunctionTok"/>
         </w:rPr>
         <w:t>gsub</w:t>
       </w:r>
+      <w:proofErr w:type="spellEnd"/>
       <w:r>
         <w:rPr>
           <w:rStyle w:val="NormalTok"/>
         </w:rPr>
         <w:t>(</w:t>
       </w:r>
+      <w:proofErr w:type="gramEnd"/>
       <w:r>
         <w:rPr>
           <w:rStyle w:val="StringTok"/>
@@ -695,7 +773,14 @@
         <w:rPr>
           <w:rStyle w:val="NormalTok"/>
         </w:rPr>
-        <w:t>, sample_info</w:t>
+        <w:t xml:space="preserve">, </w:t>
+      </w:r>
+      <w:proofErr w:type="spellStart"/>
+      <w:r>
+        <w:rPr>
+          <w:rStyle w:val="NormalTok"/>
+        </w:rPr>
+        <w:t>sample_info</w:t>
       </w:r>
       <w:r>
         <w:rPr>
@@ -707,16 +792,31 @@
         <w:rPr>
           <w:rStyle w:val="NormalTok"/>
         </w:rPr>
-        <w:t>SampleName)</w:t>
+        <w:t>SampleName</w:t>
+      </w:r>
+      <w:proofErr w:type="spellEnd"/>
+      <w:r>
+        <w:rPr>
+          <w:rStyle w:val="NormalTok"/>
+        </w:rPr>
+        <w:t>)</w:t>
       </w:r>
       <w:r>
         <w:br/>
       </w:r>
-      <w:r>
-        <w:rPr>
-          <w:rStyle w:val="NormalTok"/>
-        </w:rPr>
-        <w:t xml:space="preserve">datadirs </w:t>
+      <w:proofErr w:type="spellStart"/>
+      <w:r>
+        <w:rPr>
+          <w:rStyle w:val="NormalTok"/>
+        </w:rPr>
+        <w:t>datadirs</w:t>
+      </w:r>
+      <w:proofErr w:type="spellEnd"/>
+      <w:r>
+        <w:rPr>
+          <w:rStyle w:val="NormalTok"/>
+        </w:rPr>
+        <w:t xml:space="preserve"> </w:t>
       </w:r>
       <w:r>
         <w:rPr>
@@ -728,8 +828,24 @@
         <w:rPr>
           <w:rStyle w:val="NormalTok"/>
         </w:rPr>
-        <w:t xml:space="preserve"> datadirs[</w:t>
-      </w:r>
+        <w:t xml:space="preserve"> </w:t>
+      </w:r>
+      <w:proofErr w:type="spellStart"/>
+      <w:proofErr w:type="gramStart"/>
+      <w:r>
+        <w:rPr>
+          <w:rStyle w:val="NormalTok"/>
+        </w:rPr>
+        <w:t>datadirs</w:t>
+      </w:r>
+      <w:proofErr w:type="spellEnd"/>
+      <w:r>
+        <w:rPr>
+          <w:rStyle w:val="NormalTok"/>
+        </w:rPr>
+        <w:t>[</w:t>
+      </w:r>
+      <w:proofErr w:type="gramEnd"/>
       <w:r>
         <w:rPr>
           <w:rStyle w:val="DecValTok"/>
@@ -757,17 +873,27 @@
     </w:p>
     <w:p>
       <w:pPr>
+        <w:pStyle w:val="SourceCode"/>
+      </w:pPr>
+      <w:r>
+        <w:t>Code ends here:</w:t>
+      </w:r>
+    </w:p>
+    <w:p>
+      <w:pPr>
         <w:pStyle w:val="FirstParagraph"/>
       </w:pPr>
       <w:r>
         <w:t xml:space="preserve">The object </w:t>
       </w:r>
+      <w:proofErr w:type="spellStart"/>
       <w:r>
         <w:rPr>
           <w:rStyle w:val="VerbatimChar"/>
         </w:rPr>
         <w:t>datadirs</w:t>
       </w:r>
+      <w:proofErr w:type="spellEnd"/>
       <w:r>
         <w:t xml:space="preserve"> is a named vector specifying the paths of the count directories for each sample:</w:t>
       </w:r>
@@ -848,18 +974,28 @@
         <w:rPr>
           <w:rStyle w:val="VerbatimChar"/>
         </w:rPr>
-        <w:t>data/filtered_feature_bc_matrix</w:t>
-      </w:r>
+        <w:t>data/</w:t>
+      </w:r>
+      <w:proofErr w:type="spellStart"/>
+      <w:r>
+        <w:rPr>
+          <w:rStyle w:val="VerbatimChar"/>
+        </w:rPr>
+        <w:t>filtered_feature_bc_matrix</w:t>
+      </w:r>
+      <w:proofErr w:type="spellEnd"/>
       <w:r>
         <w:t xml:space="preserve">. This directory is part of the output generated by </w:t>
       </w:r>
-      <w:hyperlink r:id="rId8">
+      <w:hyperlink r:id="rId6">
+        <w:proofErr w:type="spellStart"/>
         <w:r>
           <w:rPr>
             <w:rStyle w:val="VerbatimChar"/>
           </w:rPr>
           <w:t>cellranger</w:t>
         </w:r>
+        <w:proofErr w:type="spellEnd"/>
       </w:hyperlink>
       <w:r>
         <w:t>. To load this data into R and generate a sparse matrix, run the following command:</w:t>
@@ -876,12 +1012,23 @@
     <w:p>
       <w:pPr>
         <w:pStyle w:val="SourceCode"/>
-      </w:pPr>
-      <w:r>
-        <w:rPr>
-          <w:rStyle w:val="NormalTok"/>
-        </w:rPr>
-        <w:t xml:space="preserve">sparse_matrix </w:t>
+        <w:rPr>
+          <w:rStyle w:val="NormalTok"/>
+        </w:rPr>
+      </w:pPr>
+      <w:proofErr w:type="spellStart"/>
+      <w:r>
+        <w:rPr>
+          <w:rStyle w:val="NormalTok"/>
+        </w:rPr>
+        <w:t>sparse_matrix</w:t>
+      </w:r>
+      <w:proofErr w:type="spellEnd"/>
+      <w:r>
+        <w:rPr>
+          <w:rStyle w:val="NormalTok"/>
+        </w:rPr>
+        <w:t xml:space="preserve"> </w:t>
       </w:r>
       <w:r>
         <w:rPr>
@@ -893,7 +1040,14 @@
         <w:rPr>
           <w:rStyle w:val="NormalTok"/>
         </w:rPr>
-        <w:t xml:space="preserve"> Seurat</w:t>
+        <w:t xml:space="preserve"> </w:t>
+      </w:r>
+      <w:proofErr w:type="gramStart"/>
+      <w:r>
+        <w:rPr>
+          <w:rStyle w:val="NormalTok"/>
+        </w:rPr>
+        <w:t>Seurat</w:t>
       </w:r>
       <w:r>
         <w:rPr>
@@ -901,11 +1055,19 @@
         </w:rPr>
         <w:t>::</w:t>
       </w:r>
+      <w:proofErr w:type="gramEnd"/>
       <w:r>
         <w:rPr>
           <w:rStyle w:val="FunctionTok"/>
         </w:rPr>
-        <w:t>Read10X</w:t>
+        <w:t>Read10</w:t>
+      </w:r>
+      <w:proofErr w:type="gramStart"/>
+      <w:r>
+        <w:rPr>
+          <w:rStyle w:val="FunctionTok"/>
+        </w:rPr>
+        <w:t>X</w:t>
       </w:r>
       <w:r>
         <w:rPr>
@@ -913,17 +1075,48 @@
         </w:rPr>
         <w:t>(</w:t>
       </w:r>
+      <w:proofErr w:type="spellStart"/>
+      <w:proofErr w:type="gramEnd"/>
       <w:r>
         <w:rPr>
           <w:rStyle w:val="AttributeTok"/>
         </w:rPr>
-        <w:t>data.dir =</w:t>
-      </w:r>
-      <w:r>
-        <w:rPr>
-          <w:rStyle w:val="NormalTok"/>
-        </w:rPr>
-        <w:t xml:space="preserve"> datadirs)</w:t>
+        <w:t>data.dir</w:t>
+      </w:r>
+      <w:proofErr w:type="spellEnd"/>
+      <w:r>
+        <w:rPr>
+          <w:rStyle w:val="AttributeTok"/>
+        </w:rPr>
+        <w:t xml:space="preserve"> =</w:t>
+      </w:r>
+      <w:r>
+        <w:rPr>
+          <w:rStyle w:val="NormalTok"/>
+        </w:rPr>
+        <w:t xml:space="preserve"> </w:t>
+      </w:r>
+      <w:proofErr w:type="spellStart"/>
+      <w:r>
+        <w:rPr>
+          <w:rStyle w:val="NormalTok"/>
+        </w:rPr>
+        <w:t>datadirs</w:t>
+      </w:r>
+      <w:proofErr w:type="spellEnd"/>
+      <w:r>
+        <w:rPr>
+          <w:rStyle w:val="NormalTok"/>
+        </w:rPr>
+        <w:t>)</w:t>
+      </w:r>
+    </w:p>
+    <w:p>
+      <w:pPr>
+        <w:pStyle w:val="SourceCode"/>
+      </w:pPr>
+      <w:r>
+        <w:t>Code ends here:</w:t>
       </w:r>
     </w:p>
     <w:p>
@@ -946,11 +1139,26 @@
       <w:pPr>
         <w:pStyle w:val="SourceCode"/>
       </w:pPr>
-      <w:r>
-        <w:rPr>
-          <w:rStyle w:val="NormalTok"/>
-        </w:rPr>
-        <w:t>sparse_matrix[</w:t>
+      <w:proofErr w:type="spellStart"/>
+      <w:r>
+        <w:rPr>
+          <w:rStyle w:val="NormalTok"/>
+        </w:rPr>
+        <w:t>sparse_</w:t>
+      </w:r>
+      <w:proofErr w:type="gramStart"/>
+      <w:r>
+        <w:rPr>
+          <w:rStyle w:val="NormalTok"/>
+        </w:rPr>
+        <w:t>matrix</w:t>
+      </w:r>
+      <w:proofErr w:type="spellEnd"/>
+      <w:r>
+        <w:rPr>
+          <w:rStyle w:val="NormalTok"/>
+        </w:rPr>
+        <w:t>[</w:t>
       </w:r>
       <w:r>
         <w:rPr>
@@ -964,6 +1172,7 @@
         </w:rPr>
         <w:t>(</w:t>
       </w:r>
+      <w:proofErr w:type="gramEnd"/>
       <w:r>
         <w:rPr>
           <w:rStyle w:val="StringTok"/>
@@ -1033,7 +1242,21 @@
         <w:rPr>
           <w:rStyle w:val="VerbatimChar"/>
         </w:rPr>
-        <w:t>3 x 30 sparse Matrix of class "dgCMatrix"</w:t>
+        <w:t>3 x 30 sparse Matrix of class "</w:t>
+      </w:r>
+      <w:proofErr w:type="spellStart"/>
+      <w:r>
+        <w:rPr>
+          <w:rStyle w:val="VerbatimChar"/>
+        </w:rPr>
+        <w:t>dgCMatrix</w:t>
+      </w:r>
+      <w:proofErr w:type="spellEnd"/>
+      <w:r>
+        <w:rPr>
+          <w:rStyle w:val="VerbatimChar"/>
+        </w:rPr>
+        <w:t>"</w:t>
       </w:r>
     </w:p>
     <w:p>
@@ -1044,12 +1267,29 @@
         <w:rPr>
           <w:rStyle w:val="VerbatimChar"/>
         </w:rPr>
-        <w:t xml:space="preserve">  [[ suppressing 30 column names 'PBMMC-1_AAACCTGCAGACGCAA-1', 'PBMMC-1_AAACCTGTCATCACCC-1', 'PBMMC-1_AAAGATGCATAAAGGT-1' ... ]]</w:t>
+        <w:t xml:space="preserve">  [[ suppressing 30 column names 'PBMMC-1_AAACCTGCAGACGCAA-1', 'PBMMC-1_AAACCTGTCATCACCC-1', 'PBMMC-1_AAAGATGCATAAAGGT-1' </w:t>
+      </w:r>
+      <w:proofErr w:type="gramStart"/>
+      <w:r>
+        <w:rPr>
+          <w:rStyle w:val="VerbatimChar"/>
+        </w:rPr>
+        <w:t>... ]</w:t>
+      </w:r>
+      <w:proofErr w:type="gramEnd"/>
+      <w:r>
+        <w:rPr>
+          <w:rStyle w:val="VerbatimChar"/>
+        </w:rPr>
+        <w:t>]</w:t>
       </w:r>
     </w:p>
     <w:p>
       <w:pPr>
         <w:pStyle w:val="SourceCode"/>
+        <w:rPr>
+          <w:rStyle w:val="VerbatimChar"/>
+        </w:rPr>
       </w:pPr>
       <w:r>
         <w:rPr>
@@ -1064,7 +1304,63 @@
         <w:rPr>
           <w:rStyle w:val="VerbatimChar"/>
         </w:rPr>
-        <w:t>PECAM1 . . . . . . . 1 . . . . 1 . . 1 . . . . . . . 1 . . . . . .</w:t>
+        <w:t xml:space="preserve">PECAM1 . . . </w:t>
+      </w:r>
+      <w:proofErr w:type="gramStart"/>
+      <w:r>
+        <w:rPr>
+          <w:rStyle w:val="VerbatimChar"/>
+        </w:rPr>
+        <w:t>. . . .</w:t>
+      </w:r>
+      <w:proofErr w:type="gramEnd"/>
+      <w:r>
+        <w:rPr>
+          <w:rStyle w:val="VerbatimChar"/>
+        </w:rPr>
+        <w:t xml:space="preserve"> 1 </w:t>
+      </w:r>
+      <w:proofErr w:type="gramStart"/>
+      <w:r>
+        <w:rPr>
+          <w:rStyle w:val="VerbatimChar"/>
+        </w:rPr>
+        <w:t>. . . .</w:t>
+      </w:r>
+      <w:proofErr w:type="gramEnd"/>
+      <w:r>
+        <w:rPr>
+          <w:rStyle w:val="VerbatimChar"/>
+        </w:rPr>
+        <w:t xml:space="preserve"> </w:t>
+      </w:r>
+      <w:proofErr w:type="gramStart"/>
+      <w:r>
+        <w:rPr>
+          <w:rStyle w:val="VerbatimChar"/>
+        </w:rPr>
+        <w:t>1 .</w:t>
+      </w:r>
+      <w:proofErr w:type="gramEnd"/>
+      <w:r>
+        <w:rPr>
+          <w:rStyle w:val="VerbatimChar"/>
+        </w:rPr>
+        <w:t xml:space="preserve"> . 1 . . . </w:t>
+      </w:r>
+      <w:proofErr w:type="gramStart"/>
+      <w:r>
+        <w:rPr>
+          <w:rStyle w:val="VerbatimChar"/>
+        </w:rPr>
+        <w:t>. . . .</w:t>
+      </w:r>
+      <w:proofErr w:type="gramEnd"/>
+      <w:r>
+        <w:rPr>
+          <w:rStyle w:val="VerbatimChar"/>
+        </w:rPr>
+        <w:t xml:space="preserve"> 1 . . . . . .</w:t>
       </w:r>
       <w:r>
         <w:br/>
@@ -1073,8 +1369,44 @@
         <w:rPr>
           <w:rStyle w:val="VerbatimChar"/>
         </w:rPr>
-        <w:t>CD8A   . 1 . . 1 . . . . . . . . . . . . . . . . . . . . . . . . .</w:t>
-      </w:r>
+        <w:t xml:space="preserve">CD8A </w:t>
+      </w:r>
+      <w:proofErr w:type="gramStart"/>
+      <w:r>
+        <w:rPr>
+          <w:rStyle w:val="VerbatimChar"/>
+        </w:rPr>
+        <w:t xml:space="preserve">  .</w:t>
+      </w:r>
+      <w:proofErr w:type="gramEnd"/>
+      <w:r>
+        <w:rPr>
+          <w:rStyle w:val="VerbatimChar"/>
+        </w:rPr>
+        <w:t xml:space="preserve"> </w:t>
+      </w:r>
+      <w:proofErr w:type="gramStart"/>
+      <w:r>
+        <w:rPr>
+          <w:rStyle w:val="VerbatimChar"/>
+        </w:rPr>
+        <w:t>1 .</w:t>
+      </w:r>
+      <w:proofErr w:type="gramEnd"/>
+      <w:r>
+        <w:rPr>
+          <w:rStyle w:val="VerbatimChar"/>
+        </w:rPr>
+        <w:t xml:space="preserve"> . 1 . . . . . . . . . . . . . . . . . . . . . </w:t>
+      </w:r>
+      <w:proofErr w:type="gramStart"/>
+      <w:r>
+        <w:rPr>
+          <w:rStyle w:val="VerbatimChar"/>
+        </w:rPr>
+        <w:t>. . . .</w:t>
+      </w:r>
+      <w:proofErr w:type="gramEnd"/>
       <w:r>
         <w:br/>
       </w:r>
@@ -1087,6 +1419,15 @@
     </w:p>
     <w:p>
       <w:pPr>
+        <w:pStyle w:val="SourceCode"/>
+      </w:pPr>
+      <w:r>
+        <w:lastRenderedPageBreak/>
+        <w:t>Code ends here:</w:t>
+      </w:r>
+    </w:p>
+    <w:p>
+      <w:pPr>
         <w:pStyle w:val="FirstParagraph"/>
       </w:pPr>
       <w:r>
@@ -1109,12 +1450,14 @@
       <w:r>
         <w:t xml:space="preserve"> object, we will run </w:t>
       </w:r>
+      <w:proofErr w:type="spellStart"/>
       <w:r>
         <w:rPr>
           <w:rStyle w:val="VerbatimChar"/>
         </w:rPr>
         <w:t>CreateSeuratObject</w:t>
       </w:r>
+      <w:proofErr w:type="spellEnd"/>
       <w:r>
         <w:t>. Note that while creating the object, we already do some mild filtering; we only import genes that are expressed in at least 3 cells, and we only import cells that have at least 100 different genes expressed:</w:t>
       </w:r>
@@ -1123,11 +1466,19 @@
       <w:pPr>
         <w:pStyle w:val="SourceCode"/>
       </w:pPr>
-      <w:r>
-        <w:rPr>
-          <w:rStyle w:val="NormalTok"/>
-        </w:rPr>
-        <w:t xml:space="preserve">seu </w:t>
+      <w:proofErr w:type="spellStart"/>
+      <w:r>
+        <w:rPr>
+          <w:rStyle w:val="NormalTok"/>
+        </w:rPr>
+        <w:t>seu</w:t>
+      </w:r>
+      <w:proofErr w:type="spellEnd"/>
+      <w:r>
+        <w:rPr>
+          <w:rStyle w:val="NormalTok"/>
+        </w:rPr>
+        <w:t xml:space="preserve"> </w:t>
       </w:r>
       <w:r>
         <w:rPr>
@@ -1139,7 +1490,14 @@
         <w:rPr>
           <w:rStyle w:val="NormalTok"/>
         </w:rPr>
-        <w:t xml:space="preserve"> Seurat</w:t>
+        <w:t xml:space="preserve"> </w:t>
+      </w:r>
+      <w:proofErr w:type="gramStart"/>
+      <w:r>
+        <w:rPr>
+          <w:rStyle w:val="NormalTok"/>
+        </w:rPr>
+        <w:t>Seurat</w:t>
       </w:r>
       <w:r>
         <w:rPr>
@@ -1147,18 +1505,21 @@
         </w:rPr>
         <w:t>::</w:t>
       </w:r>
+      <w:proofErr w:type="spellStart"/>
       <w:r>
         <w:rPr>
           <w:rStyle w:val="FunctionTok"/>
         </w:rPr>
         <w:t>CreateSeuratObject</w:t>
       </w:r>
+      <w:proofErr w:type="spellEnd"/>
       <w:r>
         <w:rPr>
           <w:rStyle w:val="NormalTok"/>
         </w:rPr>
         <w:t>(</w:t>
       </w:r>
+      <w:proofErr w:type="gramEnd"/>
       <w:r>
         <w:rPr>
           <w:rStyle w:val="AttributeTok"/>
@@ -1169,7 +1530,21 @@
         <w:rPr>
           <w:rStyle w:val="NormalTok"/>
         </w:rPr>
-        <w:t xml:space="preserve"> sparse_matrix,</w:t>
+        <w:t xml:space="preserve"> </w:t>
+      </w:r>
+      <w:proofErr w:type="spellStart"/>
+      <w:r>
+        <w:rPr>
+          <w:rStyle w:val="NormalTok"/>
+        </w:rPr>
+        <w:t>sparse_matrix</w:t>
+      </w:r>
+      <w:proofErr w:type="spellEnd"/>
+      <w:r>
+        <w:rPr>
+          <w:rStyle w:val="NormalTok"/>
+        </w:rPr>
+        <w:t>,</w:t>
       </w:r>
       <w:r>
         <w:br/>
@@ -1196,7 +1571,21 @@
         <w:rPr>
           <w:rStyle w:val="StringTok"/>
         </w:rPr>
-        <w:t>"pbmmc"</w:t>
+        <w:t>"</w:t>
+      </w:r>
+      <w:proofErr w:type="spellStart"/>
+      <w:r>
+        <w:rPr>
+          <w:rStyle w:val="StringTok"/>
+        </w:rPr>
+        <w:t>pbmmc</w:t>
+      </w:r>
+      <w:proofErr w:type="spellEnd"/>
+      <w:r>
+        <w:rPr>
+          <w:rStyle w:val="StringTok"/>
+        </w:rPr>
+        <w:t>"</w:t>
       </w:r>
       <w:r>
         <w:rPr>
@@ -1211,14 +1600,23 @@
         <w:rPr>
           <w:rStyle w:val="NormalTok"/>
         </w:rPr>
-        <w:lastRenderedPageBreak/>
         <w:t xml:space="preserve">                                  </w:t>
       </w:r>
+      <w:proofErr w:type="spellStart"/>
+      <w:proofErr w:type="gramStart"/>
       <w:r>
         <w:rPr>
           <w:rStyle w:val="AttributeTok"/>
         </w:rPr>
-        <w:t>min.cells =</w:t>
+        <w:t>min.cells</w:t>
+      </w:r>
+      <w:proofErr w:type="spellEnd"/>
+      <w:proofErr w:type="gramEnd"/>
+      <w:r>
+        <w:rPr>
+          <w:rStyle w:val="AttributeTok"/>
+        </w:rPr>
+        <w:t xml:space="preserve"> =</w:t>
       </w:r>
       <w:r>
         <w:rPr>
@@ -1247,11 +1645,21 @@
         </w:rPr>
         <w:t xml:space="preserve">                                  </w:t>
       </w:r>
+      <w:proofErr w:type="spellStart"/>
+      <w:proofErr w:type="gramStart"/>
       <w:r>
         <w:rPr>
           <w:rStyle w:val="AttributeTok"/>
         </w:rPr>
-        <w:t>min.features =</w:t>
+        <w:t>min.features</w:t>
+      </w:r>
+      <w:proofErr w:type="spellEnd"/>
+      <w:proofErr w:type="gramEnd"/>
+      <w:r>
+        <w:rPr>
+          <w:rStyle w:val="AttributeTok"/>
+        </w:rPr>
+        <w:t xml:space="preserve"> =</w:t>
       </w:r>
       <w:r>
         <w:rPr>
@@ -1307,13 +1715,14 @@
           <w:left w:w="144" w:type="dxa"/>
           <w:right w:w="144" w:type="dxa"/>
         </w:tblCellMar>
-        <w:tblLook w:val="0000" w:firstRow="0" w:lastRow="0" w:firstColumn="0" w:lastColumn="0" w:noHBand="0" w:noVBand="0"/>
+        <w:tblLook w:val="0020" w:firstRow="1" w:lastRow="0" w:firstColumn="0" w:lastColumn="0" w:noHBand="0" w:noVBand="0"/>
       </w:tblPr>
       <w:tblGrid>
-        <w:gridCol w:w="9648"/>
+        <w:gridCol w:w="9325"/>
       </w:tblGrid>
       <w:tr>
         <w:trPr>
+          <w:cnfStyle w:val="100000000000" w:firstRow="1" w:lastRow="0" w:firstColumn="0" w:lastColumn="0" w:oddVBand="0" w:evenVBand="0" w:oddHBand="0" w:evenHBand="0" w:firstRowFirstColumn="0" w:firstRowLastColumn="0" w:lastRowFirstColumn="0" w:lastRowLastColumn="0"/>
           <w:cantSplit/>
         </w:trPr>
         <w:tc>
@@ -1331,52 +1740,6 @@
               <w:spacing w:before="0" w:after="0"/>
               <w:textAlignment w:val="center"/>
             </w:pPr>
-            <w:r>
-              <w:rPr>
-                <w:noProof/>
-              </w:rPr>
-              <w:drawing>
-                <wp:inline distT="0" distB="0" distL="0" distR="0" wp14:anchorId="616484F1" wp14:editId="684D0AA2">
-                  <wp:extent cx="152400" cy="152400"/>
-                  <wp:effectExtent l="0" t="0" r="0" b="0"/>
-                  <wp:docPr id="29" name="Picture"/>
-                  <wp:cNvGraphicFramePr/>
-                  <a:graphic xmlns:a="http://schemas.openxmlformats.org/drawingml/2006/main">
-                    <a:graphicData uri="http://schemas.openxmlformats.org/drawingml/2006/picture">
-                      <pic:pic xmlns:pic="http://schemas.openxmlformats.org/drawingml/2006/picture">
-                        <pic:nvPicPr>
-                          <pic:cNvPr id="30" name="Picture" descr="/Applications/RStudio.app/Contents/Resources/app/quarto/share/formats/docx/note.png"/>
-                          <pic:cNvPicPr>
-                            <a:picLocks noChangeAspect="1" noChangeArrowheads="1"/>
-                          </pic:cNvPicPr>
-                        </pic:nvPicPr>
-                        <pic:blipFill>
-                          <a:blip r:embed="rId5"/>
-                          <a:stretch>
-                            <a:fillRect/>
-                          </a:stretch>
-                        </pic:blipFill>
-                        <pic:spPr bwMode="auto">
-                          <a:xfrm>
-                            <a:off x="0" y="0"/>
-                            <a:ext cx="152400" cy="152400"/>
-                          </a:xfrm>
-                          <a:prstGeom prst="rect">
-                            <a:avLst/>
-                          </a:prstGeom>
-                          <a:noFill/>
-                          <a:ln w="9525">
-                            <a:noFill/>
-                            <a:headEnd/>
-                            <a:tailEnd/>
-                          </a:ln>
-                        </pic:spPr>
-                      </pic:pic>
-                    </a:graphicData>
-                  </a:graphic>
-                </wp:inline>
-              </w:drawing>
-            </w:r>
             <w:r>
               <w:t xml:space="preserve">  Function notation with </w:t>
             </w:r>
@@ -1409,11 +1772,19 @@
             <w:r>
               <w:t xml:space="preserve">Here, we define the function together with its associated package. We do that by the syntax </w:t>
             </w:r>
+            <w:proofErr w:type="gramStart"/>
             <w:r>
               <w:rPr>
                 <w:rStyle w:val="VerbatimChar"/>
               </w:rPr>
-              <w:t>package::function</w:t>
+              <w:t>package::</w:t>
+            </w:r>
+            <w:proofErr w:type="gramEnd"/>
+            <w:r>
+              <w:rPr>
+                <w:rStyle w:val="VerbatimChar"/>
+              </w:rPr>
+              <w:t>function</w:t>
             </w:r>
             <w:r>
               <w:t xml:space="preserve">. Of course, you can also call </w:t>
@@ -1422,10 +1793,21 @@
               <w:rPr>
                 <w:rStyle w:val="VerbatimChar"/>
               </w:rPr>
-              <w:t>library(package)</w:t>
-            </w:r>
-            <w:r>
-              <w:t>, and only type the function name. Since we use many different packages in this course, it can be confusing which function comes from which package. Therefore, we chose to always associate the package with the called function.</w:t>
+              <w:t>library(package</w:t>
+            </w:r>
+            <w:proofErr w:type="gramStart"/>
+            <w:r>
+              <w:rPr>
+                <w:rStyle w:val="VerbatimChar"/>
+              </w:rPr>
+              <w:t>)</w:t>
+            </w:r>
+            <w:r>
+              <w:t>, and</w:t>
+            </w:r>
+            <w:proofErr w:type="gramEnd"/>
+            <w:r>
+              <w:t xml:space="preserve"> only type the function name. Since we use many different packages in this course, it can be confusing which function comes from which package. Therefore, we chose to always associate the package with the called function.</w:t>
             </w:r>
           </w:p>
         </w:tc>
@@ -1454,13 +1836,14 @@
           <w:left w:w="144" w:type="dxa"/>
           <w:right w:w="144" w:type="dxa"/>
         </w:tblCellMar>
-        <w:tblLook w:val="0000" w:firstRow="0" w:lastRow="0" w:firstColumn="0" w:lastColumn="0" w:noHBand="0" w:noVBand="0"/>
+        <w:tblLook w:val="0020" w:firstRow="1" w:lastRow="0" w:firstColumn="0" w:lastColumn="0" w:noHBand="0" w:noVBand="0"/>
       </w:tblPr>
       <w:tblGrid>
-        <w:gridCol w:w="9648"/>
+        <w:gridCol w:w="9325"/>
       </w:tblGrid>
       <w:tr>
         <w:trPr>
+          <w:cnfStyle w:val="100000000000" w:firstRow="1" w:lastRow="0" w:firstColumn="0" w:lastColumn="0" w:oddVBand="0" w:evenVBand="0" w:oddHBand="0" w:evenHBand="0" w:firstRowFirstColumn="0" w:firstRowLastColumn="0" w:lastRowFirstColumn="0" w:lastRowLastColumn="0"/>
           <w:cantSplit/>
         </w:trPr>
         <w:tc>
@@ -1478,52 +1861,6 @@
               <w:spacing w:before="0" w:after="0"/>
               <w:textAlignment w:val="center"/>
             </w:pPr>
-            <w:r>
-              <w:rPr>
-                <w:noProof/>
-              </w:rPr>
-              <w:drawing>
-                <wp:inline distT="0" distB="0" distL="0" distR="0" wp14:anchorId="6E9DD712" wp14:editId="3850AECC">
-                  <wp:extent cx="152400" cy="152400"/>
-                  <wp:effectExtent l="0" t="0" r="0" b="0"/>
-                  <wp:docPr id="32" name="Picture"/>
-                  <wp:cNvGraphicFramePr/>
-                  <a:graphic xmlns:a="http://schemas.openxmlformats.org/drawingml/2006/main">
-                    <a:graphicData uri="http://schemas.openxmlformats.org/drawingml/2006/picture">
-                      <pic:pic xmlns:pic="http://schemas.openxmlformats.org/drawingml/2006/picture">
-                        <pic:nvPicPr>
-                          <pic:cNvPr id="33" name="Picture" descr="/Applications/RStudio.app/Contents/Resources/app/quarto/share/formats/docx/important.png"/>
-                          <pic:cNvPicPr>
-                            <a:picLocks noChangeAspect="1" noChangeArrowheads="1"/>
-                          </pic:cNvPicPr>
-                        </pic:nvPicPr>
-                        <pic:blipFill>
-                          <a:blip r:embed="rId9"/>
-                          <a:stretch>
-                            <a:fillRect/>
-                          </a:stretch>
-                        </pic:blipFill>
-                        <pic:spPr bwMode="auto">
-                          <a:xfrm>
-                            <a:off x="0" y="0"/>
-                            <a:ext cx="152400" cy="152400"/>
-                          </a:xfrm>
-                          <a:prstGeom prst="rect">
-                            <a:avLst/>
-                          </a:prstGeom>
-                          <a:noFill/>
-                          <a:ln w="9525">
-                            <a:noFill/>
-                            <a:headEnd/>
-                            <a:tailEnd/>
-                          </a:ln>
-                        </pic:spPr>
-                      </pic:pic>
-                    </a:graphicData>
-                  </a:graphic>
-                </wp:inline>
-              </w:drawing>
-            </w:r>
             <w:r>
               <w:t xml:space="preserve">  Exercise</w:t>
             </w:r>
@@ -1550,21 +1887,25 @@
             <w:r>
               <w:t xml:space="preserve">check what’s in the </w:t>
             </w:r>
+            <w:proofErr w:type="spellStart"/>
             <w:r>
               <w:rPr>
                 <w:rStyle w:val="VerbatimChar"/>
               </w:rPr>
               <w:t>seu</w:t>
             </w:r>
+            <w:proofErr w:type="spellEnd"/>
             <w:r>
               <w:t xml:space="preserve"> object, by typing </w:t>
             </w:r>
+            <w:proofErr w:type="spellStart"/>
             <w:r>
               <w:rPr>
                 <w:rStyle w:val="VerbatimChar"/>
               </w:rPr>
               <w:t>seu</w:t>
             </w:r>
+            <w:proofErr w:type="spellEnd"/>
             <w:r>
               <w:t xml:space="preserve"> in the R console. How many features are in there? And how many cells?</w:t>
             </w:r>
@@ -1595,13 +1936,14 @@
           <w:left w:w="144" w:type="dxa"/>
           <w:right w:w="144" w:type="dxa"/>
         </w:tblCellMar>
-        <w:tblLook w:val="0000" w:firstRow="0" w:lastRow="0" w:firstColumn="0" w:lastColumn="0" w:noHBand="0" w:noVBand="0"/>
+        <w:tblLook w:val="0020" w:firstRow="1" w:lastRow="0" w:firstColumn="0" w:lastColumn="0" w:noHBand="0" w:noVBand="0"/>
       </w:tblPr>
       <w:tblGrid>
-        <w:gridCol w:w="9648"/>
+        <w:gridCol w:w="9325"/>
       </w:tblGrid>
       <w:tr>
         <w:trPr>
+          <w:cnfStyle w:val="100000000000" w:firstRow="1" w:lastRow="0" w:firstColumn="0" w:lastColumn="0" w:oddVBand="0" w:evenVBand="0" w:oddHBand="0" w:evenHBand="0" w:firstRowFirstColumn="0" w:firstRowLastColumn="0" w:lastRowFirstColumn="0" w:lastRowLastColumn="0"/>
           <w:cantSplit/>
         </w:trPr>
         <w:tc>
@@ -1619,52 +1961,6 @@
               <w:spacing w:before="0" w:after="0"/>
               <w:textAlignment w:val="center"/>
             </w:pPr>
-            <w:r>
-              <w:rPr>
-                <w:noProof/>
-              </w:rPr>
-              <w:drawing>
-                <wp:inline distT="0" distB="0" distL="0" distR="0" wp14:anchorId="0A4E991C" wp14:editId="04548837">
-                  <wp:extent cx="152400" cy="152400"/>
-                  <wp:effectExtent l="0" t="0" r="0" b="0"/>
-                  <wp:docPr id="34" name="Picture"/>
-                  <wp:cNvGraphicFramePr/>
-                  <a:graphic xmlns:a="http://schemas.openxmlformats.org/drawingml/2006/main">
-                    <a:graphicData uri="http://schemas.openxmlformats.org/drawingml/2006/picture">
-                      <pic:pic xmlns:pic="http://schemas.openxmlformats.org/drawingml/2006/picture">
-                        <pic:nvPicPr>
-                          <pic:cNvPr id="35" name="Picture" descr="/Applications/RStudio.app/Contents/Resources/app/quarto/share/formats/docx/tip.png"/>
-                          <pic:cNvPicPr>
-                            <a:picLocks noChangeAspect="1" noChangeArrowheads="1"/>
-                          </pic:cNvPicPr>
-                        </pic:nvPicPr>
-                        <pic:blipFill>
-                          <a:blip r:embed="rId7"/>
-                          <a:stretch>
-                            <a:fillRect/>
-                          </a:stretch>
-                        </pic:blipFill>
-                        <pic:spPr bwMode="auto">
-                          <a:xfrm>
-                            <a:off x="0" y="0"/>
-                            <a:ext cx="152400" cy="152400"/>
-                          </a:xfrm>
-                          <a:prstGeom prst="rect">
-                            <a:avLst/>
-                          </a:prstGeom>
-                          <a:noFill/>
-                          <a:ln w="9525">
-                            <a:noFill/>
-                            <a:headEnd/>
-                            <a:tailEnd/>
-                          </a:ln>
-                        </pic:spPr>
-                      </pic:pic>
-                    </a:graphicData>
-                  </a:graphic>
-                </wp:inline>
-              </w:drawing>
-            </w:r>
             <w:r>
               <w:t xml:space="preserve">  Answer</w:t>
             </w:r>
@@ -1691,12 +1987,14 @@
             <w:r>
               <w:t xml:space="preserve">Typing </w:t>
             </w:r>
+            <w:proofErr w:type="spellStart"/>
             <w:r>
               <w:rPr>
                 <w:rStyle w:val="VerbatimChar"/>
               </w:rPr>
               <w:t>seu</w:t>
             </w:r>
+            <w:proofErr w:type="spellEnd"/>
             <w:r>
               <w:t xml:space="preserve"> should return:</w:t>
             </w:r>
@@ -1777,12 +2075,14 @@
       <w:r>
         <w:t xml:space="preserve">The </w:t>
       </w:r>
+      <w:proofErr w:type="spellStart"/>
       <w:r>
         <w:rPr>
           <w:rStyle w:val="VerbatimChar"/>
         </w:rPr>
         <w:t>seu</w:t>
       </w:r>
+      <w:proofErr w:type="spellEnd"/>
       <w:r>
         <w:t xml:space="preserve"> object we have created has the class </w:t>
       </w:r>
@@ -1802,13 +2102,50 @@
         <w:t>Seurat</w:t>
       </w:r>
       <w:r>
-        <w:t xml:space="preserve"> object contains exactly the same slots that are specified in the image below (get slot descriptions by typing </w:t>
-      </w:r>
-      <w:r>
-        <w:rPr>
-          <w:rStyle w:val="VerbatimChar"/>
-        </w:rPr>
-        <w:t>?SeuratObject::Seurat</w:t>
+        <w:t xml:space="preserve"> object contains </w:t>
+      </w:r>
+      <w:proofErr w:type="gramStart"/>
+      <w:r>
+        <w:t>exactly the same</w:t>
+      </w:r>
+      <w:proofErr w:type="gramEnd"/>
+      <w:r>
+        <w:t xml:space="preserve"> slots that are specified in the </w:t>
+      </w:r>
+      <w:r>
+        <w:lastRenderedPageBreak/>
+        <w:t xml:space="preserve">image below (get slot descriptions by </w:t>
+      </w:r>
+      <w:proofErr w:type="gramStart"/>
+      <w:r>
+        <w:t xml:space="preserve">typing </w:t>
+      </w:r>
+      <w:r>
+        <w:rPr>
+          <w:rStyle w:val="VerbatimChar"/>
+        </w:rPr>
+        <w:t>?</w:t>
+      </w:r>
+      <w:proofErr w:type="spellStart"/>
+      <w:r>
+        <w:rPr>
+          <w:rStyle w:val="VerbatimChar"/>
+        </w:rPr>
+        <w:t>SeuratObject</w:t>
+      </w:r>
+      <w:proofErr w:type="spellEnd"/>
+      <w:r>
+        <w:rPr>
+          <w:rStyle w:val="VerbatimChar"/>
+        </w:rPr>
+        <w:t>::</w:t>
+      </w:r>
+      <w:proofErr w:type="gramEnd"/>
+      <w:r>
+        <w:rPr>
+          <w:rStyle w:val="VerbatimChar"/>
+        </w:rPr>
+        <w:t>Seurat</w:t>
       </w:r>
       <w:r>
         <w:t xml:space="preserve">). You can get the information inside a slot with </w:t>
@@ -1831,14 +2168,24 @@
       <w:r>
         <w:t xml:space="preserve"> for lists (e.g. </w:t>
       </w:r>
+      <w:proofErr w:type="spellStart"/>
       <w:r>
         <w:rPr>
           <w:rStyle w:val="VerbatimChar"/>
         </w:rPr>
         <w:t>seu@meta.data</w:t>
       </w:r>
-      <w:r>
-        <w:t xml:space="preserve"> will return the a data frame with information on each cell). Slots can be filled with other R objects, like lists, vectors, data frames or any other class. Here’s an overview of all slots that are in a </w:t>
+      <w:proofErr w:type="spellEnd"/>
+      <w:r>
+        <w:t xml:space="preserve"> will return </w:t>
+      </w:r>
+      <w:proofErr w:type="gramStart"/>
+      <w:r>
+        <w:t>the a</w:t>
+      </w:r>
+      <w:proofErr w:type="gramEnd"/>
+      <w:r>
+        <w:t xml:space="preserve"> data frame with information on each cell). Slots can be filled with other R objects, like lists, vectors, data frames or any other class. Here’s an overview of all slots that are in a </w:t>
       </w:r>
       <w:r>
         <w:rPr>
@@ -1858,24 +2205,23 @@
         <w:rPr>
           <w:noProof/>
         </w:rPr>
-        <w:lastRenderedPageBreak/>
         <w:drawing>
-          <wp:inline distT="0" distB="0" distL="0" distR="0" wp14:anchorId="39FA4C92" wp14:editId="5258456B">
+          <wp:inline distT="0" distB="0" distL="0" distR="0" wp14:anchorId="39FA4C92" wp14:editId="547D1693">
             <wp:extent cx="5334000" cy="4107465"/>
             <wp:effectExtent l="0" t="0" r="0" b="0"/>
-            <wp:docPr id="38" name="Picture"/>
+            <wp:docPr id="38" name="Picture" descr="Screenshot of Seurat object"/>
             <wp:cNvGraphicFramePr/>
             <a:graphic xmlns:a="http://schemas.openxmlformats.org/drawingml/2006/main">
               <a:graphicData uri="http://schemas.openxmlformats.org/drawingml/2006/picture">
                 <pic:pic xmlns:pic="http://schemas.openxmlformats.org/drawingml/2006/picture">
                   <pic:nvPicPr>
-                    <pic:cNvPr id="39" name="Picture" descr="../assets/images/seurat_object.png"/>
+                    <pic:cNvPr id="38" name="Picture" descr="Screenshot of Seurat object"/>
                     <pic:cNvPicPr>
                       <a:picLocks noChangeAspect="1" noChangeArrowheads="1"/>
                     </pic:cNvPicPr>
                   </pic:nvPicPr>
                   <pic:blipFill>
-                    <a:blip r:embed="rId10"/>
+                    <a:blip r:embed="rId7"/>
                     <a:stretch>
                       <a:fillRect/>
                     </a:stretch>
@@ -1975,12 +2321,59 @@
     <w:p>
       <w:pPr>
         <w:pStyle w:val="SourceCode"/>
-      </w:pPr>
-      <w:r>
-        <w:rPr>
-          <w:rStyle w:val="VerbatimChar"/>
-        </w:rPr>
-        <w:t>seurat_object &lt;- Seurat::function(seurat_object)</w:t>
+        <w:rPr>
+          <w:rStyle w:val="VerbatimChar"/>
+        </w:rPr>
+      </w:pPr>
+      <w:proofErr w:type="spellStart"/>
+      <w:r>
+        <w:rPr>
+          <w:rStyle w:val="VerbatimChar"/>
+        </w:rPr>
+        <w:t>seurat_object</w:t>
+      </w:r>
+      <w:proofErr w:type="spellEnd"/>
+      <w:r>
+        <w:rPr>
+          <w:rStyle w:val="VerbatimChar"/>
+        </w:rPr>
+        <w:t xml:space="preserve"> &lt;- </w:t>
+      </w:r>
+      <w:proofErr w:type="gramStart"/>
+      <w:r>
+        <w:rPr>
+          <w:rStyle w:val="VerbatimChar"/>
+        </w:rPr>
+        <w:t>Seurat::</w:t>
+      </w:r>
+      <w:proofErr w:type="gramEnd"/>
+      <w:r>
+        <w:rPr>
+          <w:rStyle w:val="VerbatimChar"/>
+        </w:rPr>
+        <w:t>function(</w:t>
+      </w:r>
+      <w:proofErr w:type="spellStart"/>
+      <w:r>
+        <w:rPr>
+          <w:rStyle w:val="VerbatimChar"/>
+        </w:rPr>
+        <w:t>seurat_object</w:t>
+      </w:r>
+      <w:proofErr w:type="spellEnd"/>
+      <w:r>
+        <w:rPr>
+          <w:rStyle w:val="VerbatimChar"/>
+        </w:rPr>
+        <w:t>)</w:t>
+      </w:r>
+    </w:p>
+    <w:p>
+      <w:pPr>
+        <w:pStyle w:val="SourceCode"/>
+      </w:pPr>
+      <w:r>
+        <w:t>Code ends here:</w:t>
       </w:r>
     </w:p>
     <w:p>
@@ -1988,18 +2381,27 @@
         <w:pStyle w:val="FirstParagraph"/>
       </w:pPr>
       <w:r>
-        <w:t xml:space="preserve">So, the function takes an object as input and we assign it to an object with the same name. Meaning that we overwrite the object used as input. This is fine in many cases, because </w:t>
-      </w:r>
-      <w:r>
-        <w:rPr>
-          <w:rStyle w:val="VerbatimChar"/>
-        </w:rPr>
+        <w:t xml:space="preserve">So, the function takes an object as </w:t>
+      </w:r>
+      <w:proofErr w:type="gramStart"/>
+      <w:r>
+        <w:t>input</w:t>
+      </w:r>
+      <w:proofErr w:type="gramEnd"/>
+      <w:r>
+        <w:t xml:space="preserve"> and we assign it to an object with the same name. Meaning that we overwrite the object used as input. This is fine in many cases, because </w:t>
+      </w:r>
+      <w:r>
+        <w:rPr>
+          <w:rStyle w:val="VerbatimChar"/>
+        </w:rPr>
+        <w:lastRenderedPageBreak/>
         <w:t>Seurat</w:t>
       </w:r>
       <w:r>
         <w:t xml:space="preserve"> adds information to the input object, and returns is. We will use this syntax for the first time at </w:t>
       </w:r>
-      <w:hyperlink r:id="rId11">
+      <w:hyperlink r:id="rId8">
         <w:r>
           <w:rPr>
             <w:rStyle w:val="Hyperlink"/>
@@ -2026,13 +2428,14 @@
           <w:left w:w="144" w:type="dxa"/>
           <w:right w:w="144" w:type="dxa"/>
         </w:tblCellMar>
-        <w:tblLook w:val="0000" w:firstRow="0" w:lastRow="0" w:firstColumn="0" w:lastColumn="0" w:noHBand="0" w:noVBand="0"/>
+        <w:tblLook w:val="0020" w:firstRow="1" w:lastRow="0" w:firstColumn="0" w:lastColumn="0" w:noHBand="0" w:noVBand="0"/>
       </w:tblPr>
       <w:tblGrid>
-        <w:gridCol w:w="9648"/>
+        <w:gridCol w:w="9325"/>
       </w:tblGrid>
       <w:tr>
         <w:trPr>
+          <w:cnfStyle w:val="100000000000" w:firstRow="1" w:lastRow="0" w:firstColumn="0" w:lastColumn="0" w:oddVBand="0" w:evenVBand="0" w:oddHBand="0" w:evenHBand="0" w:firstRowFirstColumn="0" w:firstRowLastColumn="0" w:lastRowFirstColumn="0" w:lastRowLastColumn="0"/>
           <w:cantSplit/>
         </w:trPr>
         <w:tc>
@@ -2050,52 +2453,6 @@
               <w:spacing w:before="0" w:after="0"/>
               <w:textAlignment w:val="center"/>
             </w:pPr>
-            <w:r>
-              <w:rPr>
-                <w:noProof/>
-              </w:rPr>
-              <w:drawing>
-                <wp:inline distT="0" distB="0" distL="0" distR="0" wp14:anchorId="1F6C058C" wp14:editId="0E1D8003">
-                  <wp:extent cx="152400" cy="152400"/>
-                  <wp:effectExtent l="0" t="0" r="0" b="0"/>
-                  <wp:docPr id="41" name="Picture"/>
-                  <wp:cNvGraphicFramePr/>
-                  <a:graphic xmlns:a="http://schemas.openxmlformats.org/drawingml/2006/main">
-                    <a:graphicData uri="http://schemas.openxmlformats.org/drawingml/2006/picture">
-                      <pic:pic xmlns:pic="http://schemas.openxmlformats.org/drawingml/2006/picture">
-                        <pic:nvPicPr>
-                          <pic:cNvPr id="42" name="Picture" descr="/Applications/RStudio.app/Contents/Resources/app/quarto/share/formats/docx/note.png"/>
-                          <pic:cNvPicPr>
-                            <a:picLocks noChangeAspect="1" noChangeArrowheads="1"/>
-                          </pic:cNvPicPr>
-                        </pic:nvPicPr>
-                        <pic:blipFill>
-                          <a:blip r:embed="rId5"/>
-                          <a:stretch>
-                            <a:fillRect/>
-                          </a:stretch>
-                        </pic:blipFill>
-                        <pic:spPr bwMode="auto">
-                          <a:xfrm>
-                            <a:off x="0" y="0"/>
-                            <a:ext cx="152400" cy="152400"/>
-                          </a:xfrm>
-                          <a:prstGeom prst="rect">
-                            <a:avLst/>
-                          </a:prstGeom>
-                          <a:noFill/>
-                          <a:ln w="9525">
-                            <a:noFill/>
-                            <a:headEnd/>
-                            <a:tailEnd/>
-                          </a:ln>
-                        </pic:spPr>
-                      </pic:pic>
-                    </a:graphicData>
-                  </a:graphic>
-                </wp:inline>
-              </w:drawing>
-            </w:r>
             <w:r>
               <w:t xml:space="preserve">  Getting specific information out of the </w:t>
             </w:r>
@@ -2128,9 +2485,21 @@
               <w:pStyle w:val="BodyText"/>
               <w:spacing w:before="16" w:after="16"/>
             </w:pPr>
-            <w:r>
-              <w:lastRenderedPageBreak/>
-              <w:t xml:space="preserve">In order to get specific data you can use the </w:t>
+            <w:proofErr w:type="gramStart"/>
+            <w:r>
+              <w:t>In order to</w:t>
+            </w:r>
+            <w:proofErr w:type="gramEnd"/>
+            <w:r>
+              <w:t xml:space="preserve"> get specific </w:t>
+            </w:r>
+            <w:proofErr w:type="gramStart"/>
+            <w:r>
+              <w:t>data</w:t>
+            </w:r>
+            <w:proofErr w:type="gramEnd"/>
+            <w:r>
+              <w:t xml:space="preserve"> you can use the </w:t>
             </w:r>
             <w:r>
               <w:rPr>
@@ -2159,25 +2528,57 @@
             <w:r>
               <w:t xml:space="preserve"> comes with a lot of convenience functions, that are easier to use. So, e.g. to get the raw count matrix, you could type </w:t>
             </w:r>
+            <w:proofErr w:type="spellStart"/>
             <w:r>
               <w:rPr>
                 <w:rStyle w:val="VerbatimChar"/>
               </w:rPr>
               <w:t>seu@assays$RNA@layers$counts</w:t>
             </w:r>
+            <w:proofErr w:type="spellEnd"/>
             <w:r>
               <w:t xml:space="preserve">, however, this is equivalent to </w:t>
             </w:r>
+            <w:proofErr w:type="spellStart"/>
+            <w:proofErr w:type="gramStart"/>
             <w:r>
               <w:rPr>
                 <w:rStyle w:val="VerbatimChar"/>
               </w:rPr>
-              <w:t>GetAssayData(object = seu, layer = "counts")</w:t>
+              <w:t>GetAssayData</w:t>
+            </w:r>
+            <w:proofErr w:type="spellEnd"/>
+            <w:r>
+              <w:rPr>
+                <w:rStyle w:val="VerbatimChar"/>
+              </w:rPr>
+              <w:t>(</w:t>
+            </w:r>
+            <w:proofErr w:type="gramEnd"/>
+            <w:r>
+              <w:rPr>
+                <w:rStyle w:val="VerbatimChar"/>
+              </w:rPr>
+              <w:t xml:space="preserve">object = </w:t>
+            </w:r>
+            <w:proofErr w:type="spellStart"/>
+            <w:r>
+              <w:rPr>
+                <w:rStyle w:val="VerbatimChar"/>
+              </w:rPr>
+              <w:t>seu</w:t>
+            </w:r>
+            <w:proofErr w:type="spellEnd"/>
+            <w:r>
+              <w:rPr>
+                <w:rStyle w:val="VerbatimChar"/>
+              </w:rPr>
+              <w:t>, layer = "counts")</w:t>
             </w:r>
             <w:r>
               <w:t xml:space="preserve">. More information on these convenience functions </w:t>
             </w:r>
-            <w:hyperlink r:id="rId12">
+            <w:hyperlink r:id="rId9">
               <w:r>
                 <w:rPr>
                   <w:rStyle w:val="Hyperlink"/>
@@ -2215,13 +2616,14 @@
           <w:left w:w="144" w:type="dxa"/>
           <w:right w:w="144" w:type="dxa"/>
         </w:tblCellMar>
-        <w:tblLook w:val="0000" w:firstRow="0" w:lastRow="0" w:firstColumn="0" w:lastColumn="0" w:noHBand="0" w:noVBand="0"/>
+        <w:tblLook w:val="0020" w:firstRow="1" w:lastRow="0" w:firstColumn="0" w:lastColumn="0" w:noHBand="0" w:noVBand="0"/>
       </w:tblPr>
       <w:tblGrid>
-        <w:gridCol w:w="9648"/>
+        <w:gridCol w:w="9325"/>
       </w:tblGrid>
       <w:tr>
         <w:trPr>
+          <w:cnfStyle w:val="100000000000" w:firstRow="1" w:lastRow="0" w:firstColumn="0" w:lastColumn="0" w:oddVBand="0" w:evenVBand="0" w:oddHBand="0" w:evenHBand="0" w:firstRowFirstColumn="0" w:firstRowLastColumn="0" w:lastRowFirstColumn="0" w:lastRowLastColumn="0"/>
           <w:cantSplit/>
         </w:trPr>
         <w:tc>
@@ -2239,52 +2641,6 @@
               <w:spacing w:before="0" w:after="0"/>
               <w:textAlignment w:val="center"/>
             </w:pPr>
-            <w:r>
-              <w:rPr>
-                <w:noProof/>
-              </w:rPr>
-              <w:drawing>
-                <wp:inline distT="0" distB="0" distL="0" distR="0" wp14:anchorId="1CC4B6C1" wp14:editId="41A3BE6A">
-                  <wp:extent cx="152400" cy="152400"/>
-                  <wp:effectExtent l="0" t="0" r="0" b="0"/>
-                  <wp:docPr id="44" name="Picture"/>
-                  <wp:cNvGraphicFramePr/>
-                  <a:graphic xmlns:a="http://schemas.openxmlformats.org/drawingml/2006/main">
-                    <a:graphicData uri="http://schemas.openxmlformats.org/drawingml/2006/picture">
-                      <pic:pic xmlns:pic="http://schemas.openxmlformats.org/drawingml/2006/picture">
-                        <pic:nvPicPr>
-                          <pic:cNvPr id="45" name="Picture" descr="/Applications/RStudio.app/Contents/Resources/app/quarto/share/formats/docx/important.png"/>
-                          <pic:cNvPicPr>
-                            <a:picLocks noChangeAspect="1" noChangeArrowheads="1"/>
-                          </pic:cNvPicPr>
-                        </pic:nvPicPr>
-                        <pic:blipFill>
-                          <a:blip r:embed="rId9"/>
-                          <a:stretch>
-                            <a:fillRect/>
-                          </a:stretch>
-                        </pic:blipFill>
-                        <pic:spPr bwMode="auto">
-                          <a:xfrm>
-                            <a:off x="0" y="0"/>
-                            <a:ext cx="152400" cy="152400"/>
-                          </a:xfrm>
-                          <a:prstGeom prst="rect">
-                            <a:avLst/>
-                          </a:prstGeom>
-                          <a:noFill/>
-                          <a:ln w="9525">
-                            <a:noFill/>
-                            <a:headEnd/>
-                            <a:tailEnd/>
-                          </a:ln>
-                        </pic:spPr>
-                      </pic:pic>
-                    </a:graphicData>
-                  </a:graphic>
-                </wp:inline>
-              </w:drawing>
-            </w:r>
             <w:r>
               <w:t xml:space="preserve">  Exercise</w:t>
             </w:r>
@@ -2311,12 +2667,14 @@
             <w:r>
               <w:t xml:space="preserve">A. Have a look at the </w:t>
             </w:r>
+            <w:proofErr w:type="spellStart"/>
             <w:r>
               <w:rPr>
                 <w:rStyle w:val="VerbatimChar"/>
               </w:rPr>
               <w:t>seu</w:t>
             </w:r>
+            <w:proofErr w:type="spellEnd"/>
             <w:r>
               <w:t xml:space="preserve"> object by running </w:t>
             </w:r>
@@ -2324,7 +2682,21 @@
               <w:rPr>
                 <w:rStyle w:val="VerbatimChar"/>
               </w:rPr>
-              <w:t>View(seu)</w:t>
+              <w:t>View(</w:t>
+            </w:r>
+            <w:proofErr w:type="spellStart"/>
+            <w:r>
+              <w:rPr>
+                <w:rStyle w:val="VerbatimChar"/>
+              </w:rPr>
+              <w:t>seu</w:t>
+            </w:r>
+            <w:proofErr w:type="spellEnd"/>
+            <w:r>
+              <w:rPr>
+                <w:rStyle w:val="VerbatimChar"/>
+              </w:rPr>
+              <w:t>)</w:t>
             </w:r>
             <w:r>
               <w:t xml:space="preserve">. What is in there? What is stored in </w:t>
@@ -2333,8 +2705,16 @@
               <w:rPr>
                 <w:rStyle w:val="VerbatimChar"/>
               </w:rPr>
-              <w:t>@active.ident</w:t>
-            </w:r>
+              <w:t>@</w:t>
+            </w:r>
+            <w:proofErr w:type="gramStart"/>
+            <w:r>
+              <w:rPr>
+                <w:rStyle w:val="VerbatimChar"/>
+              </w:rPr>
+              <w:t>active.ident</w:t>
+            </w:r>
+            <w:proofErr w:type="gramEnd"/>
             <w:r>
               <w:t>?</w:t>
             </w:r>
@@ -2347,21 +2727,27 @@
             <w:r>
               <w:t xml:space="preserve">B. Have a look at the </w:t>
             </w:r>
+            <w:proofErr w:type="spellStart"/>
+            <w:proofErr w:type="gramStart"/>
             <w:r>
               <w:rPr>
                 <w:rStyle w:val="VerbatimChar"/>
               </w:rPr>
               <w:t>data.frame</w:t>
             </w:r>
+            <w:proofErr w:type="spellEnd"/>
+            <w:proofErr w:type="gramEnd"/>
             <w:r>
               <w:t xml:space="preserve"> stored at </w:t>
             </w:r>
+            <w:proofErr w:type="spellStart"/>
             <w:r>
               <w:rPr>
                 <w:rStyle w:val="VerbatimChar"/>
               </w:rPr>
               <w:t>seu@meta.data</w:t>
             </w:r>
+            <w:proofErr w:type="spellEnd"/>
             <w:r>
               <w:t xml:space="preserve"> what kind of information is in there?</w:t>
             </w:r>
@@ -2392,13 +2778,14 @@
           <w:left w:w="144" w:type="dxa"/>
           <w:right w:w="144" w:type="dxa"/>
         </w:tblCellMar>
-        <w:tblLook w:val="0000" w:firstRow="0" w:lastRow="0" w:firstColumn="0" w:lastColumn="0" w:noHBand="0" w:noVBand="0"/>
+        <w:tblLook w:val="0020" w:firstRow="1" w:lastRow="0" w:firstColumn="0" w:lastColumn="0" w:noHBand="0" w:noVBand="0"/>
       </w:tblPr>
       <w:tblGrid>
-        <w:gridCol w:w="9648"/>
+        <w:gridCol w:w="9325"/>
       </w:tblGrid>
       <w:tr>
         <w:trPr>
+          <w:cnfStyle w:val="100000000000" w:firstRow="1" w:lastRow="0" w:firstColumn="0" w:lastColumn="0" w:oddVBand="0" w:evenVBand="0" w:oddHBand="0" w:evenHBand="0" w:firstRowFirstColumn="0" w:firstRowLastColumn="0" w:lastRowFirstColumn="0" w:lastRowLastColumn="0"/>
           <w:cantSplit/>
         </w:trPr>
         <w:tc>
@@ -2416,52 +2803,6 @@
               <w:spacing w:before="0" w:after="0"/>
               <w:textAlignment w:val="center"/>
             </w:pPr>
-            <w:r>
-              <w:rPr>
-                <w:noProof/>
-              </w:rPr>
-              <w:drawing>
-                <wp:inline distT="0" distB="0" distL="0" distR="0" wp14:anchorId="41CCBA1B" wp14:editId="660C703A">
-                  <wp:extent cx="152400" cy="152400"/>
-                  <wp:effectExtent l="0" t="0" r="0" b="0"/>
-                  <wp:docPr id="46" name="Picture"/>
-                  <wp:cNvGraphicFramePr/>
-                  <a:graphic xmlns:a="http://schemas.openxmlformats.org/drawingml/2006/main">
-                    <a:graphicData uri="http://schemas.openxmlformats.org/drawingml/2006/picture">
-                      <pic:pic xmlns:pic="http://schemas.openxmlformats.org/drawingml/2006/picture">
-                        <pic:nvPicPr>
-                          <pic:cNvPr id="47" name="Picture" descr="/Applications/RStudio.app/Contents/Resources/app/quarto/share/formats/docx/tip.png"/>
-                          <pic:cNvPicPr>
-                            <a:picLocks noChangeAspect="1" noChangeArrowheads="1"/>
-                          </pic:cNvPicPr>
-                        </pic:nvPicPr>
-                        <pic:blipFill>
-                          <a:blip r:embed="rId7"/>
-                          <a:stretch>
-                            <a:fillRect/>
-                          </a:stretch>
-                        </pic:blipFill>
-                        <pic:spPr bwMode="auto">
-                          <a:xfrm>
-                            <a:off x="0" y="0"/>
-                            <a:ext cx="152400" cy="152400"/>
-                          </a:xfrm>
-                          <a:prstGeom prst="rect">
-                            <a:avLst/>
-                          </a:prstGeom>
-                          <a:noFill/>
-                          <a:ln w="9525">
-                            <a:noFill/>
-                            <a:headEnd/>
-                            <a:tailEnd/>
-                          </a:ln>
-                        </pic:spPr>
-                      </pic:pic>
-                    </a:graphicData>
-                  </a:graphic>
-                </wp:inline>
-              </w:drawing>
-            </w:r>
             <w:r>
               <w:t xml:space="preserve">  Answer</w:t>
             </w:r>
@@ -2501,8 +2842,16 @@
               <w:rPr>
                 <w:rStyle w:val="VerbatimChar"/>
               </w:rPr>
-              <w:t>@active.ident</w:t>
-            </w:r>
+              <w:t>@</w:t>
+            </w:r>
+            <w:proofErr w:type="gramStart"/>
+            <w:r>
+              <w:rPr>
+                <w:rStyle w:val="VerbatimChar"/>
+              </w:rPr>
+              <w:t>active.ident</w:t>
+            </w:r>
+            <w:proofErr w:type="gramEnd"/>
             <w:r>
               <w:t xml:space="preserve"> contains data specifying the samples, e.g. </w:t>
             </w:r>
@@ -2510,7 +2859,21 @@
               <w:rPr>
                 <w:rStyle w:val="VerbatimChar"/>
               </w:rPr>
-              <w:t>table(seu@active.ident)</w:t>
+              <w:t>table(</w:t>
+            </w:r>
+            <w:proofErr w:type="spellStart"/>
+            <w:r>
+              <w:rPr>
+                <w:rStyle w:val="VerbatimChar"/>
+              </w:rPr>
+              <w:t>seu@active.ident</w:t>
+            </w:r>
+            <w:proofErr w:type="spellEnd"/>
+            <w:r>
+              <w:rPr>
+                <w:rStyle w:val="VerbatimChar"/>
+              </w:rPr>
+              <w:t>)</w:t>
             </w:r>
             <w:r>
               <w:t xml:space="preserve"> returns:</w:t>
@@ -2565,7 +2928,21 @@
               <w:rPr>
                 <w:rStyle w:val="VerbatimChar"/>
               </w:rPr>
-              <w:t>head(seu@meta.data)</w:t>
+              <w:t>head(</w:t>
+            </w:r>
+            <w:proofErr w:type="spellStart"/>
+            <w:r>
+              <w:rPr>
+                <w:rStyle w:val="VerbatimChar"/>
+              </w:rPr>
+              <w:t>seu@meta.data</w:t>
+            </w:r>
+            <w:proofErr w:type="spellEnd"/>
+            <w:r>
+              <w:rPr>
+                <w:rStyle w:val="VerbatimChar"/>
+              </w:rPr>
+              <w:t>)</w:t>
             </w:r>
             <w:r>
               <w:t xml:space="preserve"> returns:</w:t>
@@ -2579,8 +2956,46 @@
               <w:rPr>
                 <w:rStyle w:val="VerbatimChar"/>
               </w:rPr>
-              <w:t xml:space="preserve">                            orig.ident nCount_RNA nFeature_RNA</w:t>
-            </w:r>
+              <w:t xml:space="preserve">                            </w:t>
+            </w:r>
+            <w:proofErr w:type="spellStart"/>
+            <w:proofErr w:type="gramStart"/>
+            <w:r>
+              <w:rPr>
+                <w:rStyle w:val="VerbatimChar"/>
+              </w:rPr>
+              <w:t>orig.ident</w:t>
+            </w:r>
+            <w:proofErr w:type="spellEnd"/>
+            <w:proofErr w:type="gramEnd"/>
+            <w:r>
+              <w:rPr>
+                <w:rStyle w:val="VerbatimChar"/>
+              </w:rPr>
+              <w:t xml:space="preserve"> </w:t>
+            </w:r>
+            <w:proofErr w:type="spellStart"/>
+            <w:r>
+              <w:rPr>
+                <w:rStyle w:val="VerbatimChar"/>
+              </w:rPr>
+              <w:t>nCount_RNA</w:t>
+            </w:r>
+            <w:proofErr w:type="spellEnd"/>
+            <w:r>
+              <w:rPr>
+                <w:rStyle w:val="VerbatimChar"/>
+              </w:rPr>
+              <w:t xml:space="preserve"> </w:t>
+            </w:r>
+            <w:proofErr w:type="spellStart"/>
+            <w:r>
+              <w:rPr>
+                <w:rStyle w:val="VerbatimChar"/>
+              </w:rPr>
+              <w:t>nFeature_RNA</w:t>
+            </w:r>
+            <w:proofErr w:type="spellEnd"/>
             <w:r>
               <w:br/>
             </w:r>
@@ -2652,12 +3067,14 @@
                 <w:numId w:val="4"/>
               </w:numPr>
             </w:pPr>
+            <w:proofErr w:type="spellStart"/>
             <w:r>
               <w:rPr>
                 <w:rStyle w:val="VerbatimChar"/>
               </w:rPr>
               <w:t>orig_ident</w:t>
             </w:r>
+            <w:proofErr w:type="spellEnd"/>
             <w:r>
               <w:t>: the original identity (origin) of a cell.</w:t>
             </w:r>
@@ -2670,12 +3087,14 @@
                 <w:numId w:val="4"/>
               </w:numPr>
             </w:pPr>
+            <w:proofErr w:type="spellStart"/>
             <w:r>
               <w:rPr>
                 <w:rStyle w:val="VerbatimChar"/>
               </w:rPr>
               <w:t>nCount_RNA</w:t>
             </w:r>
+            <w:proofErr w:type="spellEnd"/>
             <w:r>
               <w:t>: the number of reads assigned to a cell.</w:t>
             </w:r>
@@ -2688,12 +3107,14 @@
                 <w:numId w:val="4"/>
               </w:numPr>
             </w:pPr>
+            <w:proofErr w:type="spellStart"/>
             <w:r>
               <w:rPr>
                 <w:rStyle w:val="VerbatimChar"/>
               </w:rPr>
               <w:t>nFeature_RNA</w:t>
             </w:r>
+            <w:proofErr w:type="spellEnd"/>
             <w:r>
               <w:t>: the number of expressed features (genes) per cell.</w:t>
             </w:r>
@@ -2752,13 +3173,14 @@
           <w:left w:w="144" w:type="dxa"/>
           <w:right w:w="144" w:type="dxa"/>
         </w:tblCellMar>
-        <w:tblLook w:val="0000" w:firstRow="0" w:lastRow="0" w:firstColumn="0" w:lastColumn="0" w:noHBand="0" w:noVBand="0"/>
+        <w:tblLook w:val="0020" w:firstRow="1" w:lastRow="0" w:firstColumn="0" w:lastColumn="0" w:noHBand="0" w:noVBand="0"/>
       </w:tblPr>
       <w:tblGrid>
-        <w:gridCol w:w="9648"/>
+        <w:gridCol w:w="9325"/>
       </w:tblGrid>
       <w:tr>
         <w:trPr>
+          <w:cnfStyle w:val="100000000000" w:firstRow="1" w:lastRow="0" w:firstColumn="0" w:lastColumn="0" w:oddVBand="0" w:evenVBand="0" w:oddHBand="0" w:evenHBand="0" w:firstRowFirstColumn="0" w:firstRowLastColumn="0" w:lastRowFirstColumn="0" w:lastRowLastColumn="0"/>
           <w:cantSplit/>
         </w:trPr>
         <w:tc>
@@ -2776,52 +3198,6 @@
               <w:spacing w:before="0" w:after="0"/>
               <w:textAlignment w:val="center"/>
             </w:pPr>
-            <w:r>
-              <w:rPr>
-                <w:noProof/>
-              </w:rPr>
-              <w:drawing>
-                <wp:inline distT="0" distB="0" distL="0" distR="0" wp14:anchorId="063A59C9" wp14:editId="0793190A">
-                  <wp:extent cx="152400" cy="152400"/>
-                  <wp:effectExtent l="0" t="0" r="0" b="0"/>
-                  <wp:docPr id="50" name="Picture"/>
-                  <wp:cNvGraphicFramePr/>
-                  <a:graphic xmlns:a="http://schemas.openxmlformats.org/drawingml/2006/main">
-                    <a:graphicData uri="http://schemas.openxmlformats.org/drawingml/2006/picture">
-                      <pic:pic xmlns:pic="http://schemas.openxmlformats.org/drawingml/2006/picture">
-                        <pic:nvPicPr>
-                          <pic:cNvPr id="51" name="Picture" descr="/Applications/RStudio.app/Contents/Resources/app/quarto/share/formats/docx/note.png"/>
-                          <pic:cNvPicPr>
-                            <a:picLocks noChangeAspect="1" noChangeArrowheads="1"/>
-                          </pic:cNvPicPr>
-                        </pic:nvPicPr>
-                        <pic:blipFill>
-                          <a:blip r:embed="rId5"/>
-                          <a:stretch>
-                            <a:fillRect/>
-                          </a:stretch>
-                        </pic:blipFill>
-                        <pic:spPr bwMode="auto">
-                          <a:xfrm>
-                            <a:off x="0" y="0"/>
-                            <a:ext cx="152400" cy="152400"/>
-                          </a:xfrm>
-                          <a:prstGeom prst="rect">
-                            <a:avLst/>
-                          </a:prstGeom>
-                          <a:noFill/>
-                          <a:ln w="9525">
-                            <a:noFill/>
-                            <a:headEnd/>
-                            <a:tailEnd/>
-                          </a:ln>
-                        </pic:spPr>
-                      </pic:pic>
-                    </a:graphicData>
-                  </a:graphic>
-                </wp:inline>
-              </w:drawing>
-            </w:r>
             <w:r>
               <w:t xml:space="preserve">  Note</w:t>
             </w:r>
@@ -2893,12 +3269,16 @@
             <w:r>
               <w:t xml:space="preserve"> returns a </w:t>
             </w:r>
+            <w:proofErr w:type="spellStart"/>
+            <w:proofErr w:type="gramStart"/>
             <w:r>
               <w:rPr>
                 <w:rStyle w:val="VerbatimChar"/>
               </w:rPr>
               <w:t>data.frame</w:t>
             </w:r>
+            <w:proofErr w:type="spellEnd"/>
+            <w:proofErr w:type="gramEnd"/>
             <w:r>
               <w:t>.</w:t>
             </w:r>
@@ -2929,13 +3309,14 @@
           <w:left w:w="144" w:type="dxa"/>
           <w:right w:w="144" w:type="dxa"/>
         </w:tblCellMar>
-        <w:tblLook w:val="0000" w:firstRow="0" w:lastRow="0" w:firstColumn="0" w:lastColumn="0" w:noHBand="0" w:noVBand="0"/>
+        <w:tblLook w:val="0020" w:firstRow="1" w:lastRow="0" w:firstColumn="0" w:lastColumn="0" w:noHBand="0" w:noVBand="0"/>
       </w:tblPr>
       <w:tblGrid>
-        <w:gridCol w:w="9648"/>
+        <w:gridCol w:w="9325"/>
       </w:tblGrid>
       <w:tr>
         <w:trPr>
+          <w:cnfStyle w:val="100000000000" w:firstRow="1" w:lastRow="0" w:firstColumn="0" w:lastColumn="0" w:oddVBand="0" w:evenVBand="0" w:oddHBand="0" w:evenHBand="0" w:firstRowFirstColumn="0" w:firstRowLastColumn="0" w:lastRowFirstColumn="0" w:lastRowLastColumn="0"/>
           <w:cantSplit/>
         </w:trPr>
         <w:tc>
@@ -2953,52 +3334,6 @@
               <w:spacing w:before="0" w:after="0"/>
               <w:textAlignment w:val="center"/>
             </w:pPr>
-            <w:r>
-              <w:rPr>
-                <w:noProof/>
-              </w:rPr>
-              <w:drawing>
-                <wp:inline distT="0" distB="0" distL="0" distR="0" wp14:anchorId="31343DC5" wp14:editId="3C327DB1">
-                  <wp:extent cx="152400" cy="152400"/>
-                  <wp:effectExtent l="0" t="0" r="0" b="0"/>
-                  <wp:docPr id="52" name="Picture"/>
-                  <wp:cNvGraphicFramePr/>
-                  <a:graphic xmlns:a="http://schemas.openxmlformats.org/drawingml/2006/main">
-                    <a:graphicData uri="http://schemas.openxmlformats.org/drawingml/2006/picture">
-                      <pic:pic xmlns:pic="http://schemas.openxmlformats.org/drawingml/2006/picture">
-                        <pic:nvPicPr>
-                          <pic:cNvPr id="53" name="Picture" descr="/Applications/RStudio.app/Contents/Resources/app/quarto/share/formats/docx/important.png"/>
-                          <pic:cNvPicPr>
-                            <a:picLocks noChangeAspect="1" noChangeArrowheads="1"/>
-                          </pic:cNvPicPr>
-                        </pic:nvPicPr>
-                        <pic:blipFill>
-                          <a:blip r:embed="rId9"/>
-                          <a:stretch>
-                            <a:fillRect/>
-                          </a:stretch>
-                        </pic:blipFill>
-                        <pic:spPr bwMode="auto">
-                          <a:xfrm>
-                            <a:off x="0" y="0"/>
-                            <a:ext cx="152400" cy="152400"/>
-                          </a:xfrm>
-                          <a:prstGeom prst="rect">
-                            <a:avLst/>
-                          </a:prstGeom>
-                          <a:noFill/>
-                          <a:ln w="9525">
-                            <a:noFill/>
-                            <a:headEnd/>
-                            <a:tailEnd/>
-                          </a:ln>
-                        </pic:spPr>
-                      </pic:pic>
-                    </a:graphicData>
-                  </a:graphic>
-                </wp:inline>
-              </w:drawing>
-            </w:r>
             <w:r>
               <w:t xml:space="preserve">  Exercise</w:t>
             </w:r>
@@ -3025,21 +3360,25 @@
             <w:r>
               <w:t xml:space="preserve">Generate a histogram of the column </w:t>
             </w:r>
+            <w:proofErr w:type="spellStart"/>
             <w:r>
               <w:rPr>
                 <w:rStyle w:val="VerbatimChar"/>
               </w:rPr>
               <w:t>nCount_RNA</w:t>
             </w:r>
+            <w:proofErr w:type="spellEnd"/>
             <w:r>
               <w:t xml:space="preserve"> at </w:t>
             </w:r>
+            <w:proofErr w:type="spellStart"/>
             <w:r>
               <w:rPr>
                 <w:rStyle w:val="VerbatimChar"/>
               </w:rPr>
               <w:t>seu@meta.data</w:t>
             </w:r>
+            <w:proofErr w:type="spellEnd"/>
             <w:r>
               <w:t xml:space="preserve">, with the base function </w:t>
             </w:r>
@@ -3079,13 +3418,14 @@
           <w:left w:w="144" w:type="dxa"/>
           <w:right w:w="144" w:type="dxa"/>
         </w:tblCellMar>
-        <w:tblLook w:val="0000" w:firstRow="0" w:lastRow="0" w:firstColumn="0" w:lastColumn="0" w:noHBand="0" w:noVBand="0"/>
+        <w:tblLook w:val="0020" w:firstRow="1" w:lastRow="0" w:firstColumn="0" w:lastColumn="0" w:noHBand="0" w:noVBand="0"/>
       </w:tblPr>
       <w:tblGrid>
-        <w:gridCol w:w="9648"/>
+        <w:gridCol w:w="9325"/>
       </w:tblGrid>
       <w:tr>
         <w:trPr>
+          <w:cnfStyle w:val="100000000000" w:firstRow="1" w:lastRow="0" w:firstColumn="0" w:lastColumn="0" w:oddVBand="0" w:evenVBand="0" w:oddHBand="0" w:evenHBand="0" w:firstRowFirstColumn="0" w:firstRowLastColumn="0" w:lastRowFirstColumn="0" w:lastRowLastColumn="0"/>
           <w:cantSplit/>
         </w:trPr>
         <w:tc>
@@ -3103,52 +3443,6 @@
               <w:spacing w:before="0" w:after="0"/>
               <w:textAlignment w:val="center"/>
             </w:pPr>
-            <w:r>
-              <w:rPr>
-                <w:noProof/>
-              </w:rPr>
-              <w:drawing>
-                <wp:inline distT="0" distB="0" distL="0" distR="0" wp14:anchorId="780CC1F2" wp14:editId="1C79482B">
-                  <wp:extent cx="152400" cy="152400"/>
-                  <wp:effectExtent l="0" t="0" r="0" b="0"/>
-                  <wp:docPr id="54" name="Picture"/>
-                  <wp:cNvGraphicFramePr/>
-                  <a:graphic xmlns:a="http://schemas.openxmlformats.org/drawingml/2006/main">
-                    <a:graphicData uri="http://schemas.openxmlformats.org/drawingml/2006/picture">
-                      <pic:pic xmlns:pic="http://schemas.openxmlformats.org/drawingml/2006/picture">
-                        <pic:nvPicPr>
-                          <pic:cNvPr id="55" name="Picture" descr="/Applications/RStudio.app/Contents/Resources/app/quarto/share/formats/docx/tip.png"/>
-                          <pic:cNvPicPr>
-                            <a:picLocks noChangeAspect="1" noChangeArrowheads="1"/>
-                          </pic:cNvPicPr>
-                        </pic:nvPicPr>
-                        <pic:blipFill>
-                          <a:blip r:embed="rId7"/>
-                          <a:stretch>
-                            <a:fillRect/>
-                          </a:stretch>
-                        </pic:blipFill>
-                        <pic:spPr bwMode="auto">
-                          <a:xfrm>
-                            <a:off x="0" y="0"/>
-                            <a:ext cx="152400" cy="152400"/>
-                          </a:xfrm>
-                          <a:prstGeom prst="rect">
-                            <a:avLst/>
-                          </a:prstGeom>
-                          <a:noFill/>
-                          <a:ln w="9525">
-                            <a:noFill/>
-                            <a:headEnd/>
-                            <a:tailEnd/>
-                          </a:ln>
-                        </pic:spPr>
-                      </pic:pic>
-                    </a:graphicData>
-                  </a:graphic>
-                </wp:inline>
-              </w:drawing>
-            </w:r>
             <w:r>
               <w:t xml:space="preserve">  Answer</w:t>
             </w:r>
@@ -3182,7 +3476,14 @@
               <w:rPr>
                 <w:rStyle w:val="NormalTok"/>
               </w:rPr>
-              <w:t>(seu</w:t>
+              <w:t>(</w:t>
+            </w:r>
+            <w:proofErr w:type="spellStart"/>
+            <w:r>
+              <w:rPr>
+                <w:rStyle w:val="NormalTok"/>
+              </w:rPr>
+              <w:t>seu</w:t>
             </w:r>
             <w:r>
               <w:rPr>
@@ -3194,7 +3495,14 @@
               <w:rPr>
                 <w:rStyle w:val="NormalTok"/>
               </w:rPr>
-              <w:t>nCount_RNA)</w:t>
+              <w:t>nCount_RNA</w:t>
+            </w:r>
+            <w:proofErr w:type="spellEnd"/>
+            <w:r>
+              <w:rPr>
+                <w:rStyle w:val="NormalTok"/>
+              </w:rPr>
+              <w:t>)</w:t>
             </w:r>
           </w:p>
           <w:p>
@@ -3206,22 +3514,22 @@
                 <w:noProof/>
               </w:rPr>
               <w:drawing>
-                <wp:inline distT="0" distB="0" distL="0" distR="0" wp14:anchorId="73D258A2" wp14:editId="679F35D6">
+                <wp:inline distT="0" distB="0" distL="0" distR="0" wp14:anchorId="73D258A2" wp14:editId="1CF8CACA">
                   <wp:extent cx="5334000" cy="4267200"/>
                   <wp:effectExtent l="0" t="0" r="0" b="0"/>
-                  <wp:docPr id="57" name="Picture"/>
+                  <wp:docPr id="57" name="Picture" descr="Histogram from previous code"/>
                   <wp:cNvGraphicFramePr/>
                   <a:graphic xmlns:a="http://schemas.openxmlformats.org/drawingml/2006/main">
                     <a:graphicData uri="http://schemas.openxmlformats.org/drawingml/2006/picture">
                       <pic:pic xmlns:pic="http://schemas.openxmlformats.org/drawingml/2006/picture">
                         <pic:nvPicPr>
-                          <pic:cNvPr id="58" name="Picture" descr="day1-2_analysis_tools_qc_files/figure-docx/unnamed-chunk-8-1.png"/>
+                          <pic:cNvPr id="57" name="Picture" descr="Histogram from previous code"/>
                           <pic:cNvPicPr>
                             <a:picLocks noChangeAspect="1" noChangeArrowheads="1"/>
                           </pic:cNvPicPr>
                         </pic:nvPicPr>
                         <pic:blipFill>
-                          <a:blip r:embed="rId13"/>
+                          <a:blip r:embed="rId10"/>
                           <a:stretch>
                             <a:fillRect/>
                           </a:stretch>
@@ -3270,7 +3578,14 @@
               <w:rPr>
                 <w:rStyle w:val="NormalTok"/>
               </w:rPr>
-              <w:t>(seu</w:t>
+              <w:t>(</w:t>
+            </w:r>
+            <w:proofErr w:type="spellStart"/>
+            <w:r>
+              <w:rPr>
+                <w:rStyle w:val="NormalTok"/>
+              </w:rPr>
+              <w:t>seu</w:t>
             </w:r>
             <w:r>
               <w:rPr>
@@ -3294,7 +3609,14 @@
               <w:rPr>
                 <w:rStyle w:val="NormalTok"/>
               </w:rPr>
-              <w:t>nCount_RNA)</w:t>
+              <w:t>nCount_RNA</w:t>
+            </w:r>
+            <w:proofErr w:type="spellEnd"/>
+            <w:r>
+              <w:rPr>
+                <w:rStyle w:val="NormalTok"/>
+              </w:rPr>
+              <w:t>)</w:t>
             </w:r>
           </w:p>
           <w:p>
@@ -3305,23 +3627,24 @@
               <w:rPr>
                 <w:noProof/>
               </w:rPr>
+              <w:lastRenderedPageBreak/>
               <w:drawing>
-                <wp:inline distT="0" distB="0" distL="0" distR="0" wp14:anchorId="61E13DAA" wp14:editId="19078451">
+                <wp:inline distT="0" distB="0" distL="0" distR="0" wp14:anchorId="61E13DAA" wp14:editId="68D2CBFC">
                   <wp:extent cx="5334000" cy="4267200"/>
                   <wp:effectExtent l="0" t="0" r="0" b="0"/>
-                  <wp:docPr id="60" name="Picture"/>
+                  <wp:docPr id="60" name="Picture" descr="Histogram from previous code"/>
                   <wp:cNvGraphicFramePr/>
                   <a:graphic xmlns:a="http://schemas.openxmlformats.org/drawingml/2006/main">
                     <a:graphicData uri="http://schemas.openxmlformats.org/drawingml/2006/picture">
                       <pic:pic xmlns:pic="http://schemas.openxmlformats.org/drawingml/2006/picture">
                         <pic:nvPicPr>
-                          <pic:cNvPr id="61" name="Picture" descr="day1-2_analysis_tools_qc_files/figure-docx/unnamed-chunk-9-1.png"/>
+                          <pic:cNvPr id="60" name="Picture" descr="Histogram from previous code"/>
                           <pic:cNvPicPr>
                             <a:picLocks noChangeAspect="1" noChangeArrowheads="1"/>
                           </pic:cNvPicPr>
                         </pic:nvPicPr>
                         <pic:blipFill>
-                          <a:blip r:embed="rId14"/>
+                          <a:blip r:embed="rId11"/>
                           <a:stretch>
                             <a:fillRect/>
                           </a:stretch>
@@ -3368,12 +3691,14 @@
       <w:r>
         <w:t xml:space="preserve"> object, for example </w:t>
       </w:r>
+      <w:proofErr w:type="spellStart"/>
       <w:r>
         <w:rPr>
           <w:rStyle w:val="VerbatimChar"/>
         </w:rPr>
         <w:t>FeatureScatter</w:t>
       </w:r>
+      <w:proofErr w:type="spellEnd"/>
       <w:r>
         <w:t xml:space="preserve">. This function enables you easily draw a scatterplot from a </w:t>
       </w:r>
@@ -3399,6 +3724,7 @@
       <w:pPr>
         <w:pStyle w:val="SourceCode"/>
       </w:pPr>
+      <w:proofErr w:type="gramStart"/>
       <w:r>
         <w:rPr>
           <w:rStyle w:val="NormalTok"/>
@@ -3411,17 +3737,34 @@
         </w:rPr>
         <w:t>::</w:t>
       </w:r>
+      <w:proofErr w:type="spellStart"/>
       <w:r>
         <w:rPr>
           <w:rStyle w:val="FunctionTok"/>
         </w:rPr>
         <w:t>FeatureScatter</w:t>
       </w:r>
-      <w:r>
-        <w:rPr>
-          <w:rStyle w:val="NormalTok"/>
-        </w:rPr>
-        <w:t xml:space="preserve">(seu, </w:t>
+      <w:proofErr w:type="spellEnd"/>
+      <w:r>
+        <w:rPr>
+          <w:rStyle w:val="NormalTok"/>
+        </w:rPr>
+        <w:t>(</w:t>
+      </w:r>
+      <w:proofErr w:type="spellStart"/>
+      <w:proofErr w:type="gramEnd"/>
+      <w:r>
+        <w:rPr>
+          <w:rStyle w:val="NormalTok"/>
+        </w:rPr>
+        <w:t>seu</w:t>
+      </w:r>
+      <w:proofErr w:type="spellEnd"/>
+      <w:r>
+        <w:rPr>
+          <w:rStyle w:val="NormalTok"/>
+        </w:rPr>
+        <w:t xml:space="preserve">, </w:t>
       </w:r>
       <w:r>
         <w:rPr>
@@ -3439,7 +3782,21 @@
         <w:rPr>
           <w:rStyle w:val="StringTok"/>
         </w:rPr>
-        <w:t>"nCount_RNA"</w:t>
+        <w:t>"</w:t>
+      </w:r>
+      <w:proofErr w:type="spellStart"/>
+      <w:r>
+        <w:rPr>
+          <w:rStyle w:val="StringTok"/>
+        </w:rPr>
+        <w:t>nCount_RNA</w:t>
+      </w:r>
+      <w:proofErr w:type="spellEnd"/>
+      <w:r>
+        <w:rPr>
+          <w:rStyle w:val="StringTok"/>
+        </w:rPr>
+        <w:t>"</w:t>
       </w:r>
       <w:r>
         <w:rPr>
@@ -3463,7 +3820,21 @@
         <w:rPr>
           <w:rStyle w:val="StringTok"/>
         </w:rPr>
-        <w:t>"nFeature_RNA"</w:t>
+        <w:t>"</w:t>
+      </w:r>
+      <w:proofErr w:type="spellStart"/>
+      <w:r>
+        <w:rPr>
+          <w:rStyle w:val="StringTok"/>
+        </w:rPr>
+        <w:t>nFeature_RNA</w:t>
+      </w:r>
+      <w:proofErr w:type="spellEnd"/>
+      <w:r>
+        <w:rPr>
+          <w:rStyle w:val="StringTok"/>
+        </w:rPr>
+        <w:t>"</w:t>
       </w:r>
       <w:r>
         <w:rPr>
@@ -3475,12 +3846,51 @@
     <w:p>
       <w:pPr>
         <w:pStyle w:val="SourceCode"/>
-      </w:pPr>
-      <w:r>
-        <w:rPr>
-          <w:rStyle w:val="VerbatimChar"/>
-        </w:rPr>
-        <w:t>Warning: The `slot` argument of `FetchData()` is deprecated as of SeuratObject 5.0.0.</w:t>
+        <w:rPr>
+          <w:rStyle w:val="VerbatimChar"/>
+        </w:rPr>
+      </w:pPr>
+      <w:r>
+        <w:rPr>
+          <w:rStyle w:val="VerbatimChar"/>
+        </w:rPr>
+        <w:t>Warning: The `slot` argument of `</w:t>
+      </w:r>
+      <w:proofErr w:type="spellStart"/>
+      <w:proofErr w:type="gramStart"/>
+      <w:r>
+        <w:rPr>
+          <w:rStyle w:val="VerbatimChar"/>
+        </w:rPr>
+        <w:t>FetchData</w:t>
+      </w:r>
+      <w:proofErr w:type="spellEnd"/>
+      <w:r>
+        <w:rPr>
+          <w:rStyle w:val="VerbatimChar"/>
+        </w:rPr>
+        <w:t>(</w:t>
+      </w:r>
+      <w:proofErr w:type="gramEnd"/>
+      <w:r>
+        <w:rPr>
+          <w:rStyle w:val="VerbatimChar"/>
+        </w:rPr>
+        <w:t xml:space="preserve">)` is deprecated as of </w:t>
+      </w:r>
+      <w:proofErr w:type="spellStart"/>
+      <w:r>
+        <w:rPr>
+          <w:rStyle w:val="VerbatimChar"/>
+        </w:rPr>
+        <w:t>SeuratObject</w:t>
+      </w:r>
+      <w:proofErr w:type="spellEnd"/>
+      <w:r>
+        <w:rPr>
+          <w:rStyle w:val="VerbatimChar"/>
+        </w:rPr>
+        <w:t xml:space="preserve"> 5.0.0.</w:t>
       </w:r>
       <w:r>
         <w:br/>
@@ -3498,7 +3908,21 @@
         <w:rPr>
           <w:rStyle w:val="VerbatimChar"/>
         </w:rPr>
-        <w:t>ℹ The deprecated feature was likely used in the Seurat package.</w:t>
+        <w:t xml:space="preserve">ℹ </w:t>
+      </w:r>
+      <w:proofErr w:type="gramStart"/>
+      <w:r>
+        <w:rPr>
+          <w:rStyle w:val="VerbatimChar"/>
+        </w:rPr>
+        <w:t>The</w:t>
+      </w:r>
+      <w:proofErr w:type="gramEnd"/>
+      <w:r>
+        <w:rPr>
+          <w:rStyle w:val="VerbatimChar"/>
+        </w:rPr>
+        <w:t xml:space="preserve"> deprecated feature was likely used in the Seurat package.</w:t>
       </w:r>
       <w:r>
         <w:br/>
@@ -3512,29 +3936,38 @@
     </w:p>
     <w:p>
       <w:pPr>
+        <w:pStyle w:val="SourceCode"/>
+      </w:pPr>
+      <w:r>
+        <w:t>Code ends here:</w:t>
+      </w:r>
+    </w:p>
+    <w:p>
+      <w:pPr>
         <w:pStyle w:val="FirstParagraph"/>
       </w:pPr>
       <w:r>
         <w:rPr>
           <w:noProof/>
         </w:rPr>
+        <w:lastRenderedPageBreak/>
         <w:drawing>
-          <wp:inline distT="0" distB="0" distL="0" distR="0" wp14:anchorId="506BDDEF" wp14:editId="552DF0BD">
+          <wp:inline distT="0" distB="0" distL="0" distR="0" wp14:anchorId="506BDDEF" wp14:editId="38A7A177">
             <wp:extent cx="5334000" cy="4267200"/>
             <wp:effectExtent l="0" t="0" r="0" b="0"/>
-            <wp:docPr id="63" name="Picture"/>
+            <wp:docPr id="63" name="Picture" descr="Scatterplot from previous code"/>
             <wp:cNvGraphicFramePr/>
             <a:graphic xmlns:a="http://schemas.openxmlformats.org/drawingml/2006/main">
               <a:graphicData uri="http://schemas.openxmlformats.org/drawingml/2006/picture">
                 <pic:pic xmlns:pic="http://schemas.openxmlformats.org/drawingml/2006/picture">
                   <pic:nvPicPr>
-                    <pic:cNvPr id="64" name="Picture" descr="day1-2_analysis_tools_qc_files/figure-docx/unnamed-chunk-10-1.png"/>
+                    <pic:cNvPr id="63" name="Picture" descr="Scatterplot from previous code"/>
                     <pic:cNvPicPr>
                       <a:picLocks noChangeAspect="1" noChangeArrowheads="1"/>
                     </pic:cNvPicPr>
                   </pic:nvPicPr>
                   <pic:blipFill>
-                    <a:blip r:embed="rId15"/>
+                    <a:blip r:embed="rId12"/>
                     <a:stretch>
                       <a:fillRect/>
                     </a:stretch>
@@ -3568,7 +4001,7 @@
       <w:r>
         <w:t xml:space="preserve">You can find a nice overview of such functions </w:t>
       </w:r>
-      <w:hyperlink r:id="rId16">
+      <w:hyperlink r:id="rId13">
         <w:r>
           <w:rPr>
             <w:rStyle w:val="Hyperlink"/>
@@ -3606,21 +4039,25 @@
       <w:r>
         <w:t xml:space="preserve"> object, there were already some quality measures calculated for each cell, namely the total UMI counts per cell (</w:t>
       </w:r>
+      <w:proofErr w:type="spellStart"/>
       <w:r>
         <w:rPr>
           <w:rStyle w:val="VerbatimChar"/>
         </w:rPr>
         <w:t>nCount_RNA</w:t>
       </w:r>
+      <w:proofErr w:type="spellEnd"/>
       <w:r>
         <w:t>) and the total number of detected features per cell (</w:t>
       </w:r>
+      <w:proofErr w:type="spellStart"/>
       <w:r>
         <w:rPr>
           <w:rStyle w:val="VerbatimChar"/>
         </w:rPr>
         <w:t>nFeature_RNA</w:t>
       </w:r>
+      <w:proofErr w:type="spellEnd"/>
       <w:r>
         <w:t>). We can plot those in a violin plot and evaluate their distribution per sample:</w:t>
       </w:r>
@@ -3630,173 +4067,1658 @@
         <w:pStyle w:val="BodyText"/>
       </w:pPr>
       <w:r>
+        <w:t>Code starts here:</w:t>
+      </w:r>
+    </w:p>
+    <w:p>
+      <w:pPr>
+        <w:pStyle w:val="SourceCode"/>
+      </w:pPr>
+      <w:proofErr w:type="gramStart"/>
+      <w:r>
+        <w:rPr>
+          <w:rStyle w:val="NormalTok"/>
+        </w:rPr>
+        <w:t>Seurat</w:t>
+      </w:r>
+      <w:r>
+        <w:rPr>
+          <w:rStyle w:val="SpecialCharTok"/>
+        </w:rPr>
+        <w:t>::</w:t>
+      </w:r>
+      <w:proofErr w:type="spellStart"/>
+      <w:r>
+        <w:rPr>
+          <w:rStyle w:val="FunctionTok"/>
+        </w:rPr>
+        <w:t>VlnPlot</w:t>
+      </w:r>
+      <w:proofErr w:type="spellEnd"/>
+      <w:r>
+        <w:rPr>
+          <w:rStyle w:val="NormalTok"/>
+        </w:rPr>
+        <w:t>(</w:t>
+      </w:r>
+      <w:proofErr w:type="spellStart"/>
+      <w:proofErr w:type="gramEnd"/>
+      <w:r>
+        <w:rPr>
+          <w:rStyle w:val="NormalTok"/>
+        </w:rPr>
+        <w:t>seu</w:t>
+      </w:r>
+      <w:proofErr w:type="spellEnd"/>
+      <w:r>
+        <w:rPr>
+          <w:rStyle w:val="NormalTok"/>
+        </w:rPr>
+        <w:t xml:space="preserve">, </w:t>
+      </w:r>
+      <w:r>
+        <w:rPr>
+          <w:rStyle w:val="AttributeTok"/>
+        </w:rPr>
+        <w:t>features =</w:t>
+      </w:r>
+      <w:r>
+        <w:rPr>
+          <w:rStyle w:val="NormalTok"/>
+        </w:rPr>
+        <w:t xml:space="preserve"> </w:t>
+      </w:r>
+      <w:proofErr w:type="gramStart"/>
+      <w:r>
+        <w:rPr>
+          <w:rStyle w:val="FunctionTok"/>
+        </w:rPr>
+        <w:t>c</w:t>
+      </w:r>
+      <w:r>
+        <w:rPr>
+          <w:rStyle w:val="NormalTok"/>
+        </w:rPr>
+        <w:t>(</w:t>
+      </w:r>
+      <w:proofErr w:type="gramEnd"/>
+      <w:r>
+        <w:rPr>
+          <w:rStyle w:val="StringTok"/>
+        </w:rPr>
+        <w:t>"</w:t>
+      </w:r>
+      <w:proofErr w:type="spellStart"/>
+      <w:r>
+        <w:rPr>
+          <w:rStyle w:val="StringTok"/>
+        </w:rPr>
+        <w:t>nCount_RNA</w:t>
+      </w:r>
+      <w:proofErr w:type="spellEnd"/>
+      <w:r>
+        <w:rPr>
+          <w:rStyle w:val="StringTok"/>
+        </w:rPr>
+        <w:t>"</w:t>
+      </w:r>
+      <w:r>
+        <w:rPr>
+          <w:rStyle w:val="NormalTok"/>
+        </w:rPr>
+        <w:t>,</w:t>
+      </w:r>
+      <w:r>
+        <w:br/>
+      </w:r>
+      <w:r>
+        <w:rPr>
+          <w:rStyle w:val="NormalTok"/>
+        </w:rPr>
+        <w:t xml:space="preserve">                                  </w:t>
+      </w:r>
+      <w:r>
+        <w:rPr>
+          <w:rStyle w:val="StringTok"/>
+        </w:rPr>
+        <w:t>"</w:t>
+      </w:r>
+      <w:proofErr w:type="spellStart"/>
+      <w:r>
+        <w:rPr>
+          <w:rStyle w:val="StringTok"/>
+        </w:rPr>
+        <w:t>nFeature_RNA</w:t>
+      </w:r>
+      <w:proofErr w:type="spellEnd"/>
+      <w:r>
+        <w:rPr>
+          <w:rStyle w:val="StringTok"/>
+        </w:rPr>
+        <w:t>"</w:t>
+      </w:r>
+      <w:r>
+        <w:rPr>
+          <w:rStyle w:val="NormalTok"/>
+        </w:rPr>
+        <w:t>))</w:t>
+      </w:r>
+    </w:p>
+    <w:p>
+      <w:pPr>
+        <w:pStyle w:val="SourceCode"/>
+      </w:pPr>
+      <w:r>
+        <w:rPr>
+          <w:rStyle w:val="VerbatimChar"/>
+        </w:rPr>
+        <w:t>Warning: Default search for "data" layer in "RNA" assay yielded no results;</w:t>
+      </w:r>
+      <w:r>
+        <w:br/>
+      </w:r>
+      <w:r>
+        <w:rPr>
+          <w:rStyle w:val="VerbatimChar"/>
+        </w:rPr>
+        <w:t>utilizing "counts" layer instead.</w:t>
+      </w:r>
+    </w:p>
+    <w:p>
+      <w:pPr>
+        <w:pStyle w:val="SourceCode"/>
+        <w:rPr>
+          <w:rStyle w:val="VerbatimChar"/>
+        </w:rPr>
+      </w:pPr>
+      <w:r>
+        <w:rPr>
+          <w:rStyle w:val="VerbatimChar"/>
+        </w:rPr>
+        <w:t>Warning: `</w:t>
+      </w:r>
+      <w:proofErr w:type="spellStart"/>
+      <w:proofErr w:type="gramStart"/>
+      <w:r>
+        <w:rPr>
+          <w:rStyle w:val="VerbatimChar"/>
+        </w:rPr>
+        <w:t>PackageCheck</w:t>
+      </w:r>
+      <w:proofErr w:type="spellEnd"/>
+      <w:r>
+        <w:rPr>
+          <w:rStyle w:val="VerbatimChar"/>
+        </w:rPr>
+        <w:t>(</w:t>
+      </w:r>
+      <w:proofErr w:type="gramEnd"/>
+      <w:r>
+        <w:rPr>
+          <w:rStyle w:val="VerbatimChar"/>
+        </w:rPr>
+        <w:t xml:space="preserve">)` was deprecated in </w:t>
+      </w:r>
+      <w:proofErr w:type="spellStart"/>
+      <w:r>
+        <w:rPr>
+          <w:rStyle w:val="VerbatimChar"/>
+        </w:rPr>
+        <w:t>SeuratObject</w:t>
+      </w:r>
+      <w:proofErr w:type="spellEnd"/>
+      <w:r>
+        <w:rPr>
+          <w:rStyle w:val="VerbatimChar"/>
+        </w:rPr>
+        <w:t xml:space="preserve"> 5.0.0.</w:t>
+      </w:r>
+      <w:r>
+        <w:br/>
+      </w:r>
+      <w:r>
+        <w:rPr>
+          <w:rStyle w:val="VerbatimChar"/>
+        </w:rPr>
+        <w:t>ℹ Please use `</w:t>
+      </w:r>
+      <w:proofErr w:type="spellStart"/>
+      <w:proofErr w:type="gramStart"/>
+      <w:r>
+        <w:rPr>
+          <w:rStyle w:val="VerbatimChar"/>
+        </w:rPr>
+        <w:t>rlang</w:t>
+      </w:r>
+      <w:proofErr w:type="spellEnd"/>
+      <w:r>
+        <w:rPr>
+          <w:rStyle w:val="VerbatimChar"/>
+        </w:rPr>
+        <w:t>::</w:t>
+      </w:r>
+      <w:proofErr w:type="spellStart"/>
+      <w:proofErr w:type="gramEnd"/>
+      <w:r>
+        <w:rPr>
+          <w:rStyle w:val="VerbatimChar"/>
+        </w:rPr>
+        <w:t>check_</w:t>
+      </w:r>
+      <w:proofErr w:type="gramStart"/>
+      <w:r>
+        <w:rPr>
+          <w:rStyle w:val="VerbatimChar"/>
+        </w:rPr>
+        <w:t>installed</w:t>
+      </w:r>
+      <w:proofErr w:type="spellEnd"/>
+      <w:r>
+        <w:rPr>
+          <w:rStyle w:val="VerbatimChar"/>
+        </w:rPr>
+        <w:t>(</w:t>
+      </w:r>
+      <w:proofErr w:type="gramEnd"/>
+      <w:r>
+        <w:rPr>
+          <w:rStyle w:val="VerbatimChar"/>
+        </w:rPr>
+        <w:t>)` instead.</w:t>
+      </w:r>
+      <w:r>
+        <w:br/>
+      </w:r>
+      <w:r>
+        <w:rPr>
+          <w:rStyle w:val="VerbatimChar"/>
+        </w:rPr>
+        <w:t xml:space="preserve">ℹ </w:t>
+      </w:r>
+      <w:proofErr w:type="gramStart"/>
+      <w:r>
+        <w:rPr>
+          <w:rStyle w:val="VerbatimChar"/>
+        </w:rPr>
+        <w:t>The</w:t>
+      </w:r>
+      <w:proofErr w:type="gramEnd"/>
+      <w:r>
+        <w:rPr>
+          <w:rStyle w:val="VerbatimChar"/>
+        </w:rPr>
+        <w:t xml:space="preserve"> deprecated feature was likely used in the Seurat package.</w:t>
+      </w:r>
+      <w:r>
+        <w:br/>
+      </w:r>
+      <w:r>
+        <w:rPr>
+          <w:rStyle w:val="VerbatimChar"/>
+        </w:rPr>
+        <w:t xml:space="preserve">  Please report the issue at &lt;https://github.com/satijalab/seurat/issues&gt;.</w:t>
+      </w:r>
+    </w:p>
+    <w:p>
+      <w:pPr>
+        <w:pStyle w:val="SourceCode"/>
+      </w:pPr>
+      <w:r>
+        <w:t>Code ends here:</w:t>
+      </w:r>
+    </w:p>
+    <w:p>
+      <w:pPr>
+        <w:pStyle w:val="FirstParagraph"/>
+      </w:pPr>
+      <w:r>
+        <w:rPr>
+          <w:noProof/>
+        </w:rPr>
         <w:lastRenderedPageBreak/>
-        <w:t>Code starts here:</w:t>
-      </w:r>
-    </w:p>
-    <w:p>
-      <w:pPr>
-        <w:pStyle w:val="SourceCode"/>
-      </w:pPr>
-      <w:r>
-        <w:rPr>
-          <w:rStyle w:val="NormalTok"/>
-        </w:rPr>
-        <w:t>Seurat</w:t>
-      </w:r>
-      <w:r>
-        <w:rPr>
-          <w:rStyle w:val="SpecialCharTok"/>
-        </w:rPr>
-        <w:t>::</w:t>
-      </w:r>
-      <w:r>
-        <w:rPr>
-          <w:rStyle w:val="FunctionTok"/>
-        </w:rPr>
-        <w:t>VlnPlot</w:t>
-      </w:r>
-      <w:r>
-        <w:rPr>
-          <w:rStyle w:val="NormalTok"/>
-        </w:rPr>
-        <w:t xml:space="preserve">(seu, </w:t>
-      </w:r>
-      <w:r>
-        <w:rPr>
-          <w:rStyle w:val="AttributeTok"/>
-        </w:rPr>
-        <w:t>features =</w:t>
-      </w:r>
-      <w:r>
-        <w:rPr>
-          <w:rStyle w:val="NormalTok"/>
-        </w:rPr>
-        <w:t xml:space="preserve"> </w:t>
-      </w:r>
-      <w:r>
-        <w:rPr>
-          <w:rStyle w:val="FunctionTok"/>
-        </w:rPr>
-        <w:t>c</w:t>
-      </w:r>
-      <w:r>
-        <w:rPr>
-          <w:rStyle w:val="NormalTok"/>
-        </w:rPr>
-        <w:t>(</w:t>
-      </w:r>
-      <w:r>
-        <w:rPr>
-          <w:rStyle w:val="StringTok"/>
-        </w:rPr>
-        <w:t>"nCount_RNA"</w:t>
-      </w:r>
-      <w:r>
-        <w:rPr>
-          <w:rStyle w:val="NormalTok"/>
-        </w:rPr>
-        <w:t>,</w:t>
-      </w:r>
-      <w:r>
-        <w:br/>
-      </w:r>
-      <w:r>
-        <w:rPr>
-          <w:rStyle w:val="NormalTok"/>
-        </w:rPr>
-        <w:t xml:space="preserve">                                  </w:t>
-      </w:r>
-      <w:r>
-        <w:rPr>
-          <w:rStyle w:val="StringTok"/>
-        </w:rPr>
-        <w:t>"nFeature_RNA"</w:t>
-      </w:r>
-      <w:r>
-        <w:rPr>
-          <w:rStyle w:val="NormalTok"/>
-        </w:rPr>
-        <w:t>))</w:t>
-      </w:r>
-    </w:p>
-    <w:p>
-      <w:pPr>
-        <w:pStyle w:val="SourceCode"/>
-      </w:pPr>
-      <w:r>
-        <w:rPr>
-          <w:rStyle w:val="VerbatimChar"/>
-        </w:rPr>
-        <w:t>Warning: Default search for "data" layer in "RNA" assay yielded no results;</w:t>
-      </w:r>
-      <w:r>
-        <w:br/>
-      </w:r>
-      <w:r>
-        <w:rPr>
-          <w:rStyle w:val="VerbatimChar"/>
-        </w:rPr>
-        <w:t>utilizing "counts" layer instead.</w:t>
-      </w:r>
-    </w:p>
-    <w:p>
-      <w:pPr>
-        <w:pStyle w:val="SourceCode"/>
-      </w:pPr>
-      <w:r>
-        <w:rPr>
-          <w:rStyle w:val="VerbatimChar"/>
-        </w:rPr>
-        <w:t>Warning: `PackageCheck()` was deprecated in SeuratObject 5.0.0.</w:t>
-      </w:r>
-      <w:r>
-        <w:br/>
-      </w:r>
-      <w:r>
-        <w:rPr>
-          <w:rStyle w:val="VerbatimChar"/>
-        </w:rPr>
-        <w:t>ℹ Please use `rlang::check_installed()` instead.</w:t>
-      </w:r>
-      <w:r>
-        <w:br/>
-      </w:r>
-      <w:r>
-        <w:rPr>
-          <w:rStyle w:val="VerbatimChar"/>
-        </w:rPr>
-        <w:t>ℹ The deprecated feature was likely used in the Seurat package.</w:t>
-      </w:r>
-      <w:r>
-        <w:br/>
-      </w:r>
-      <w:r>
-        <w:rPr>
-          <w:rStyle w:val="VerbatimChar"/>
-        </w:rPr>
-        <w:t xml:space="preserve">  Please report the issue at &lt;https://github.com/satijalab/seurat/issues&gt;.</w:t>
-      </w:r>
-    </w:p>
-    <w:p>
-      <w:pPr>
-        <w:pStyle w:val="FirstParagraph"/>
-      </w:pPr>
-      <w:r>
-        <w:rPr>
-          <w:noProof/>
-        </w:rPr>
         <w:drawing>
-          <wp:inline distT="0" distB="0" distL="0" distR="0" wp14:anchorId="5E797779" wp14:editId="74E93D9D">
+          <wp:inline distT="0" distB="0" distL="0" distR="0" wp14:anchorId="5E797779" wp14:editId="200BCCB1">
             <wp:extent cx="5334000" cy="4267200"/>
             <wp:effectExtent l="0" t="0" r="0" b="0"/>
-            <wp:docPr id="67" name="Picture"/>
+            <wp:docPr id="67" name="Picture" descr="Violin plots from previous code"/>
             <wp:cNvGraphicFramePr/>
             <a:graphic xmlns:a="http://schemas.openxmlformats.org/drawingml/2006/main">
               <a:graphicData uri="http://schemas.openxmlformats.org/drawingml/2006/picture">
                 <pic:pic xmlns:pic="http://schemas.openxmlformats.org/drawingml/2006/picture">
                   <pic:nvPicPr>
-                    <pic:cNvPr id="68" name="Picture" descr="day1-2_analysis_tools_qc_files/figure-docx/unnamed-chunk-11-1.png"/>
+                    <pic:cNvPr id="67" name="Picture" descr="Violin plots from previous code"/>
+                    <pic:cNvPicPr>
+                      <a:picLocks noChangeAspect="1" noChangeArrowheads="1"/>
+                    </pic:cNvPicPr>
+                  </pic:nvPicPr>
+                  <pic:blipFill>
+                    <a:blip r:embed="rId14"/>
+                    <a:stretch>
+                      <a:fillRect/>
+                    </a:stretch>
+                  </pic:blipFill>
+                  <pic:spPr bwMode="auto">
+                    <a:xfrm>
+                      <a:off x="0" y="0"/>
+                      <a:ext cx="5334000" cy="4267200"/>
+                    </a:xfrm>
+                    <a:prstGeom prst="rect">
+                      <a:avLst/>
+                    </a:prstGeom>
+                    <a:noFill/>
+                    <a:ln w="9525">
+                      <a:noFill/>
+                      <a:headEnd/>
+                      <a:tailEnd/>
+                    </a:ln>
+                  </pic:spPr>
+                </pic:pic>
+              </a:graphicData>
+            </a:graphic>
+          </wp:inline>
+        </w:drawing>
+      </w:r>
+    </w:p>
+    <w:p>
+      <w:pPr>
+        <w:pStyle w:val="BodyText"/>
+      </w:pPr>
+      <w:r>
+        <w:t>You can see that there is quite a wide range for both. A cell with low number of detected features or counts might not give you a lot of information, while a high number of detected features/counts might point to doublets.</w:t>
+      </w:r>
+    </w:p>
+    <w:p>
+      <w:pPr>
+        <w:pStyle w:val="BodyText"/>
+      </w:pPr>
+      <w:r>
+        <w:t xml:space="preserve">Single cells have often undergone sampling and/or dissociation and/or sorting. Therefore, there are often cells and genes in your dataset that cause variation due to technical reasons. In the following steps, we will visualize those and make decisions on </w:t>
+      </w:r>
+      <w:proofErr w:type="gramStart"/>
+      <w:r>
+        <w:t>whether or not</w:t>
+      </w:r>
+      <w:proofErr w:type="gramEnd"/>
+      <w:r>
+        <w:t xml:space="preserve"> to remove cells or genes with extreme values.</w:t>
+      </w:r>
+    </w:p>
+    <w:p>
+      <w:pPr>
+        <w:pStyle w:val="BodyText"/>
+      </w:pPr>
+      <w:r>
+        <w:t>We will start with calculating the percentage of counts coming from transcript types:</w:t>
+      </w:r>
+    </w:p>
+    <w:p>
+      <w:pPr>
+        <w:pStyle w:val="Compact"/>
+        <w:numPr>
+          <w:ilvl w:val="0"/>
+          <w:numId w:val="5"/>
+        </w:numPr>
+      </w:pPr>
+      <w:r>
+        <w:rPr>
+          <w:b/>
+          <w:bCs/>
+        </w:rPr>
+        <w:t>Mitochondrial genes</w:t>
+      </w:r>
+      <w:r>
+        <w:t xml:space="preserve">: If a cell membrane is damaged, it </w:t>
+      </w:r>
+      <w:proofErr w:type="spellStart"/>
+      <w:proofErr w:type="gramStart"/>
+      <w:r>
+        <w:t>looses</w:t>
+      </w:r>
+      <w:proofErr w:type="spellEnd"/>
+      <w:proofErr w:type="gramEnd"/>
+      <w:r>
+        <w:t xml:space="preserve"> free RNA quicker compared to mitochondrial RNA, because the latter is part of the mitochondrion. A high relative </w:t>
+      </w:r>
+      <w:proofErr w:type="gramStart"/>
+      <w:r>
+        <w:t>amount</w:t>
+      </w:r>
+      <w:proofErr w:type="gramEnd"/>
+      <w:r>
+        <w:t xml:space="preserve"> of mitochondrial counts can therefore point to damaged cells (</w:t>
+      </w:r>
+      <w:hyperlink r:id="rId15">
+        <w:r>
+          <w:rPr>
+            <w:rStyle w:val="Hyperlink"/>
+          </w:rPr>
+          <w:t>Lun et al. 2016</w:t>
+        </w:r>
+      </w:hyperlink>
+      <w:r>
+        <w:t>).</w:t>
+      </w:r>
+    </w:p>
+    <w:p>
+      <w:pPr>
+        <w:pStyle w:val="Compact"/>
+        <w:numPr>
+          <w:ilvl w:val="0"/>
+          <w:numId w:val="5"/>
+        </w:numPr>
+      </w:pPr>
+      <w:r>
+        <w:rPr>
+          <w:b/>
+          <w:bCs/>
+        </w:rPr>
+        <w:t>Ribosomal genes</w:t>
+      </w:r>
+      <w:r>
+        <w:t>: Are not rRNA (ribosomal RNA) but is mRNA that code for ribosomal proteins. They do not point to specific issues, but it can be good to have a look at their relative abundance. They can have biological relevance (e.g. </w:t>
+      </w:r>
+      <w:hyperlink r:id="rId16">
+        <w:r>
+          <w:rPr>
+            <w:rStyle w:val="Hyperlink"/>
+          </w:rPr>
+          <w:t>Caron et al. 2020</w:t>
+        </w:r>
+      </w:hyperlink>
+      <w:r>
+        <w:t>).</w:t>
+      </w:r>
+    </w:p>
+    <w:p>
+      <w:pPr>
+        <w:pStyle w:val="Compact"/>
+        <w:numPr>
+          <w:ilvl w:val="0"/>
+          <w:numId w:val="5"/>
+        </w:numPr>
+      </w:pPr>
+      <w:r>
+        <w:rPr>
+          <w:b/>
+          <w:bCs/>
+        </w:rPr>
+        <w:lastRenderedPageBreak/>
+        <w:t>Hemoglobin genes</w:t>
+      </w:r>
+      <w:r>
+        <w:t>: these transcripts are very abundant in erythrocytes. Depending on your application, you can expect ‘contamination’ of erythrocytes and select against it.</w:t>
+      </w:r>
+    </w:p>
+    <w:p>
+      <w:pPr>
+        <w:pStyle w:val="FirstParagraph"/>
+      </w:pPr>
+      <w:proofErr w:type="gramStart"/>
+      <w:r>
+        <w:t>In order to</w:t>
+      </w:r>
+      <w:proofErr w:type="gramEnd"/>
+      <w:r>
+        <w:t xml:space="preserve"> have an idea about the relative counts of these type of genes in our dataset, we can calculate their expression as relative counts in each cell. We do that by selecting genes based on patterns (e.g. </w:t>
+      </w:r>
+      <w:r>
+        <w:rPr>
+          <w:rStyle w:val="VerbatimChar"/>
+        </w:rPr>
+        <w:t>^MT-</w:t>
+      </w:r>
+      <w:r>
+        <w:t xml:space="preserve"> matches with all gene names starting with </w:t>
+      </w:r>
+      <w:r>
+        <w:rPr>
+          <w:rStyle w:val="VerbatimChar"/>
+        </w:rPr>
+        <w:t>MT</w:t>
+      </w:r>
+      <w:r>
+        <w:t>, i.e. mitochondrial genes):</w:t>
+      </w:r>
+    </w:p>
+    <w:p>
+      <w:pPr>
+        <w:pStyle w:val="BodyText"/>
+      </w:pPr>
+      <w:r>
+        <w:t>Code starts here:</w:t>
+      </w:r>
+    </w:p>
+    <w:p>
+      <w:pPr>
+        <w:pStyle w:val="SourceCode"/>
+        <w:rPr>
+          <w:rStyle w:val="NormalTok"/>
+        </w:rPr>
+      </w:pPr>
+      <w:r>
+        <w:rPr>
+          <w:rStyle w:val="CommentTok"/>
+        </w:rPr>
+        <w:t># mitochondrial genes</w:t>
+      </w:r>
+      <w:r>
+        <w:br/>
+      </w:r>
+      <w:proofErr w:type="spellStart"/>
+      <w:r>
+        <w:rPr>
+          <w:rStyle w:val="NormalTok"/>
+        </w:rPr>
+        <w:t>seu</w:t>
+      </w:r>
+      <w:proofErr w:type="spellEnd"/>
+      <w:r>
+        <w:rPr>
+          <w:rStyle w:val="NormalTok"/>
+        </w:rPr>
+        <w:t xml:space="preserve"> </w:t>
+      </w:r>
+      <w:r>
+        <w:rPr>
+          <w:rStyle w:val="OtherTok"/>
+        </w:rPr>
+        <w:t>&lt;-</w:t>
+      </w:r>
+      <w:r>
+        <w:rPr>
+          <w:rStyle w:val="NormalTok"/>
+        </w:rPr>
+        <w:t xml:space="preserve"> Seurat</w:t>
+      </w:r>
+      <w:r>
+        <w:rPr>
+          <w:rStyle w:val="SpecialCharTok"/>
+        </w:rPr>
+        <w:t>::</w:t>
+      </w:r>
+      <w:proofErr w:type="spellStart"/>
+      <w:r>
+        <w:rPr>
+          <w:rStyle w:val="FunctionTok"/>
+        </w:rPr>
+        <w:t>PercentageFeatureSet</w:t>
+      </w:r>
+      <w:proofErr w:type="spellEnd"/>
+      <w:r>
+        <w:rPr>
+          <w:rStyle w:val="NormalTok"/>
+        </w:rPr>
+        <w:t>(</w:t>
+      </w:r>
+      <w:proofErr w:type="spellStart"/>
+      <w:r>
+        <w:rPr>
+          <w:rStyle w:val="NormalTok"/>
+        </w:rPr>
+        <w:t>seu</w:t>
+      </w:r>
+      <w:proofErr w:type="spellEnd"/>
+      <w:r>
+        <w:rPr>
+          <w:rStyle w:val="NormalTok"/>
+        </w:rPr>
+        <w:t xml:space="preserve">, </w:t>
+      </w:r>
+      <w:r>
+        <w:br/>
+      </w:r>
+      <w:r>
+        <w:rPr>
+          <w:rStyle w:val="NormalTok"/>
+        </w:rPr>
+        <w:t xml:space="preserve">                                    </w:t>
+      </w:r>
+      <w:r>
+        <w:rPr>
+          <w:rStyle w:val="AttributeTok"/>
+        </w:rPr>
+        <w:t>pattern =</w:t>
+      </w:r>
+      <w:r>
+        <w:rPr>
+          <w:rStyle w:val="NormalTok"/>
+        </w:rPr>
+        <w:t xml:space="preserve"> </w:t>
+      </w:r>
+      <w:r>
+        <w:rPr>
+          <w:rStyle w:val="StringTok"/>
+        </w:rPr>
+        <w:t>"^MT-"</w:t>
+      </w:r>
+      <w:r>
+        <w:rPr>
+          <w:rStyle w:val="NormalTok"/>
+        </w:rPr>
+        <w:t xml:space="preserve">, </w:t>
+      </w:r>
+      <w:r>
+        <w:br/>
+      </w:r>
+      <w:r>
+        <w:rPr>
+          <w:rStyle w:val="NormalTok"/>
+        </w:rPr>
+        <w:t xml:space="preserve">                                    </w:t>
+      </w:r>
+      <w:r>
+        <w:rPr>
+          <w:rStyle w:val="AttributeTok"/>
+        </w:rPr>
+        <w:t>col.name =</w:t>
+      </w:r>
+      <w:r>
+        <w:rPr>
+          <w:rStyle w:val="NormalTok"/>
+        </w:rPr>
+        <w:t xml:space="preserve"> </w:t>
+      </w:r>
+      <w:r>
+        <w:rPr>
+          <w:rStyle w:val="StringTok"/>
+        </w:rPr>
+        <w:t>"</w:t>
+      </w:r>
+      <w:proofErr w:type="spellStart"/>
+      <w:r>
+        <w:rPr>
+          <w:rStyle w:val="StringTok"/>
+        </w:rPr>
+        <w:t>percent.mito</w:t>
+      </w:r>
+      <w:proofErr w:type="spellEnd"/>
+      <w:r>
+        <w:rPr>
+          <w:rStyle w:val="StringTok"/>
+        </w:rPr>
+        <w:t>"</w:t>
+      </w:r>
+      <w:r>
+        <w:rPr>
+          <w:rStyle w:val="NormalTok"/>
+        </w:rPr>
+        <w:t>)</w:t>
+      </w:r>
+      <w:r>
+        <w:br/>
+      </w:r>
+      <w:r>
+        <w:br/>
+      </w:r>
+      <w:r>
+        <w:rPr>
+          <w:rStyle w:val="CommentTok"/>
+        </w:rPr>
+        <w:t># ribosomal genes</w:t>
+      </w:r>
+      <w:r>
+        <w:br/>
+      </w:r>
+      <w:proofErr w:type="spellStart"/>
+      <w:r>
+        <w:rPr>
+          <w:rStyle w:val="NormalTok"/>
+        </w:rPr>
+        <w:t>seu</w:t>
+      </w:r>
+      <w:proofErr w:type="spellEnd"/>
+      <w:r>
+        <w:rPr>
+          <w:rStyle w:val="NormalTok"/>
+        </w:rPr>
+        <w:t xml:space="preserve"> </w:t>
+      </w:r>
+      <w:r>
+        <w:rPr>
+          <w:rStyle w:val="OtherTok"/>
+        </w:rPr>
+        <w:t>&lt;-</w:t>
+      </w:r>
+      <w:r>
+        <w:rPr>
+          <w:rStyle w:val="NormalTok"/>
+        </w:rPr>
+        <w:t xml:space="preserve"> Seurat</w:t>
+      </w:r>
+      <w:r>
+        <w:rPr>
+          <w:rStyle w:val="SpecialCharTok"/>
+        </w:rPr>
+        <w:t>::</w:t>
+      </w:r>
+      <w:proofErr w:type="spellStart"/>
+      <w:r>
+        <w:rPr>
+          <w:rStyle w:val="FunctionTok"/>
+        </w:rPr>
+        <w:t>PercentageFeatureSet</w:t>
+      </w:r>
+      <w:proofErr w:type="spellEnd"/>
+      <w:r>
+        <w:rPr>
+          <w:rStyle w:val="NormalTok"/>
+        </w:rPr>
+        <w:t>(</w:t>
+      </w:r>
+      <w:proofErr w:type="spellStart"/>
+      <w:r>
+        <w:rPr>
+          <w:rStyle w:val="NormalTok"/>
+        </w:rPr>
+        <w:t>seu</w:t>
+      </w:r>
+      <w:proofErr w:type="spellEnd"/>
+      <w:r>
+        <w:rPr>
+          <w:rStyle w:val="NormalTok"/>
+        </w:rPr>
+        <w:t xml:space="preserve">, </w:t>
+      </w:r>
+      <w:r>
+        <w:br/>
+      </w:r>
+      <w:r>
+        <w:rPr>
+          <w:rStyle w:val="NormalTok"/>
+        </w:rPr>
+        <w:t xml:space="preserve">                                    </w:t>
+      </w:r>
+      <w:r>
+        <w:rPr>
+          <w:rStyle w:val="AttributeTok"/>
+        </w:rPr>
+        <w:t>pattern =</w:t>
+      </w:r>
+      <w:r>
+        <w:rPr>
+          <w:rStyle w:val="NormalTok"/>
+        </w:rPr>
+        <w:t xml:space="preserve"> </w:t>
+      </w:r>
+      <w:r>
+        <w:rPr>
+          <w:rStyle w:val="StringTok"/>
+        </w:rPr>
+        <w:t>"^RP[SL]"</w:t>
+      </w:r>
+      <w:r>
+        <w:rPr>
+          <w:rStyle w:val="NormalTok"/>
+        </w:rPr>
+        <w:t>,</w:t>
+      </w:r>
+      <w:r>
+        <w:br/>
+      </w:r>
+      <w:r>
+        <w:rPr>
+          <w:rStyle w:val="NormalTok"/>
+        </w:rPr>
+        <w:t xml:space="preserve">                                    </w:t>
+      </w:r>
+      <w:r>
+        <w:rPr>
+          <w:rStyle w:val="AttributeTok"/>
+        </w:rPr>
+        <w:t>col.name =</w:t>
+      </w:r>
+      <w:r>
+        <w:rPr>
+          <w:rStyle w:val="NormalTok"/>
+        </w:rPr>
+        <w:t xml:space="preserve"> </w:t>
+      </w:r>
+      <w:r>
+        <w:rPr>
+          <w:rStyle w:val="StringTok"/>
+        </w:rPr>
+        <w:t>"</w:t>
+      </w:r>
+      <w:proofErr w:type="spellStart"/>
+      <w:r>
+        <w:rPr>
+          <w:rStyle w:val="StringTok"/>
+        </w:rPr>
+        <w:t>percent.ribo</w:t>
+      </w:r>
+      <w:proofErr w:type="spellEnd"/>
+      <w:r>
+        <w:rPr>
+          <w:rStyle w:val="StringTok"/>
+        </w:rPr>
+        <w:t>"</w:t>
+      </w:r>
+      <w:r>
+        <w:rPr>
+          <w:rStyle w:val="NormalTok"/>
+        </w:rPr>
+        <w:t>)</w:t>
+      </w:r>
+      <w:r>
+        <w:br/>
+      </w:r>
+      <w:r>
+        <w:br/>
+      </w:r>
+      <w:r>
+        <w:rPr>
+          <w:rStyle w:val="CommentTok"/>
+        </w:rPr>
+        <w:t># hemoglobin genes (but not HBP)</w:t>
+      </w:r>
+      <w:r>
+        <w:br/>
+      </w:r>
+      <w:proofErr w:type="spellStart"/>
+      <w:r>
+        <w:rPr>
+          <w:rStyle w:val="NormalTok"/>
+        </w:rPr>
+        <w:t>seu</w:t>
+      </w:r>
+      <w:proofErr w:type="spellEnd"/>
+      <w:r>
+        <w:rPr>
+          <w:rStyle w:val="NormalTok"/>
+        </w:rPr>
+        <w:t xml:space="preserve"> </w:t>
+      </w:r>
+      <w:r>
+        <w:rPr>
+          <w:rStyle w:val="OtherTok"/>
+        </w:rPr>
+        <w:t>&lt;-</w:t>
+      </w:r>
+      <w:r>
+        <w:rPr>
+          <w:rStyle w:val="NormalTok"/>
+        </w:rPr>
+        <w:t xml:space="preserve"> Seurat</w:t>
+      </w:r>
+      <w:r>
+        <w:rPr>
+          <w:rStyle w:val="SpecialCharTok"/>
+        </w:rPr>
+        <w:t>::</w:t>
+      </w:r>
+      <w:proofErr w:type="spellStart"/>
+      <w:r>
+        <w:rPr>
+          <w:rStyle w:val="FunctionTok"/>
+        </w:rPr>
+        <w:t>PercentageFeatureSet</w:t>
+      </w:r>
+      <w:proofErr w:type="spellEnd"/>
+      <w:r>
+        <w:rPr>
+          <w:rStyle w:val="NormalTok"/>
+        </w:rPr>
+        <w:t>(</w:t>
+      </w:r>
+      <w:proofErr w:type="spellStart"/>
+      <w:r>
+        <w:rPr>
+          <w:rStyle w:val="NormalTok"/>
+        </w:rPr>
+        <w:t>seu</w:t>
+      </w:r>
+      <w:proofErr w:type="spellEnd"/>
+      <w:r>
+        <w:rPr>
+          <w:rStyle w:val="NormalTok"/>
+        </w:rPr>
+        <w:t>,</w:t>
+      </w:r>
+      <w:r>
+        <w:br/>
+      </w:r>
+      <w:r>
+        <w:rPr>
+          <w:rStyle w:val="NormalTok"/>
+        </w:rPr>
+        <w:t xml:space="preserve">                                    </w:t>
+      </w:r>
+      <w:r>
+        <w:rPr>
+          <w:rStyle w:val="AttributeTok"/>
+        </w:rPr>
+        <w:t>pattern =</w:t>
+      </w:r>
+      <w:r>
+        <w:rPr>
+          <w:rStyle w:val="NormalTok"/>
+        </w:rPr>
+        <w:t xml:space="preserve"> </w:t>
+      </w:r>
+      <w:r>
+        <w:rPr>
+          <w:rStyle w:val="StringTok"/>
+        </w:rPr>
+        <w:t>"^HB[^(P)]"</w:t>
+      </w:r>
+      <w:r>
+        <w:rPr>
+          <w:rStyle w:val="NormalTok"/>
+        </w:rPr>
+        <w:t>,</w:t>
+      </w:r>
+      <w:r>
+        <w:br/>
+      </w:r>
+      <w:r>
+        <w:rPr>
+          <w:rStyle w:val="NormalTok"/>
+        </w:rPr>
+        <w:t xml:space="preserve">                                    </w:t>
+      </w:r>
+      <w:r>
+        <w:rPr>
+          <w:rStyle w:val="AttributeTok"/>
+        </w:rPr>
+        <w:t>col.name =</w:t>
+      </w:r>
+      <w:r>
+        <w:rPr>
+          <w:rStyle w:val="NormalTok"/>
+        </w:rPr>
+        <w:t xml:space="preserve"> </w:t>
+      </w:r>
+      <w:r>
+        <w:rPr>
+          <w:rStyle w:val="StringTok"/>
+        </w:rPr>
+        <w:t>"</w:t>
+      </w:r>
+      <w:proofErr w:type="spellStart"/>
+      <w:r>
+        <w:rPr>
+          <w:rStyle w:val="StringTok"/>
+        </w:rPr>
+        <w:t>percent.globin</w:t>
+      </w:r>
+      <w:proofErr w:type="spellEnd"/>
+      <w:r>
+        <w:rPr>
+          <w:rStyle w:val="StringTok"/>
+        </w:rPr>
+        <w:t>"</w:t>
+      </w:r>
+      <w:r>
+        <w:rPr>
+          <w:rStyle w:val="NormalTok"/>
+        </w:rPr>
+        <w:t>)</w:t>
+      </w:r>
+    </w:p>
+    <w:p>
+      <w:pPr>
+        <w:pStyle w:val="SourceCode"/>
+      </w:pPr>
+      <w:r>
+        <w:t>Code ends here:</w:t>
+      </w:r>
+    </w:p>
+    <w:tbl>
+      <w:tblPr>
+        <w:tblStyle w:val="Table"/>
+        <w:tblW w:w="5000" w:type="pct"/>
+        <w:tblInd w:w="164" w:type="dxa"/>
+        <w:tblBorders>
+          <w:top w:val="single" w:sz="4" w:space="0" w:color="CC1914"/>
+          <w:left w:val="single" w:sz="24" w:space="0" w:color="CC1914"/>
+          <w:bottom w:val="single" w:sz="4" w:space="0" w:color="CC1914"/>
+          <w:right w:val="single" w:sz="4" w:space="0" w:color="CC1914"/>
+        </w:tblBorders>
+        <w:tblCellMar>
+          <w:left w:w="144" w:type="dxa"/>
+          <w:right w:w="144" w:type="dxa"/>
+        </w:tblCellMar>
+        <w:tblLook w:val="0020" w:firstRow="1" w:lastRow="0" w:firstColumn="0" w:lastColumn="0" w:noHBand="0" w:noVBand="0"/>
+      </w:tblPr>
+      <w:tblGrid>
+        <w:gridCol w:w="9325"/>
+      </w:tblGrid>
+      <w:tr>
+        <w:trPr>
+          <w:cnfStyle w:val="100000000000" w:firstRow="1" w:lastRow="0" w:firstColumn="0" w:lastColumn="0" w:oddVBand="0" w:evenVBand="0" w:oddHBand="0" w:evenHBand="0" w:firstRowFirstColumn="0" w:firstRowLastColumn="0" w:lastRowFirstColumn="0" w:lastRowLastColumn="0"/>
+          <w:cantSplit/>
+        </w:trPr>
+        <w:tc>
+          <w:tcPr>
+            <w:tcW w:w="0" w:type="auto"/>
+            <w:shd w:val="clear" w:color="auto" w:fill="F7DDDC"/>
+            <w:tcMar>
+              <w:top w:w="92" w:type="dxa"/>
+              <w:bottom w:w="92" w:type="dxa"/>
+            </w:tcMar>
+          </w:tcPr>
+          <w:p>
+            <w:pPr>
+              <w:pStyle w:val="FirstParagraph"/>
+              <w:spacing w:before="0" w:after="0"/>
+              <w:textAlignment w:val="center"/>
+            </w:pPr>
+            <w:r>
+              <w:t xml:space="preserve">  Exercise</w:t>
+            </w:r>
+          </w:p>
+        </w:tc>
+      </w:tr>
+      <w:tr>
+        <w:trPr>
+          <w:cantSplit/>
+        </w:trPr>
+        <w:tc>
+          <w:tcPr>
+            <w:tcW w:w="0" w:type="auto"/>
+            <w:tcMar>
+              <w:top w:w="108" w:type="dxa"/>
+              <w:bottom w:w="108" w:type="dxa"/>
+            </w:tcMar>
+          </w:tcPr>
+          <w:p>
+            <w:pPr>
+              <w:pStyle w:val="BodyText"/>
+              <w:spacing w:before="16" w:after="16"/>
+            </w:pPr>
+            <w:r>
+              <w:t xml:space="preserve">Run the commands and check out the metadata data frame at </w:t>
+            </w:r>
+            <w:proofErr w:type="spellStart"/>
+            <w:r>
+              <w:rPr>
+                <w:rStyle w:val="VerbatimChar"/>
+              </w:rPr>
+              <w:t>seu@meta.data</w:t>
+            </w:r>
+            <w:proofErr w:type="spellEnd"/>
+            <w:r>
+              <w:t>. What has changed?</w:t>
+            </w:r>
+          </w:p>
+        </w:tc>
+      </w:tr>
+    </w:tbl>
+    <w:p>
+      <w:pPr>
+        <w:pStyle w:val="BodyText"/>
+      </w:pPr>
+      <w:r>
+        <w:t xml:space="preserve"> </w:t>
+      </w:r>
+    </w:p>
+    <w:tbl>
+      <w:tblPr>
+        <w:tblStyle w:val="Table"/>
+        <w:tblW w:w="5000" w:type="pct"/>
+        <w:tblInd w:w="164" w:type="dxa"/>
+        <w:tblBorders>
+          <w:top w:val="single" w:sz="4" w:space="0" w:color="00A047"/>
+          <w:left w:val="single" w:sz="24" w:space="0" w:color="00A047"/>
+          <w:bottom w:val="single" w:sz="4" w:space="0" w:color="00A047"/>
+          <w:right w:val="single" w:sz="4" w:space="0" w:color="00A047"/>
+        </w:tblBorders>
+        <w:tblCellMar>
+          <w:left w:w="144" w:type="dxa"/>
+          <w:right w:w="144" w:type="dxa"/>
+        </w:tblCellMar>
+        <w:tblLook w:val="0020" w:firstRow="1" w:lastRow="0" w:firstColumn="0" w:lastColumn="0" w:noHBand="0" w:noVBand="0"/>
+      </w:tblPr>
+      <w:tblGrid>
+        <w:gridCol w:w="9325"/>
+      </w:tblGrid>
+      <w:tr>
+        <w:trPr>
+          <w:cnfStyle w:val="100000000000" w:firstRow="1" w:lastRow="0" w:firstColumn="0" w:lastColumn="0" w:oddVBand="0" w:evenVBand="0" w:oddHBand="0" w:evenHBand="0" w:firstRowFirstColumn="0" w:firstRowLastColumn="0" w:lastRowFirstColumn="0" w:lastRowLastColumn="0"/>
+          <w:cantSplit/>
+        </w:trPr>
+        <w:tc>
+          <w:tcPr>
+            <w:tcW w:w="0" w:type="auto"/>
+            <w:shd w:val="clear" w:color="auto" w:fill="CCF1E3"/>
+            <w:tcMar>
+              <w:top w:w="92" w:type="dxa"/>
+              <w:bottom w:w="92" w:type="dxa"/>
+            </w:tcMar>
+          </w:tcPr>
+          <w:p>
+            <w:pPr>
+              <w:pStyle w:val="BodyText"/>
+              <w:spacing w:before="0" w:after="0"/>
+              <w:textAlignment w:val="center"/>
+            </w:pPr>
+            <w:r>
+              <w:t xml:space="preserve">  Answer</w:t>
+            </w:r>
+          </w:p>
+        </w:tc>
+      </w:tr>
+      <w:tr>
+        <w:trPr>
+          <w:cantSplit/>
+        </w:trPr>
+        <w:tc>
+          <w:tcPr>
+            <w:tcW w:w="0" w:type="auto"/>
+            <w:tcMar>
+              <w:top w:w="108" w:type="dxa"/>
+              <w:bottom w:w="108" w:type="dxa"/>
+            </w:tcMar>
+          </w:tcPr>
+          <w:p>
+            <w:pPr>
+              <w:pStyle w:val="BodyText"/>
+              <w:spacing w:before="16"/>
+            </w:pPr>
+            <w:r>
+              <w:lastRenderedPageBreak/>
+              <w:t xml:space="preserve">If we type </w:t>
+            </w:r>
+            <w:r>
+              <w:rPr>
+                <w:rStyle w:val="VerbatimChar"/>
+              </w:rPr>
+              <w:t>head(</w:t>
+            </w:r>
+            <w:proofErr w:type="spellStart"/>
+            <w:r>
+              <w:rPr>
+                <w:rStyle w:val="VerbatimChar"/>
+              </w:rPr>
+              <w:t>seu@meta.data</w:t>
+            </w:r>
+            <w:proofErr w:type="spellEnd"/>
+            <w:r>
+              <w:rPr>
+                <w:rStyle w:val="VerbatimChar"/>
+              </w:rPr>
+              <w:t>)</w:t>
+            </w:r>
+            <w:r>
+              <w:t xml:space="preserve"> it returns:</w:t>
+            </w:r>
+          </w:p>
+          <w:p>
+            <w:pPr>
+              <w:pStyle w:val="SourceCode"/>
+            </w:pPr>
+            <w:r>
+              <w:rPr>
+                <w:rStyle w:val="VerbatimChar"/>
+              </w:rPr>
+              <w:t xml:space="preserve">                           </w:t>
+            </w:r>
+            <w:proofErr w:type="spellStart"/>
+            <w:r>
+              <w:rPr>
+                <w:rStyle w:val="VerbatimChar"/>
+              </w:rPr>
+              <w:t>orig.ident</w:t>
+            </w:r>
+            <w:proofErr w:type="spellEnd"/>
+            <w:r>
+              <w:rPr>
+                <w:rStyle w:val="VerbatimChar"/>
+              </w:rPr>
+              <w:t xml:space="preserve"> </w:t>
+            </w:r>
+            <w:proofErr w:type="spellStart"/>
+            <w:r>
+              <w:rPr>
+                <w:rStyle w:val="VerbatimChar"/>
+              </w:rPr>
+              <w:t>nCount_RNA</w:t>
+            </w:r>
+            <w:proofErr w:type="spellEnd"/>
+            <w:r>
+              <w:rPr>
+                <w:rStyle w:val="VerbatimChar"/>
+              </w:rPr>
+              <w:t xml:space="preserve"> </w:t>
+            </w:r>
+            <w:proofErr w:type="spellStart"/>
+            <w:r>
+              <w:rPr>
+                <w:rStyle w:val="VerbatimChar"/>
+              </w:rPr>
+              <w:t>nFeature_RNA</w:t>
+            </w:r>
+            <w:proofErr w:type="spellEnd"/>
+            <w:r>
+              <w:rPr>
+                <w:rStyle w:val="VerbatimChar"/>
+              </w:rPr>
+              <w:t xml:space="preserve"> </w:t>
+            </w:r>
+            <w:proofErr w:type="spellStart"/>
+            <w:r>
+              <w:rPr>
+                <w:rStyle w:val="VerbatimChar"/>
+              </w:rPr>
+              <w:t>percent.mito</w:t>
+            </w:r>
+            <w:proofErr w:type="spellEnd"/>
+            <w:r>
+              <w:br/>
+            </w:r>
+            <w:r>
+              <w:rPr>
+                <w:rStyle w:val="VerbatimChar"/>
+              </w:rPr>
+              <w:t>PBMMC-1_AAACCTGCAGACGCAA-1    PBMMC-1       2401          909     2.540608</w:t>
+            </w:r>
+            <w:r>
+              <w:br/>
+            </w:r>
+            <w:r>
+              <w:rPr>
+                <w:rStyle w:val="VerbatimChar"/>
+              </w:rPr>
+              <w:t>PBMMC-1_AAACCTGTCATCACCC-1    PBMMC-1       3532          760     5.181200</w:t>
+            </w:r>
+            <w:r>
+              <w:br/>
+            </w:r>
+            <w:r>
+              <w:rPr>
+                <w:rStyle w:val="VerbatimChar"/>
+              </w:rPr>
+              <w:t>PBMMC-1_AAAGATGCATAAAGGT-1    PBMMC-1       3972         1215     4.934542</w:t>
+            </w:r>
+            <w:r>
+              <w:br/>
+            </w:r>
+            <w:r>
+              <w:rPr>
+                <w:rStyle w:val="VerbatimChar"/>
+              </w:rPr>
+              <w:t>PBMMC-1_AAAGCAAAGCAGCGTA-1    PBMMC-1       3569          894     3.250210</w:t>
+            </w:r>
+            <w:r>
+              <w:br/>
+            </w:r>
+            <w:r>
+              <w:rPr>
+                <w:rStyle w:val="VerbatimChar"/>
+              </w:rPr>
+              <w:t>PBMMC-1_AAAGCAACAATAACGA-1    PBMMC-1       2982          730     3.688799</w:t>
+            </w:r>
+            <w:r>
+              <w:br/>
+            </w:r>
+            <w:r>
+              <w:rPr>
+                <w:rStyle w:val="VerbatimChar"/>
+              </w:rPr>
+              <w:t>PBMMC-1_AAAGCAACATCAGTCA-1    PBMMC-1      22284         3108     3.181655</w:t>
+            </w:r>
+            <w:r>
+              <w:br/>
+            </w:r>
+            <w:r>
+              <w:rPr>
+                <w:rStyle w:val="VerbatimChar"/>
+              </w:rPr>
+              <w:t xml:space="preserve">                           </w:t>
+            </w:r>
+            <w:proofErr w:type="spellStart"/>
+            <w:r>
+              <w:rPr>
+                <w:rStyle w:val="VerbatimChar"/>
+              </w:rPr>
+              <w:t>percent.ribo</w:t>
+            </w:r>
+            <w:proofErr w:type="spellEnd"/>
+            <w:r>
+              <w:rPr>
+                <w:rStyle w:val="VerbatimChar"/>
+              </w:rPr>
+              <w:t xml:space="preserve"> </w:t>
+            </w:r>
+            <w:proofErr w:type="spellStart"/>
+            <w:r>
+              <w:rPr>
+                <w:rStyle w:val="VerbatimChar"/>
+              </w:rPr>
+              <w:t>percent.globin</w:t>
+            </w:r>
+            <w:proofErr w:type="spellEnd"/>
+            <w:r>
+              <w:br/>
+            </w:r>
+            <w:r>
+              <w:rPr>
+                <w:rStyle w:val="VerbatimChar"/>
+              </w:rPr>
+              <w:t>PBMMC-1_AAACCTGCAGACGCAA-1     28.65473      0.1665973</w:t>
+            </w:r>
+            <w:r>
+              <w:br/>
+            </w:r>
+            <w:r>
+              <w:rPr>
+                <w:rStyle w:val="VerbatimChar"/>
+              </w:rPr>
+              <w:t>PBMMC-1_AAACCTGTCATCACCC-1     55.03964      0.1981880</w:t>
+            </w:r>
+            <w:r>
+              <w:br/>
+            </w:r>
+            <w:r>
+              <w:rPr>
+                <w:rStyle w:val="VerbatimChar"/>
+              </w:rPr>
+              <w:t>PBMMC-1_AAAGATGCATAAAGGT-1     30.43807      0.3776435</w:t>
+            </w:r>
+            <w:r>
+              <w:br/>
+            </w:r>
+            <w:r>
+              <w:rPr>
+                <w:rStyle w:val="VerbatimChar"/>
+              </w:rPr>
+              <w:t>PBMMC-1_AAAGCAAAGCAGCGTA-1     55.02942      0.3642477</w:t>
+            </w:r>
+            <w:r>
+              <w:br/>
+            </w:r>
+            <w:r>
+              <w:rPr>
+                <w:rStyle w:val="VerbatimChar"/>
+              </w:rPr>
+              <w:t>PBMMC-1_AAAGCAACAATAACGA-1     54.49363      0.1006036</w:t>
+            </w:r>
+            <w:r>
+              <w:br/>
+            </w:r>
+            <w:r>
+              <w:rPr>
+                <w:rStyle w:val="VerbatimChar"/>
+              </w:rPr>
+              <w:t>PBMMC-1_AAAGCAACATCAGTCA-1     23.40693     36.9682283</w:t>
+            </w:r>
+          </w:p>
+          <w:p>
+            <w:pPr>
+              <w:pStyle w:val="FirstParagraph"/>
+              <w:spacing w:after="16"/>
+            </w:pPr>
+            <w:r>
+              <w:t xml:space="preserve">So, the function </w:t>
+            </w:r>
+            <w:proofErr w:type="spellStart"/>
+            <w:r>
+              <w:rPr>
+                <w:rStyle w:val="VerbatimChar"/>
+              </w:rPr>
+              <w:t>PercentageFeatureSet</w:t>
+            </w:r>
+            <w:proofErr w:type="spellEnd"/>
+            <w:r>
+              <w:t xml:space="preserve"> adds a column to </w:t>
+            </w:r>
+            <w:proofErr w:type="spellStart"/>
+            <w:r>
+              <w:rPr>
+                <w:rStyle w:val="VerbatimChar"/>
+              </w:rPr>
+              <w:t>meta.data</w:t>
+            </w:r>
+            <w:proofErr w:type="spellEnd"/>
+            <w:r>
+              <w:t>, specifying the percentage of counts for the specified gene sets.</w:t>
+            </w:r>
+          </w:p>
+        </w:tc>
+      </w:tr>
+    </w:tbl>
+    <w:p>
+      <w:pPr>
+        <w:pStyle w:val="BodyText"/>
+      </w:pPr>
+      <w:r>
+        <w:t>Now we can plot the distribution of these percentages in a violin plot:</w:t>
+      </w:r>
+    </w:p>
+    <w:p>
+      <w:pPr>
+        <w:pStyle w:val="BodyText"/>
+      </w:pPr>
+      <w:r>
+        <w:t>Code starts here:</w:t>
+      </w:r>
+    </w:p>
+    <w:p>
+      <w:pPr>
+        <w:pStyle w:val="SourceCode"/>
+      </w:pPr>
+      <w:proofErr w:type="gramStart"/>
+      <w:r>
+        <w:rPr>
+          <w:rStyle w:val="NormalTok"/>
+        </w:rPr>
+        <w:t>Seurat</w:t>
+      </w:r>
+      <w:r>
+        <w:rPr>
+          <w:rStyle w:val="SpecialCharTok"/>
+        </w:rPr>
+        <w:t>::</w:t>
+      </w:r>
+      <w:proofErr w:type="spellStart"/>
+      <w:r>
+        <w:rPr>
+          <w:rStyle w:val="FunctionTok"/>
+        </w:rPr>
+        <w:t>VlnPlot</w:t>
+      </w:r>
+      <w:proofErr w:type="spellEnd"/>
+      <w:r>
+        <w:rPr>
+          <w:rStyle w:val="NormalTok"/>
+        </w:rPr>
+        <w:t>(</w:t>
+      </w:r>
+      <w:proofErr w:type="spellStart"/>
+      <w:proofErr w:type="gramEnd"/>
+      <w:r>
+        <w:rPr>
+          <w:rStyle w:val="NormalTok"/>
+        </w:rPr>
+        <w:t>seu</w:t>
+      </w:r>
+      <w:proofErr w:type="spellEnd"/>
+      <w:r>
+        <w:rPr>
+          <w:rStyle w:val="NormalTok"/>
+        </w:rPr>
+        <w:t xml:space="preserve">, </w:t>
+      </w:r>
+      <w:r>
+        <w:rPr>
+          <w:rStyle w:val="AttributeTok"/>
+        </w:rPr>
+        <w:t>features =</w:t>
+      </w:r>
+      <w:r>
+        <w:rPr>
+          <w:rStyle w:val="NormalTok"/>
+        </w:rPr>
+        <w:t xml:space="preserve"> </w:t>
+      </w:r>
+      <w:proofErr w:type="gramStart"/>
+      <w:r>
+        <w:rPr>
+          <w:rStyle w:val="FunctionTok"/>
+        </w:rPr>
+        <w:t>c</w:t>
+      </w:r>
+      <w:r>
+        <w:rPr>
+          <w:rStyle w:val="NormalTok"/>
+        </w:rPr>
+        <w:t>(</w:t>
+      </w:r>
+      <w:proofErr w:type="gramEnd"/>
+      <w:r>
+        <w:rPr>
+          <w:rStyle w:val="StringTok"/>
+        </w:rPr>
+        <w:t>"</w:t>
+      </w:r>
+      <w:proofErr w:type="spellStart"/>
+      <w:proofErr w:type="gramStart"/>
+      <w:r>
+        <w:rPr>
+          <w:rStyle w:val="StringTok"/>
+        </w:rPr>
+        <w:t>percent.mito</w:t>
+      </w:r>
+      <w:proofErr w:type="spellEnd"/>
+      <w:proofErr w:type="gramEnd"/>
+      <w:r>
+        <w:rPr>
+          <w:rStyle w:val="StringTok"/>
+        </w:rPr>
+        <w:t>"</w:t>
+      </w:r>
+      <w:r>
+        <w:rPr>
+          <w:rStyle w:val="NormalTok"/>
+        </w:rPr>
+        <w:t>,</w:t>
+      </w:r>
+      <w:r>
+        <w:br/>
+      </w:r>
+      <w:r>
+        <w:rPr>
+          <w:rStyle w:val="NormalTok"/>
+        </w:rPr>
+        <w:t xml:space="preserve">                                  </w:t>
+      </w:r>
+      <w:r>
+        <w:rPr>
+          <w:rStyle w:val="StringTok"/>
+        </w:rPr>
+        <w:t>"</w:t>
+      </w:r>
+      <w:proofErr w:type="spellStart"/>
+      <w:proofErr w:type="gramStart"/>
+      <w:r>
+        <w:rPr>
+          <w:rStyle w:val="StringTok"/>
+        </w:rPr>
+        <w:t>percent.ribo</w:t>
+      </w:r>
+      <w:proofErr w:type="spellEnd"/>
+      <w:proofErr w:type="gramEnd"/>
+      <w:r>
+        <w:rPr>
+          <w:rStyle w:val="StringTok"/>
+        </w:rPr>
+        <w:t>"</w:t>
+      </w:r>
+      <w:r>
+        <w:rPr>
+          <w:rStyle w:val="NormalTok"/>
+        </w:rPr>
+        <w:t>,</w:t>
+      </w:r>
+      <w:r>
+        <w:br/>
+      </w:r>
+      <w:r>
+        <w:rPr>
+          <w:rStyle w:val="NormalTok"/>
+        </w:rPr>
+        <w:t xml:space="preserve">                                  </w:t>
+      </w:r>
+      <w:r>
+        <w:rPr>
+          <w:rStyle w:val="StringTok"/>
+        </w:rPr>
+        <w:t>"</w:t>
+      </w:r>
+      <w:proofErr w:type="spellStart"/>
+      <w:proofErr w:type="gramStart"/>
+      <w:r>
+        <w:rPr>
+          <w:rStyle w:val="StringTok"/>
+        </w:rPr>
+        <w:t>percent.globin</w:t>
+      </w:r>
+      <w:proofErr w:type="spellEnd"/>
+      <w:proofErr w:type="gramEnd"/>
+      <w:r>
+        <w:rPr>
+          <w:rStyle w:val="StringTok"/>
+        </w:rPr>
+        <w:t>"</w:t>
+      </w:r>
+      <w:r>
+        <w:rPr>
+          <w:rStyle w:val="NormalTok"/>
+        </w:rPr>
+        <w:t>))</w:t>
+      </w:r>
+    </w:p>
+    <w:p>
+      <w:pPr>
+        <w:pStyle w:val="SourceCode"/>
+        <w:rPr>
+          <w:rStyle w:val="VerbatimChar"/>
+        </w:rPr>
+      </w:pPr>
+      <w:r>
+        <w:rPr>
+          <w:rStyle w:val="VerbatimChar"/>
+        </w:rPr>
+        <w:t>Warning: Default search for "data" layer in "RNA" assay yielded no results;</w:t>
+      </w:r>
+      <w:r>
+        <w:br/>
+      </w:r>
+      <w:r>
+        <w:rPr>
+          <w:rStyle w:val="VerbatimChar"/>
+        </w:rPr>
+        <w:t>utilizing "counts" layer instead.</w:t>
+      </w:r>
+    </w:p>
+    <w:p>
+      <w:pPr>
+        <w:pStyle w:val="SourceCode"/>
+      </w:pPr>
+      <w:r>
+        <w:t>Code ends here:</w:t>
+      </w:r>
+    </w:p>
+    <w:p>
+      <w:pPr>
+        <w:pStyle w:val="FirstParagraph"/>
+      </w:pPr>
+      <w:r>
+        <w:rPr>
+          <w:noProof/>
+        </w:rPr>
+        <w:lastRenderedPageBreak/>
+        <w:drawing>
+          <wp:inline distT="0" distB="0" distL="0" distR="0" wp14:anchorId="27CF988E" wp14:editId="7238B40C">
+            <wp:extent cx="5334000" cy="4267200"/>
+            <wp:effectExtent l="0" t="0" r="0" b="0"/>
+            <wp:docPr id="76" name="Picture" descr="Violin plot from previous code"/>
+            <wp:cNvGraphicFramePr/>
+            <a:graphic xmlns:a="http://schemas.openxmlformats.org/drawingml/2006/main">
+              <a:graphicData uri="http://schemas.openxmlformats.org/drawingml/2006/picture">
+                <pic:pic xmlns:pic="http://schemas.openxmlformats.org/drawingml/2006/picture">
+                  <pic:nvPicPr>
+                    <pic:cNvPr id="76" name="Picture" descr="Violin plot from previous code"/>
                     <pic:cNvPicPr>
                       <a:picLocks noChangeAspect="1" noChangeArrowheads="1"/>
                     </pic:cNvPicPr>
@@ -3834,7 +5756,16 @@
         <w:pStyle w:val="BodyText"/>
       </w:pPr>
       <w:r>
-        <w:t>You can see that there is quite a wide range for both. A cell with low number of detected features or counts might not give you a lot of information, while a high number of detected features/counts might point to doublets.</w:t>
+        <w:t xml:space="preserve">You can see that </w:t>
+      </w:r>
+      <w:r>
+        <w:rPr>
+          <w:rStyle w:val="VerbatimChar"/>
+        </w:rPr>
+        <w:t>PBMMC-2</w:t>
+      </w:r>
+      <w:r>
+        <w:t xml:space="preserve"> is quite different from the two others, it has a group of cells with very low ribosomal counts and one with very high globin counts. Maybe these two percentages are negatively correlated? Let’s have a look, by plotting the two percentages against each other:</w:t>
       </w:r>
     </w:p>
     <w:p>
@@ -3842,140 +5773,57 @@
         <w:pStyle w:val="BodyText"/>
       </w:pPr>
       <w:r>
-        <w:t>Single cells have often undergone sampling and/or dissociation and/or sorting. Therefore, there are often cells and genes in your dataset that cause variation due to technical reasons. In the following steps, we will visualize those and make decisions on whether or not to remove cells or genes with extreme values.</w:t>
-      </w:r>
-    </w:p>
-    <w:p>
-      <w:pPr>
-        <w:pStyle w:val="BodyText"/>
-      </w:pPr>
-      <w:r>
-        <w:t>We will start with calculating the percentage of counts coming from transcript types:</w:t>
-      </w:r>
-    </w:p>
-    <w:p>
-      <w:pPr>
-        <w:pStyle w:val="Compact"/>
-        <w:numPr>
-          <w:ilvl w:val="0"/>
-          <w:numId w:val="5"/>
-        </w:numPr>
-      </w:pPr>
-      <w:r>
-        <w:rPr>
-          <w:b/>
-          <w:bCs/>
-        </w:rPr>
-        <w:lastRenderedPageBreak/>
-        <w:t>Mitochondrial genes</w:t>
-      </w:r>
-      <w:r>
-        <w:t>: If a cell membrane is damaged, it looses free RNA quicker compared to mitochondrial RNA, because the latter is part of the mitochondrion. A high relative amount of mitochondrial counts can therefore point to damaged cells (</w:t>
-      </w:r>
-      <w:hyperlink r:id="rId18">
-        <w:r>
-          <w:rPr>
-            <w:rStyle w:val="Hyperlink"/>
-          </w:rPr>
-          <w:t>Lun et al. 2016</w:t>
-        </w:r>
-      </w:hyperlink>
-      <w:r>
-        <w:t>).</w:t>
-      </w:r>
-    </w:p>
-    <w:p>
-      <w:pPr>
-        <w:pStyle w:val="Compact"/>
-        <w:numPr>
-          <w:ilvl w:val="0"/>
-          <w:numId w:val="5"/>
-        </w:numPr>
-      </w:pPr>
-      <w:r>
-        <w:rPr>
-          <w:b/>
-          <w:bCs/>
-        </w:rPr>
-        <w:t>Ribosomal genes</w:t>
-      </w:r>
-      <w:r>
-        <w:t>: Are not rRNA (ribosomal RNA) but is mRNA that code for ribosomal proteins. They do not point to specific issues, but it can be good to have a look at their relative abundance. They can have biological relevance (e.g. </w:t>
-      </w:r>
-      <w:hyperlink r:id="rId19">
-        <w:r>
-          <w:rPr>
-            <w:rStyle w:val="Hyperlink"/>
-          </w:rPr>
-          <w:t>Caron et al. 2020</w:t>
-        </w:r>
-      </w:hyperlink>
-      <w:r>
-        <w:t>).</w:t>
-      </w:r>
-    </w:p>
-    <w:p>
-      <w:pPr>
-        <w:pStyle w:val="Compact"/>
-        <w:numPr>
-          <w:ilvl w:val="0"/>
-          <w:numId w:val="5"/>
-        </w:numPr>
-      </w:pPr>
-      <w:r>
-        <w:rPr>
-          <w:b/>
-          <w:bCs/>
-        </w:rPr>
-        <w:t>Hemoglobin genes</w:t>
-      </w:r>
-      <w:r>
-        <w:t>: these transcripts are very abundant in erythrocytes. Depending on your application, you can expect ‘contamination’ of erythrocytes and select against it.</w:t>
-      </w:r>
-    </w:p>
-    <w:p>
-      <w:pPr>
-        <w:pStyle w:val="FirstParagraph"/>
-      </w:pPr>
-      <w:r>
-        <w:t>In order to have an idea about the relative counts of these type of genes in our dataset, we can calculate their expression as relative counts in each cell. We do that by selecting genes based on patterns (e.g. </w:t>
-      </w:r>
-      <w:r>
-        <w:rPr>
-          <w:rStyle w:val="VerbatimChar"/>
-        </w:rPr>
-        <w:t>^MT-</w:t>
-      </w:r>
-      <w:r>
-        <w:t xml:space="preserve"> matches with all gene names starting with </w:t>
-      </w:r>
-      <w:r>
-        <w:rPr>
-          <w:rStyle w:val="VerbatimChar"/>
-        </w:rPr>
-        <w:t>MT</w:t>
-      </w:r>
-      <w:r>
-        <w:t>, i.e. mitochondrial genes):</w:t>
-      </w:r>
-    </w:p>
-    <w:p>
-      <w:pPr>
-        <w:pStyle w:val="BodyText"/>
-      </w:pPr>
-      <w:r>
         <w:t>Code starts here:</w:t>
       </w:r>
     </w:p>
     <w:p>
       <w:pPr>
         <w:pStyle w:val="SourceCode"/>
-      </w:pPr>
-      <w:r>
-        <w:rPr>
-          <w:rStyle w:val="CommentTok"/>
-        </w:rPr>
-        <w:t># mitochondrial genes</w:t>
+        <w:rPr>
+          <w:rStyle w:val="NormalTok"/>
+        </w:rPr>
+      </w:pPr>
+      <w:proofErr w:type="gramStart"/>
+      <w:r>
+        <w:rPr>
+          <w:rStyle w:val="NormalTok"/>
+        </w:rPr>
+        <w:t>Seurat</w:t>
+      </w:r>
+      <w:r>
+        <w:rPr>
+          <w:rStyle w:val="SpecialCharTok"/>
+        </w:rPr>
+        <w:t>::</w:t>
+      </w:r>
+      <w:proofErr w:type="spellStart"/>
+      <w:r>
+        <w:rPr>
+          <w:rStyle w:val="FunctionTok"/>
+        </w:rPr>
+        <w:t>FeatureScatter</w:t>
+      </w:r>
+      <w:proofErr w:type="spellEnd"/>
+      <w:r>
+        <w:rPr>
+          <w:rStyle w:val="NormalTok"/>
+        </w:rPr>
+        <w:t>(</w:t>
+      </w:r>
+      <w:proofErr w:type="spellStart"/>
+      <w:proofErr w:type="gramEnd"/>
+      <w:r>
+        <w:rPr>
+          <w:rStyle w:val="NormalTok"/>
+        </w:rPr>
+        <w:t>seu</w:t>
+      </w:r>
+      <w:proofErr w:type="spellEnd"/>
+      <w:r>
+        <w:rPr>
+          <w:rStyle w:val="NormalTok"/>
+        </w:rPr>
+        <w:t xml:space="preserve">, </w:t>
       </w:r>
       <w:r>
         <w:br/>
@@ -3984,37 +5832,47 @@
         <w:rPr>
           <w:rStyle w:val="NormalTok"/>
         </w:rPr>
-        <w:t xml:space="preserve">seu </w:t>
-      </w:r>
-      <w:r>
-        <w:rPr>
-          <w:rStyle w:val="OtherTok"/>
-        </w:rPr>
-        <w:t>&lt;-</w:t>
-      </w:r>
-      <w:r>
-        <w:rPr>
-          <w:rStyle w:val="NormalTok"/>
-        </w:rPr>
-        <w:t xml:space="preserve"> Seurat</w:t>
-      </w:r>
-      <w:r>
-        <w:rPr>
-          <w:rStyle w:val="SpecialCharTok"/>
-        </w:rPr>
-        <w:t>::</w:t>
-      </w:r>
-      <w:r>
-        <w:rPr>
-          <w:rStyle w:val="FunctionTok"/>
-        </w:rPr>
-        <w:t>PercentageFeatureSet</w:t>
-      </w:r>
-      <w:r>
-        <w:rPr>
-          <w:rStyle w:val="NormalTok"/>
-        </w:rPr>
-        <w:t xml:space="preserve">(seu, </w:t>
+        <w:t xml:space="preserve">                       </w:t>
+      </w:r>
+      <w:r>
+        <w:rPr>
+          <w:rStyle w:val="AttributeTok"/>
+        </w:rPr>
+        <w:t>feature1 =</w:t>
+      </w:r>
+      <w:r>
+        <w:rPr>
+          <w:rStyle w:val="NormalTok"/>
+        </w:rPr>
+        <w:t xml:space="preserve"> </w:t>
+      </w:r>
+      <w:r>
+        <w:rPr>
+          <w:rStyle w:val="StringTok"/>
+        </w:rPr>
+        <w:t>"</w:t>
+      </w:r>
+      <w:proofErr w:type="spellStart"/>
+      <w:proofErr w:type="gramStart"/>
+      <w:r>
+        <w:rPr>
+          <w:rStyle w:val="StringTok"/>
+        </w:rPr>
+        <w:t>percent.globin</w:t>
+      </w:r>
+      <w:proofErr w:type="spellEnd"/>
+      <w:proofErr w:type="gramEnd"/>
+      <w:r>
+        <w:rPr>
+          <w:rStyle w:val="StringTok"/>
+        </w:rPr>
+        <w:t>"</w:t>
+      </w:r>
+      <w:r>
+        <w:rPr>
+          <w:rStyle w:val="NormalTok"/>
+        </w:rPr>
+        <w:t xml:space="preserve">, </w:t>
       </w:r>
       <w:r>
         <w:br/>
@@ -4023,13 +5881,13 @@
         <w:rPr>
           <w:rStyle w:val="NormalTok"/>
         </w:rPr>
-        <w:t xml:space="preserve">                                    </w:t>
+        <w:t xml:space="preserve">                       </w:t>
       </w:r>
       <w:r>
         <w:rPr>
           <w:rStyle w:val="AttributeTok"/>
         </w:rPr>
-        <w:t>pattern =</w:t>
+        <w:t>feature2 =</w:t>
       </w:r>
       <w:r>
         <w:rPr>
@@ -4041,40 +5899,23 @@
         <w:rPr>
           <w:rStyle w:val="StringTok"/>
         </w:rPr>
-        <w:t>"^MT-"</w:t>
-      </w:r>
-      <w:r>
-        <w:rPr>
-          <w:rStyle w:val="NormalTok"/>
-        </w:rPr>
-        <w:t xml:space="preserve">, </w:t>
-      </w:r>
-      <w:r>
-        <w:br/>
-      </w:r>
-      <w:r>
-        <w:rPr>
-          <w:rStyle w:val="NormalTok"/>
-        </w:rPr>
-        <w:t xml:space="preserve">                                    </w:t>
-      </w:r>
-      <w:r>
-        <w:rPr>
-          <w:rStyle w:val="AttributeTok"/>
-        </w:rPr>
-        <w:t>col.name =</w:t>
-      </w:r>
-      <w:r>
-        <w:rPr>
-          <w:rStyle w:val="NormalTok"/>
-        </w:rPr>
-        <w:t xml:space="preserve"> </w:t>
-      </w:r>
+        <w:t>"</w:t>
+      </w:r>
+      <w:proofErr w:type="spellStart"/>
+      <w:proofErr w:type="gramStart"/>
       <w:r>
         <w:rPr>
           <w:rStyle w:val="StringTok"/>
         </w:rPr>
-        <w:t>"percent.mito"</w:t>
+        <w:t>percent.ribo</w:t>
+      </w:r>
+      <w:proofErr w:type="spellEnd"/>
+      <w:proofErr w:type="gramEnd"/>
+      <w:r>
+        <w:rPr>
+          <w:rStyle w:val="StringTok"/>
+        </w:rPr>
+        <w:t>"</w:t>
       </w:r>
       <w:r>
         <w:rPr>
@@ -4082,794 +5923,13 @@
         </w:rPr>
         <w:t>)</w:t>
       </w:r>
-      <w:r>
-        <w:br/>
-      </w:r>
-      <w:r>
-        <w:br/>
-      </w:r>
-      <w:r>
-        <w:rPr>
-          <w:rStyle w:val="CommentTok"/>
-        </w:rPr>
-        <w:t># ribosomal genes</w:t>
-      </w:r>
-      <w:r>
-        <w:br/>
-      </w:r>
-      <w:r>
-        <w:rPr>
-          <w:rStyle w:val="NormalTok"/>
-        </w:rPr>
-        <w:t xml:space="preserve">seu </w:t>
-      </w:r>
-      <w:r>
-        <w:rPr>
-          <w:rStyle w:val="OtherTok"/>
-        </w:rPr>
-        <w:t>&lt;-</w:t>
-      </w:r>
-      <w:r>
-        <w:rPr>
-          <w:rStyle w:val="NormalTok"/>
-        </w:rPr>
-        <w:t xml:space="preserve"> Seurat</w:t>
-      </w:r>
-      <w:r>
-        <w:rPr>
-          <w:rStyle w:val="SpecialCharTok"/>
-        </w:rPr>
-        <w:t>::</w:t>
-      </w:r>
-      <w:r>
-        <w:rPr>
-          <w:rStyle w:val="FunctionTok"/>
-        </w:rPr>
-        <w:t>PercentageFeatureSet</w:t>
-      </w:r>
-      <w:r>
-        <w:rPr>
-          <w:rStyle w:val="NormalTok"/>
-        </w:rPr>
-        <w:t xml:space="preserve">(seu, </w:t>
-      </w:r>
-      <w:r>
-        <w:br/>
-      </w:r>
-      <w:r>
-        <w:rPr>
-          <w:rStyle w:val="NormalTok"/>
-        </w:rPr>
-        <w:t xml:space="preserve">                                    </w:t>
-      </w:r>
-      <w:r>
-        <w:rPr>
-          <w:rStyle w:val="AttributeTok"/>
-        </w:rPr>
-        <w:t>pattern =</w:t>
-      </w:r>
-      <w:r>
-        <w:rPr>
-          <w:rStyle w:val="NormalTok"/>
-        </w:rPr>
-        <w:t xml:space="preserve"> </w:t>
-      </w:r>
-      <w:r>
-        <w:rPr>
-          <w:rStyle w:val="StringTok"/>
-        </w:rPr>
-        <w:t>"^RP[SL]"</w:t>
-      </w:r>
-      <w:r>
-        <w:rPr>
-          <w:rStyle w:val="NormalTok"/>
-        </w:rPr>
-        <w:t>,</w:t>
-      </w:r>
-      <w:r>
-        <w:br/>
-      </w:r>
-      <w:r>
-        <w:rPr>
-          <w:rStyle w:val="NormalTok"/>
-        </w:rPr>
-        <w:t xml:space="preserve">                                    </w:t>
-      </w:r>
-      <w:r>
-        <w:rPr>
-          <w:rStyle w:val="AttributeTok"/>
-        </w:rPr>
-        <w:t>col.name =</w:t>
-      </w:r>
-      <w:r>
-        <w:rPr>
-          <w:rStyle w:val="NormalTok"/>
-        </w:rPr>
-        <w:t xml:space="preserve"> </w:t>
-      </w:r>
-      <w:r>
-        <w:rPr>
-          <w:rStyle w:val="StringTok"/>
-        </w:rPr>
-        <w:t>"percent.ribo"</w:t>
-      </w:r>
-      <w:r>
-        <w:rPr>
-          <w:rStyle w:val="NormalTok"/>
-        </w:rPr>
-        <w:t>)</w:t>
-      </w:r>
-      <w:r>
-        <w:br/>
-      </w:r>
-      <w:r>
-        <w:br/>
-      </w:r>
-      <w:r>
-        <w:rPr>
-          <w:rStyle w:val="CommentTok"/>
-        </w:rPr>
-        <w:t># hemoglobin genes (but not HBP)</w:t>
-      </w:r>
-      <w:r>
-        <w:br/>
-      </w:r>
-      <w:r>
-        <w:rPr>
-          <w:rStyle w:val="NormalTok"/>
-        </w:rPr>
-        <w:t xml:space="preserve">seu </w:t>
-      </w:r>
-      <w:r>
-        <w:rPr>
-          <w:rStyle w:val="OtherTok"/>
-        </w:rPr>
-        <w:t>&lt;-</w:t>
-      </w:r>
-      <w:r>
-        <w:rPr>
-          <w:rStyle w:val="NormalTok"/>
-        </w:rPr>
-        <w:t xml:space="preserve"> Seurat</w:t>
-      </w:r>
-      <w:r>
-        <w:rPr>
-          <w:rStyle w:val="SpecialCharTok"/>
-        </w:rPr>
-        <w:t>::</w:t>
-      </w:r>
-      <w:r>
-        <w:rPr>
-          <w:rStyle w:val="FunctionTok"/>
-        </w:rPr>
-        <w:t>PercentageFeatureSet</w:t>
-      </w:r>
-      <w:r>
-        <w:rPr>
-          <w:rStyle w:val="NormalTok"/>
-        </w:rPr>
-        <w:t>(seu,</w:t>
-      </w:r>
-      <w:r>
-        <w:br/>
-      </w:r>
-      <w:r>
-        <w:rPr>
-          <w:rStyle w:val="NormalTok"/>
-        </w:rPr>
-        <w:t xml:space="preserve">                                    </w:t>
-      </w:r>
-      <w:r>
-        <w:rPr>
-          <w:rStyle w:val="AttributeTok"/>
-        </w:rPr>
-        <w:t>pattern =</w:t>
-      </w:r>
-      <w:r>
-        <w:rPr>
-          <w:rStyle w:val="NormalTok"/>
-        </w:rPr>
-        <w:t xml:space="preserve"> </w:t>
-      </w:r>
-      <w:r>
-        <w:rPr>
-          <w:rStyle w:val="StringTok"/>
-        </w:rPr>
-        <w:t>"^HB[^(P)]"</w:t>
-      </w:r>
-      <w:r>
-        <w:rPr>
-          <w:rStyle w:val="NormalTok"/>
-        </w:rPr>
-        <w:t>,</w:t>
-      </w:r>
-      <w:r>
-        <w:br/>
-      </w:r>
-      <w:r>
-        <w:rPr>
-          <w:rStyle w:val="NormalTok"/>
-        </w:rPr>
-        <w:t xml:space="preserve">                                    </w:t>
-      </w:r>
-      <w:r>
-        <w:rPr>
-          <w:rStyle w:val="AttributeTok"/>
-        </w:rPr>
-        <w:t>col.name =</w:t>
-      </w:r>
-      <w:r>
-        <w:rPr>
-          <w:rStyle w:val="NormalTok"/>
-        </w:rPr>
-        <w:t xml:space="preserve"> </w:t>
-      </w:r>
-      <w:r>
-        <w:rPr>
-          <w:rStyle w:val="StringTok"/>
-        </w:rPr>
-        <w:t>"percent.globin"</w:t>
-      </w:r>
-      <w:r>
-        <w:rPr>
-          <w:rStyle w:val="NormalTok"/>
-        </w:rPr>
-        <w:t>)</w:t>
-      </w:r>
-    </w:p>
-    <w:tbl>
-      <w:tblPr>
-        <w:tblStyle w:val="Table"/>
-        <w:tblW w:w="5000" w:type="pct"/>
-        <w:tblInd w:w="164" w:type="dxa"/>
-        <w:tblBorders>
-          <w:top w:val="single" w:sz="4" w:space="0" w:color="CC1914"/>
-          <w:left w:val="single" w:sz="24" w:space="0" w:color="CC1914"/>
-          <w:bottom w:val="single" w:sz="4" w:space="0" w:color="CC1914"/>
-          <w:right w:val="single" w:sz="4" w:space="0" w:color="CC1914"/>
-        </w:tblBorders>
-        <w:tblCellMar>
-          <w:left w:w="144" w:type="dxa"/>
-          <w:right w:w="144" w:type="dxa"/>
-        </w:tblCellMar>
-        <w:tblLook w:val="0000" w:firstRow="0" w:lastRow="0" w:firstColumn="0" w:lastColumn="0" w:noHBand="0" w:noVBand="0"/>
-      </w:tblPr>
-      <w:tblGrid>
-        <w:gridCol w:w="9648"/>
-      </w:tblGrid>
-      <w:tr>
-        <w:trPr>
-          <w:cantSplit/>
-        </w:trPr>
-        <w:tc>
-          <w:tcPr>
-            <w:tcW w:w="0" w:type="auto"/>
-            <w:shd w:val="clear" w:color="auto" w:fill="F7DDDC"/>
-            <w:tcMar>
-              <w:top w:w="92" w:type="dxa"/>
-              <w:bottom w:w="92" w:type="dxa"/>
-            </w:tcMar>
-          </w:tcPr>
-          <w:p>
-            <w:pPr>
-              <w:pStyle w:val="FirstParagraph"/>
-              <w:spacing w:before="0" w:after="0"/>
-              <w:textAlignment w:val="center"/>
-            </w:pPr>
-            <w:r>
-              <w:rPr>
-                <w:noProof/>
-              </w:rPr>
-              <w:drawing>
-                <wp:inline distT="0" distB="0" distL="0" distR="0" wp14:anchorId="32ED9604" wp14:editId="5FA0D32B">
-                  <wp:extent cx="152400" cy="152400"/>
-                  <wp:effectExtent l="0" t="0" r="0" b="0"/>
-                  <wp:docPr id="71" name="Picture"/>
-                  <wp:cNvGraphicFramePr/>
-                  <a:graphic xmlns:a="http://schemas.openxmlformats.org/drawingml/2006/main">
-                    <a:graphicData uri="http://schemas.openxmlformats.org/drawingml/2006/picture">
-                      <pic:pic xmlns:pic="http://schemas.openxmlformats.org/drawingml/2006/picture">
-                        <pic:nvPicPr>
-                          <pic:cNvPr id="72" name="Picture" descr="/Applications/RStudio.app/Contents/Resources/app/quarto/share/formats/docx/important.png"/>
-                          <pic:cNvPicPr>
-                            <a:picLocks noChangeAspect="1" noChangeArrowheads="1"/>
-                          </pic:cNvPicPr>
-                        </pic:nvPicPr>
-                        <pic:blipFill>
-                          <a:blip r:embed="rId9"/>
-                          <a:stretch>
-                            <a:fillRect/>
-                          </a:stretch>
-                        </pic:blipFill>
-                        <pic:spPr bwMode="auto">
-                          <a:xfrm>
-                            <a:off x="0" y="0"/>
-                            <a:ext cx="152400" cy="152400"/>
-                          </a:xfrm>
-                          <a:prstGeom prst="rect">
-                            <a:avLst/>
-                          </a:prstGeom>
-                          <a:noFill/>
-                          <a:ln w="9525">
-                            <a:noFill/>
-                            <a:headEnd/>
-                            <a:tailEnd/>
-                          </a:ln>
-                        </pic:spPr>
-                      </pic:pic>
-                    </a:graphicData>
-                  </a:graphic>
-                </wp:inline>
-              </w:drawing>
-            </w:r>
-            <w:r>
-              <w:t xml:space="preserve">  Exercise</w:t>
-            </w:r>
-          </w:p>
-        </w:tc>
-      </w:tr>
-      <w:tr>
-        <w:trPr>
-          <w:cantSplit/>
-        </w:trPr>
-        <w:tc>
-          <w:tcPr>
-            <w:tcW w:w="0" w:type="auto"/>
-            <w:tcMar>
-              <w:top w:w="108" w:type="dxa"/>
-              <w:bottom w:w="108" w:type="dxa"/>
-            </w:tcMar>
-          </w:tcPr>
-          <w:p>
-            <w:pPr>
-              <w:pStyle w:val="BodyText"/>
-              <w:spacing w:before="16" w:after="16"/>
-            </w:pPr>
-            <w:r>
-              <w:t xml:space="preserve">Run the commands and check out the metadata data frame at </w:t>
-            </w:r>
-            <w:r>
-              <w:rPr>
-                <w:rStyle w:val="VerbatimChar"/>
-              </w:rPr>
-              <w:t>seu@meta.data</w:t>
-            </w:r>
-            <w:r>
-              <w:t>. What has changed?</w:t>
-            </w:r>
-          </w:p>
-        </w:tc>
-      </w:tr>
-    </w:tbl>
-    <w:p>
-      <w:pPr>
-        <w:pStyle w:val="BodyText"/>
-      </w:pPr>
-      <w:r>
-        <w:t xml:space="preserve"> </w:t>
-      </w:r>
-    </w:p>
-    <w:tbl>
-      <w:tblPr>
-        <w:tblStyle w:val="Table"/>
-        <w:tblW w:w="5000" w:type="pct"/>
-        <w:tblInd w:w="164" w:type="dxa"/>
-        <w:tblBorders>
-          <w:top w:val="single" w:sz="4" w:space="0" w:color="00A047"/>
-          <w:left w:val="single" w:sz="24" w:space="0" w:color="00A047"/>
-          <w:bottom w:val="single" w:sz="4" w:space="0" w:color="00A047"/>
-          <w:right w:val="single" w:sz="4" w:space="0" w:color="00A047"/>
-        </w:tblBorders>
-        <w:tblCellMar>
-          <w:left w:w="144" w:type="dxa"/>
-          <w:right w:w="144" w:type="dxa"/>
-        </w:tblCellMar>
-        <w:tblLook w:val="0000" w:firstRow="0" w:lastRow="0" w:firstColumn="0" w:lastColumn="0" w:noHBand="0" w:noVBand="0"/>
-      </w:tblPr>
-      <w:tblGrid>
-        <w:gridCol w:w="9648"/>
-      </w:tblGrid>
-      <w:tr>
-        <w:trPr>
-          <w:cantSplit/>
-        </w:trPr>
-        <w:tc>
-          <w:tcPr>
-            <w:tcW w:w="0" w:type="auto"/>
-            <w:shd w:val="clear" w:color="auto" w:fill="CCF1E3"/>
-            <w:tcMar>
-              <w:top w:w="92" w:type="dxa"/>
-              <w:bottom w:w="92" w:type="dxa"/>
-            </w:tcMar>
-          </w:tcPr>
-          <w:p>
-            <w:pPr>
-              <w:pStyle w:val="BodyText"/>
-              <w:spacing w:before="0" w:after="0"/>
-              <w:textAlignment w:val="center"/>
-            </w:pPr>
-            <w:r>
-              <w:rPr>
-                <w:noProof/>
-              </w:rPr>
-              <w:drawing>
-                <wp:inline distT="0" distB="0" distL="0" distR="0" wp14:anchorId="37D20FE8" wp14:editId="10B917B8">
-                  <wp:extent cx="152400" cy="152400"/>
-                  <wp:effectExtent l="0" t="0" r="0" b="0"/>
-                  <wp:docPr id="73" name="Picture"/>
-                  <wp:cNvGraphicFramePr/>
-                  <a:graphic xmlns:a="http://schemas.openxmlformats.org/drawingml/2006/main">
-                    <a:graphicData uri="http://schemas.openxmlformats.org/drawingml/2006/picture">
-                      <pic:pic xmlns:pic="http://schemas.openxmlformats.org/drawingml/2006/picture">
-                        <pic:nvPicPr>
-                          <pic:cNvPr id="74" name="Picture" descr="/Applications/RStudio.app/Contents/Resources/app/quarto/share/formats/docx/tip.png"/>
-                          <pic:cNvPicPr>
-                            <a:picLocks noChangeAspect="1" noChangeArrowheads="1"/>
-                          </pic:cNvPicPr>
-                        </pic:nvPicPr>
-                        <pic:blipFill>
-                          <a:blip r:embed="rId7"/>
-                          <a:stretch>
-                            <a:fillRect/>
-                          </a:stretch>
-                        </pic:blipFill>
-                        <pic:spPr bwMode="auto">
-                          <a:xfrm>
-                            <a:off x="0" y="0"/>
-                            <a:ext cx="152400" cy="152400"/>
-                          </a:xfrm>
-                          <a:prstGeom prst="rect">
-                            <a:avLst/>
-                          </a:prstGeom>
-                          <a:noFill/>
-                          <a:ln w="9525">
-                            <a:noFill/>
-                            <a:headEnd/>
-                            <a:tailEnd/>
-                          </a:ln>
-                        </pic:spPr>
-                      </pic:pic>
-                    </a:graphicData>
-                  </a:graphic>
-                </wp:inline>
-              </w:drawing>
-            </w:r>
-            <w:r>
-              <w:t xml:space="preserve">  Answer</w:t>
-            </w:r>
-          </w:p>
-        </w:tc>
-      </w:tr>
-      <w:tr>
-        <w:trPr>
-          <w:cantSplit/>
-        </w:trPr>
-        <w:tc>
-          <w:tcPr>
-            <w:tcW w:w="0" w:type="auto"/>
-            <w:tcMar>
-              <w:top w:w="108" w:type="dxa"/>
-              <w:bottom w:w="108" w:type="dxa"/>
-            </w:tcMar>
-          </w:tcPr>
-          <w:p>
-            <w:pPr>
-              <w:pStyle w:val="BodyText"/>
-              <w:spacing w:before="16"/>
-            </w:pPr>
-            <w:r>
-              <w:lastRenderedPageBreak/>
-              <w:t xml:space="preserve">If we type </w:t>
-            </w:r>
-            <w:r>
-              <w:rPr>
-                <w:rStyle w:val="VerbatimChar"/>
-              </w:rPr>
-              <w:t>head(seu@meta.data)</w:t>
-            </w:r>
-            <w:r>
-              <w:t xml:space="preserve"> it returns:</w:t>
-            </w:r>
-          </w:p>
-          <w:p>
-            <w:pPr>
-              <w:pStyle w:val="SourceCode"/>
-            </w:pPr>
-            <w:r>
-              <w:rPr>
-                <w:rStyle w:val="VerbatimChar"/>
-              </w:rPr>
-              <w:t xml:space="preserve">                           orig.ident nCount_RNA nFeature_RNA percent.mito</w:t>
-            </w:r>
-            <w:r>
-              <w:br/>
-            </w:r>
-            <w:r>
-              <w:rPr>
-                <w:rStyle w:val="VerbatimChar"/>
-              </w:rPr>
-              <w:t>PBMMC-1_AAACCTGCAGACGCAA-1    PBMMC-1       2401          909     2.540608</w:t>
-            </w:r>
-            <w:r>
-              <w:br/>
-            </w:r>
-            <w:r>
-              <w:rPr>
-                <w:rStyle w:val="VerbatimChar"/>
-              </w:rPr>
-              <w:t>PBMMC-1_AAACCTGTCATCACCC-1    PBMMC-1       3532          760     5.181200</w:t>
-            </w:r>
-            <w:r>
-              <w:br/>
-            </w:r>
-            <w:r>
-              <w:rPr>
-                <w:rStyle w:val="VerbatimChar"/>
-              </w:rPr>
-              <w:t>PBMMC-1_AAAGATGCATAAAGGT-1    PBMMC-1       3972         1215     4.934542</w:t>
-            </w:r>
-            <w:r>
-              <w:br/>
-            </w:r>
-            <w:r>
-              <w:rPr>
-                <w:rStyle w:val="VerbatimChar"/>
-              </w:rPr>
-              <w:t>PBMMC-1_AAAGCAAAGCAGCGTA-1    PBMMC-1       3569          894     3.250210</w:t>
-            </w:r>
-            <w:r>
-              <w:br/>
-            </w:r>
-            <w:r>
-              <w:rPr>
-                <w:rStyle w:val="VerbatimChar"/>
-              </w:rPr>
-              <w:t>PBMMC-1_AAAGCAACAATAACGA-1    PBMMC-1       2982          730     3.688799</w:t>
-            </w:r>
-            <w:r>
-              <w:br/>
-            </w:r>
-            <w:r>
-              <w:rPr>
-                <w:rStyle w:val="VerbatimChar"/>
-              </w:rPr>
-              <w:t>PBMMC-1_AAAGCAACATCAGTCA-1    PBMMC-1      22284         3108     3.181655</w:t>
-            </w:r>
-            <w:r>
-              <w:br/>
-            </w:r>
-            <w:r>
-              <w:rPr>
-                <w:rStyle w:val="VerbatimChar"/>
-              </w:rPr>
-              <w:t xml:space="preserve">                           percent.ribo percent.globin</w:t>
-            </w:r>
-            <w:r>
-              <w:br/>
-            </w:r>
-            <w:r>
-              <w:rPr>
-                <w:rStyle w:val="VerbatimChar"/>
-              </w:rPr>
-              <w:t>PBMMC-1_AAACCTGCAGACGCAA-1     28.65473      0.1665973</w:t>
-            </w:r>
-            <w:r>
-              <w:br/>
-            </w:r>
-            <w:r>
-              <w:rPr>
-                <w:rStyle w:val="VerbatimChar"/>
-              </w:rPr>
-              <w:t>PBMMC-1_AAACCTGTCATCACCC-1     55.03964      0.1981880</w:t>
-            </w:r>
-            <w:r>
-              <w:br/>
-            </w:r>
-            <w:r>
-              <w:rPr>
-                <w:rStyle w:val="VerbatimChar"/>
-              </w:rPr>
-              <w:t>PBMMC-1_AAAGATGCATAAAGGT-1     30.43807      0.3776435</w:t>
-            </w:r>
-            <w:r>
-              <w:br/>
-            </w:r>
-            <w:r>
-              <w:rPr>
-                <w:rStyle w:val="VerbatimChar"/>
-              </w:rPr>
-              <w:t>PBMMC-1_AAAGCAAAGCAGCGTA-1     55.02942      0.3642477</w:t>
-            </w:r>
-            <w:r>
-              <w:br/>
-            </w:r>
-            <w:r>
-              <w:rPr>
-                <w:rStyle w:val="VerbatimChar"/>
-              </w:rPr>
-              <w:t>PBMMC-1_AAAGCAACAATAACGA-1     54.49363      0.1006036</w:t>
-            </w:r>
-            <w:r>
-              <w:br/>
-            </w:r>
-            <w:r>
-              <w:rPr>
-                <w:rStyle w:val="VerbatimChar"/>
-              </w:rPr>
-              <w:t>PBMMC-1_AAAGCAACATCAGTCA-1     23.40693     36.9682283</w:t>
-            </w:r>
-          </w:p>
-          <w:p>
-            <w:pPr>
-              <w:pStyle w:val="FirstParagraph"/>
-              <w:spacing w:after="16"/>
-            </w:pPr>
-            <w:r>
-              <w:t xml:space="preserve">So, the function </w:t>
-            </w:r>
-            <w:r>
-              <w:rPr>
-                <w:rStyle w:val="VerbatimChar"/>
-              </w:rPr>
-              <w:t>PercentageFeatureSet</w:t>
-            </w:r>
-            <w:r>
-              <w:t xml:space="preserve"> adds a column to </w:t>
-            </w:r>
-            <w:r>
-              <w:rPr>
-                <w:rStyle w:val="VerbatimChar"/>
-              </w:rPr>
-              <w:t>meta.data</w:t>
-            </w:r>
-            <w:r>
-              <w:t>, specifying the percentage of counts for the specified gene sets.</w:t>
-            </w:r>
-          </w:p>
-        </w:tc>
-      </w:tr>
-    </w:tbl>
-    <w:p>
-      <w:pPr>
-        <w:pStyle w:val="BodyText"/>
-      </w:pPr>
-      <w:r>
-        <w:t>Now we can plot the distribution of these percentages in a violin plot:</w:t>
-      </w:r>
-    </w:p>
-    <w:p>
-      <w:pPr>
-        <w:pStyle w:val="BodyText"/>
-      </w:pPr>
-      <w:r>
-        <w:t>Code starts here:</w:t>
-      </w:r>
     </w:p>
     <w:p>
       <w:pPr>
         <w:pStyle w:val="SourceCode"/>
       </w:pPr>
       <w:r>
-        <w:rPr>
-          <w:rStyle w:val="NormalTok"/>
-        </w:rPr>
-        <w:t>Seurat</w:t>
-      </w:r>
-      <w:r>
-        <w:rPr>
-          <w:rStyle w:val="SpecialCharTok"/>
-        </w:rPr>
-        <w:t>::</w:t>
-      </w:r>
-      <w:r>
-        <w:rPr>
-          <w:rStyle w:val="FunctionTok"/>
-        </w:rPr>
-        <w:t>VlnPlot</w:t>
-      </w:r>
-      <w:r>
-        <w:rPr>
-          <w:rStyle w:val="NormalTok"/>
-        </w:rPr>
-        <w:t xml:space="preserve">(seu, </w:t>
-      </w:r>
-      <w:r>
-        <w:rPr>
-          <w:rStyle w:val="AttributeTok"/>
-        </w:rPr>
-        <w:t>features =</w:t>
-      </w:r>
-      <w:r>
-        <w:rPr>
-          <w:rStyle w:val="NormalTok"/>
-        </w:rPr>
-        <w:t xml:space="preserve"> </w:t>
-      </w:r>
-      <w:r>
-        <w:rPr>
-          <w:rStyle w:val="FunctionTok"/>
-        </w:rPr>
-        <w:t>c</w:t>
-      </w:r>
-      <w:r>
-        <w:rPr>
-          <w:rStyle w:val="NormalTok"/>
-        </w:rPr>
-        <w:t>(</w:t>
-      </w:r>
-      <w:r>
-        <w:rPr>
-          <w:rStyle w:val="StringTok"/>
-        </w:rPr>
-        <w:t>"percent.mito"</w:t>
-      </w:r>
-      <w:r>
-        <w:rPr>
-          <w:rStyle w:val="NormalTok"/>
-        </w:rPr>
-        <w:t>,</w:t>
-      </w:r>
-      <w:r>
-        <w:br/>
-      </w:r>
-      <w:r>
-        <w:rPr>
-          <w:rStyle w:val="NormalTok"/>
-        </w:rPr>
-        <w:t xml:space="preserve">                                  </w:t>
-      </w:r>
-      <w:r>
-        <w:rPr>
-          <w:rStyle w:val="StringTok"/>
-        </w:rPr>
-        <w:t>"percent.ribo"</w:t>
-      </w:r>
-      <w:r>
-        <w:rPr>
-          <w:rStyle w:val="NormalTok"/>
-        </w:rPr>
-        <w:t>,</w:t>
-      </w:r>
-      <w:r>
-        <w:br/>
-      </w:r>
-      <w:r>
-        <w:rPr>
-          <w:rStyle w:val="NormalTok"/>
-        </w:rPr>
-        <w:t xml:space="preserve">                                  </w:t>
-      </w:r>
-      <w:r>
-        <w:rPr>
-          <w:rStyle w:val="StringTok"/>
-        </w:rPr>
-        <w:t>"percent.globin"</w:t>
-      </w:r>
-      <w:r>
-        <w:rPr>
-          <w:rStyle w:val="NormalTok"/>
-        </w:rPr>
-        <w:t>))</w:t>
-      </w:r>
-    </w:p>
-    <w:p>
-      <w:pPr>
-        <w:pStyle w:val="SourceCode"/>
-      </w:pPr>
-      <w:r>
-        <w:rPr>
-          <w:rStyle w:val="VerbatimChar"/>
-        </w:rPr>
-        <w:t>Warning: Default search for "data" layer in "RNA" assay yielded no results;</w:t>
-      </w:r>
-      <w:r>
-        <w:br/>
-      </w:r>
-      <w:r>
-        <w:rPr>
-          <w:rStyle w:val="VerbatimChar"/>
-        </w:rPr>
-        <w:t>utilizing "counts" layer instead.</w:t>
+        <w:t>Code ends here:</w:t>
       </w:r>
     </w:p>
     <w:p>
@@ -4882,22 +5942,22 @@
         </w:rPr>
         <w:lastRenderedPageBreak/>
         <w:drawing>
-          <wp:inline distT="0" distB="0" distL="0" distR="0" wp14:anchorId="27CF988E" wp14:editId="621C4797">
+          <wp:inline distT="0" distB="0" distL="0" distR="0" wp14:anchorId="71F35B0C" wp14:editId="4C630FD2">
             <wp:extent cx="5334000" cy="4267200"/>
             <wp:effectExtent l="0" t="0" r="0" b="0"/>
-            <wp:docPr id="76" name="Picture"/>
+            <wp:docPr id="79" name="Picture" descr="Scatterplot from previous code"/>
             <wp:cNvGraphicFramePr/>
             <a:graphic xmlns:a="http://schemas.openxmlformats.org/drawingml/2006/main">
               <a:graphicData uri="http://schemas.openxmlformats.org/drawingml/2006/picture">
                 <pic:pic xmlns:pic="http://schemas.openxmlformats.org/drawingml/2006/picture">
                   <pic:nvPicPr>
-                    <pic:cNvPr id="77" name="Picture" descr="day1-2_analysis_tools_qc_files/figure-docx/unnamed-chunk-14-1.png"/>
+                    <pic:cNvPr id="79" name="Picture" descr="Scatterplot from previous code"/>
                     <pic:cNvPicPr>
                       <a:picLocks noChangeAspect="1" noChangeArrowheads="1"/>
                     </pic:cNvPicPr>
                   </pic:nvPicPr>
                   <pic:blipFill>
-                    <a:blip r:embed="rId20"/>
+                    <a:blip r:embed="rId18"/>
                     <a:stretch>
                       <a:fillRect/>
                     </a:stretch>
@@ -4924,28 +5984,199 @@
         </w:drawing>
       </w:r>
     </w:p>
+    <w:tbl>
+      <w:tblPr>
+        <w:tblStyle w:val="Table"/>
+        <w:tblW w:w="5000" w:type="pct"/>
+        <w:tblInd w:w="164" w:type="dxa"/>
+        <w:tblBorders>
+          <w:top w:val="single" w:sz="4" w:space="0" w:color="CC1914"/>
+          <w:left w:val="single" w:sz="24" w:space="0" w:color="CC1914"/>
+          <w:bottom w:val="single" w:sz="4" w:space="0" w:color="CC1914"/>
+          <w:right w:val="single" w:sz="4" w:space="0" w:color="CC1914"/>
+        </w:tblBorders>
+        <w:tblCellMar>
+          <w:left w:w="144" w:type="dxa"/>
+          <w:right w:w="144" w:type="dxa"/>
+        </w:tblCellMar>
+        <w:tblLook w:val="0020" w:firstRow="1" w:lastRow="0" w:firstColumn="0" w:lastColumn="0" w:noHBand="0" w:noVBand="0"/>
+      </w:tblPr>
+      <w:tblGrid>
+        <w:gridCol w:w="9325"/>
+      </w:tblGrid>
+      <w:tr>
+        <w:trPr>
+          <w:cnfStyle w:val="100000000000" w:firstRow="1" w:lastRow="0" w:firstColumn="0" w:lastColumn="0" w:oddVBand="0" w:evenVBand="0" w:oddHBand="0" w:evenHBand="0" w:firstRowFirstColumn="0" w:firstRowLastColumn="0" w:lastRowFirstColumn="0" w:lastRowLastColumn="0"/>
+          <w:cantSplit/>
+        </w:trPr>
+        <w:tc>
+          <w:tcPr>
+            <w:tcW w:w="0" w:type="auto"/>
+            <w:shd w:val="clear" w:color="auto" w:fill="F7DDDC"/>
+            <w:tcMar>
+              <w:top w:w="92" w:type="dxa"/>
+              <w:bottom w:w="92" w:type="dxa"/>
+            </w:tcMar>
+          </w:tcPr>
+          <w:p>
+            <w:pPr>
+              <w:pStyle w:val="BodyText"/>
+              <w:spacing w:before="0" w:after="0"/>
+              <w:textAlignment w:val="center"/>
+            </w:pPr>
+            <w:r>
+              <w:t xml:space="preserve">  Exercise</w:t>
+            </w:r>
+          </w:p>
+        </w:tc>
+      </w:tr>
+      <w:tr>
+        <w:trPr>
+          <w:cantSplit/>
+        </w:trPr>
+        <w:tc>
+          <w:tcPr>
+            <w:tcW w:w="0" w:type="auto"/>
+            <w:tcMar>
+              <w:top w:w="108" w:type="dxa"/>
+              <w:bottom w:w="108" w:type="dxa"/>
+            </w:tcMar>
+          </w:tcPr>
+          <w:p>
+            <w:pPr>
+              <w:pStyle w:val="BodyText"/>
+              <w:spacing w:before="16" w:after="16"/>
+            </w:pPr>
+            <w:r>
+              <w:t>Are they correlated? What kind of cells might have a high abundance of hemoglobin transcripts and low ribosomal transcripts?</w:t>
+            </w:r>
+          </w:p>
+        </w:tc>
+      </w:tr>
+    </w:tbl>
     <w:p>
       <w:pPr>
         <w:pStyle w:val="BodyText"/>
       </w:pPr>
       <w:r>
-        <w:t xml:space="preserve">You can see that </w:t>
-      </w:r>
-      <w:r>
-        <w:rPr>
-          <w:rStyle w:val="VerbatimChar"/>
-        </w:rPr>
-        <w:t>PBMMC-2</w:t>
-      </w:r>
-      <w:r>
-        <w:t xml:space="preserve"> is quite different from the two others, it has a group of cells with very low ribosomal counts and one with very high globin counts. Maybe these two percentages are negatively correlated? Let’s have a look, by plotting the two percentages against each other:</w:t>
-      </w:r>
-    </w:p>
+        <w:t xml:space="preserve"> </w:t>
+      </w:r>
+    </w:p>
+    <w:tbl>
+      <w:tblPr>
+        <w:tblStyle w:val="Table"/>
+        <w:tblW w:w="5000" w:type="pct"/>
+        <w:tblInd w:w="164" w:type="dxa"/>
+        <w:tblBorders>
+          <w:top w:val="single" w:sz="4" w:space="0" w:color="00A047"/>
+          <w:left w:val="single" w:sz="24" w:space="0" w:color="00A047"/>
+          <w:bottom w:val="single" w:sz="4" w:space="0" w:color="00A047"/>
+          <w:right w:val="single" w:sz="4" w:space="0" w:color="00A047"/>
+        </w:tblBorders>
+        <w:tblCellMar>
+          <w:left w:w="144" w:type="dxa"/>
+          <w:right w:w="144" w:type="dxa"/>
+        </w:tblCellMar>
+        <w:tblLook w:val="0020" w:firstRow="1" w:lastRow="0" w:firstColumn="0" w:lastColumn="0" w:noHBand="0" w:noVBand="0"/>
+      </w:tblPr>
+      <w:tblGrid>
+        <w:gridCol w:w="9325"/>
+      </w:tblGrid>
+      <w:tr>
+        <w:trPr>
+          <w:cnfStyle w:val="100000000000" w:firstRow="1" w:lastRow="0" w:firstColumn="0" w:lastColumn="0" w:oddVBand="0" w:evenVBand="0" w:oddHBand="0" w:evenHBand="0" w:firstRowFirstColumn="0" w:firstRowLastColumn="0" w:lastRowFirstColumn="0" w:lastRowLastColumn="0"/>
+          <w:cantSplit/>
+        </w:trPr>
+        <w:tc>
+          <w:tcPr>
+            <w:tcW w:w="0" w:type="auto"/>
+            <w:shd w:val="clear" w:color="auto" w:fill="CCF1E3"/>
+            <w:tcMar>
+              <w:top w:w="92" w:type="dxa"/>
+              <w:bottom w:w="92" w:type="dxa"/>
+            </w:tcMar>
+          </w:tcPr>
+          <w:p>
+            <w:pPr>
+              <w:pStyle w:val="BodyText"/>
+              <w:spacing w:before="0" w:after="0"/>
+              <w:textAlignment w:val="center"/>
+            </w:pPr>
+            <w:r>
+              <w:t xml:space="preserve">  Answer</w:t>
+            </w:r>
+          </w:p>
+        </w:tc>
+      </w:tr>
+      <w:tr>
+        <w:trPr>
+          <w:cantSplit/>
+        </w:trPr>
+        <w:tc>
+          <w:tcPr>
+            <w:tcW w:w="0" w:type="auto"/>
+            <w:tcMar>
+              <w:top w:w="108" w:type="dxa"/>
+              <w:bottom w:w="108" w:type="dxa"/>
+            </w:tcMar>
+          </w:tcPr>
+          <w:p>
+            <w:pPr>
+              <w:pStyle w:val="BodyText"/>
+              <w:spacing w:before="16" w:after="16"/>
+            </w:pPr>
+            <w:proofErr w:type="gramStart"/>
+            <w:r>
+              <w:t>Yes</w:t>
+            </w:r>
+            <w:proofErr w:type="gramEnd"/>
+            <w:r>
+              <w:t xml:space="preserve"> there is a negative correlation. Erythrocytes (red blood cells) have a high abundance of hemoglobin transcripts and low abundance of ribosomal transcripts. These are most likely erythroid cells, i.e. the cells </w:t>
+            </w:r>
+            <w:proofErr w:type="spellStart"/>
+            <w:r>
+              <w:t>predecessing</w:t>
+            </w:r>
+            <w:proofErr w:type="spellEnd"/>
+            <w:r>
+              <w:t xml:space="preserve"> erythrocytes in the bone marrow.</w:t>
+            </w:r>
+          </w:p>
+        </w:tc>
+      </w:tr>
+    </w:tbl>
     <w:p>
       <w:pPr>
         <w:pStyle w:val="BodyText"/>
       </w:pPr>
       <w:r>
+        <w:t xml:space="preserve">We can also evaluate the relative expression of other genes in our dataset, for example, the ones that are most highly expressed. Some very highly expressed genes might point to a technical cause, and we might consider </w:t>
+      </w:r>
+      <w:proofErr w:type="gramStart"/>
+      <w:r>
+        <w:t>to remove</w:t>
+      </w:r>
+      <w:proofErr w:type="gramEnd"/>
+      <w:r>
+        <w:t xml:space="preserve"> them. Below you will find a simple function to generate a boxplot of relative counts per gene per cell. Load it into your environment and run it on our </w:t>
+      </w:r>
+      <w:proofErr w:type="spellStart"/>
+      <w:r>
+        <w:rPr>
+          <w:rStyle w:val="VerbatimChar"/>
+        </w:rPr>
+        <w:t>seu</w:t>
+      </w:r>
+      <w:proofErr w:type="spellEnd"/>
+      <w:r>
+        <w:t xml:space="preserve"> object:</w:t>
+      </w:r>
+    </w:p>
+    <w:p>
+      <w:pPr>
+        <w:pStyle w:val="BodyText"/>
+      </w:pPr>
+      <w:r>
         <w:t>Code starts here:</w:t>
       </w:r>
     </w:p>
@@ -4955,9 +6186,197 @@
       </w:pPr>
       <w:r>
         <w:rPr>
-          <w:rStyle w:val="NormalTok"/>
-        </w:rPr>
-        <w:t>Seurat</w:t>
+          <w:rStyle w:val="FunctionTok"/>
+        </w:rPr>
+        <w:lastRenderedPageBreak/>
+        <w:t>library</w:t>
+      </w:r>
+      <w:r>
+        <w:rPr>
+          <w:rStyle w:val="NormalTok"/>
+        </w:rPr>
+        <w:t>(ggplot2)</w:t>
+      </w:r>
+    </w:p>
+    <w:p>
+      <w:pPr>
+        <w:pStyle w:val="SourceCode"/>
+      </w:pPr>
+      <w:r>
+        <w:rPr>
+          <w:rStyle w:val="VerbatimChar"/>
+        </w:rPr>
+        <w:t>Warning: package 'ggplot2' was built under R version 4.3.3</w:t>
+      </w:r>
+    </w:p>
+    <w:p>
+      <w:pPr>
+        <w:pStyle w:val="SourceCode"/>
+        <w:rPr>
+          <w:rStyle w:val="NormalTok"/>
+        </w:rPr>
+      </w:pPr>
+      <w:r>
+        <w:rPr>
+          <w:rStyle w:val="FunctionTok"/>
+        </w:rPr>
+        <w:t>library</w:t>
+      </w:r>
+      <w:r>
+        <w:rPr>
+          <w:rStyle w:val="NormalTok"/>
+        </w:rPr>
+        <w:t>(Matrix)</w:t>
+      </w:r>
+      <w:r>
+        <w:br/>
+      </w:r>
+      <w:r>
+        <w:rPr>
+          <w:rStyle w:val="FunctionTok"/>
+        </w:rPr>
+        <w:t>library</w:t>
+      </w:r>
+      <w:r>
+        <w:rPr>
+          <w:rStyle w:val="NormalTok"/>
+        </w:rPr>
+        <w:t>(Seurat)</w:t>
+      </w:r>
+      <w:r>
+        <w:br/>
+      </w:r>
+      <w:r>
+        <w:br/>
+      </w:r>
+      <w:proofErr w:type="spellStart"/>
+      <w:r>
+        <w:rPr>
+          <w:rStyle w:val="NormalTok"/>
+        </w:rPr>
+        <w:t>most_expressed_boxplot</w:t>
+      </w:r>
+      <w:proofErr w:type="spellEnd"/>
+      <w:r>
+        <w:rPr>
+          <w:rStyle w:val="NormalTok"/>
+        </w:rPr>
+        <w:t xml:space="preserve"> </w:t>
+      </w:r>
+      <w:r>
+        <w:rPr>
+          <w:rStyle w:val="OtherTok"/>
+        </w:rPr>
+        <w:t>&lt;-</w:t>
+      </w:r>
+      <w:r>
+        <w:rPr>
+          <w:rStyle w:val="NormalTok"/>
+        </w:rPr>
+        <w:t xml:space="preserve"> </w:t>
+      </w:r>
+      <w:r>
+        <w:rPr>
+          <w:rStyle w:val="ControlFlowTok"/>
+        </w:rPr>
+        <w:t>function</w:t>
+      </w:r>
+      <w:r>
+        <w:rPr>
+          <w:rStyle w:val="NormalTok"/>
+        </w:rPr>
+        <w:t xml:space="preserve">(object, </w:t>
+      </w:r>
+      <w:proofErr w:type="spellStart"/>
+      <w:r>
+        <w:rPr>
+          <w:rStyle w:val="AttributeTok"/>
+        </w:rPr>
+        <w:t>ngenes</w:t>
+      </w:r>
+      <w:proofErr w:type="spellEnd"/>
+      <w:r>
+        <w:rPr>
+          <w:rStyle w:val="AttributeTok"/>
+        </w:rPr>
+        <w:t xml:space="preserve"> =</w:t>
+      </w:r>
+      <w:r>
+        <w:rPr>
+          <w:rStyle w:val="NormalTok"/>
+        </w:rPr>
+        <w:t xml:space="preserve"> </w:t>
+      </w:r>
+      <w:r>
+        <w:rPr>
+          <w:rStyle w:val="DecValTok"/>
+        </w:rPr>
+        <w:t>20</w:t>
+      </w:r>
+      <w:r>
+        <w:rPr>
+          <w:rStyle w:val="NormalTok"/>
+        </w:rPr>
+        <w:t>){</w:t>
+      </w:r>
+      <w:r>
+        <w:br/>
+      </w:r>
+      <w:r>
+        <w:rPr>
+          <w:rStyle w:val="NormalTok"/>
+        </w:rPr>
+        <w:t xml:space="preserve">  </w:t>
+      </w:r>
+      <w:r>
+        <w:br/>
+      </w:r>
+      <w:r>
+        <w:rPr>
+          <w:rStyle w:val="NormalTok"/>
+        </w:rPr>
+        <w:t xml:space="preserve">  </w:t>
+      </w:r>
+      <w:r>
+        <w:rPr>
+          <w:rStyle w:val="CommentTok"/>
+        </w:rPr>
+        <w:t># matrix of raw counts</w:t>
+      </w:r>
+      <w:r>
+        <w:br/>
+      </w:r>
+      <w:r>
+        <w:rPr>
+          <w:rStyle w:val="NormalTok"/>
+        </w:rPr>
+        <w:t xml:space="preserve">  </w:t>
+      </w:r>
+      <w:proofErr w:type="spellStart"/>
+      <w:r>
+        <w:rPr>
+          <w:rStyle w:val="NormalTok"/>
+        </w:rPr>
+        <w:t>cts</w:t>
+      </w:r>
+      <w:proofErr w:type="spellEnd"/>
+      <w:r>
+        <w:rPr>
+          <w:rStyle w:val="NormalTok"/>
+        </w:rPr>
+        <w:t xml:space="preserve"> </w:t>
+      </w:r>
+      <w:r>
+        <w:rPr>
+          <w:rStyle w:val="OtherTok"/>
+        </w:rPr>
+        <w:t>&lt;-</w:t>
+      </w:r>
+      <w:r>
+        <w:rPr>
+          <w:rStyle w:val="NormalTok"/>
+        </w:rPr>
+        <w:t xml:space="preserve"> Seurat</w:t>
       </w:r>
       <w:r>
         <w:rPr>
@@ -4965,17 +6384,67 @@
         </w:rPr>
         <w:t>::</w:t>
       </w:r>
+      <w:proofErr w:type="spellStart"/>
       <w:r>
         <w:rPr>
           <w:rStyle w:val="FunctionTok"/>
         </w:rPr>
-        <w:t>FeatureScatter</w:t>
-      </w:r>
-      <w:r>
-        <w:rPr>
-          <w:rStyle w:val="NormalTok"/>
-        </w:rPr>
-        <w:t xml:space="preserve">(seu, </w:t>
+        <w:t>GetAssayData</w:t>
+      </w:r>
+      <w:proofErr w:type="spellEnd"/>
+      <w:r>
+        <w:rPr>
+          <w:rStyle w:val="NormalTok"/>
+        </w:rPr>
+        <w:t xml:space="preserve">(object, </w:t>
+      </w:r>
+      <w:r>
+        <w:rPr>
+          <w:rStyle w:val="AttributeTok"/>
+        </w:rPr>
+        <w:t>assay =</w:t>
+      </w:r>
+      <w:r>
+        <w:rPr>
+          <w:rStyle w:val="NormalTok"/>
+        </w:rPr>
+        <w:t xml:space="preserve"> </w:t>
+      </w:r>
+      <w:r>
+        <w:rPr>
+          <w:rStyle w:val="StringTok"/>
+        </w:rPr>
+        <w:t>"RNA"</w:t>
+      </w:r>
+      <w:r>
+        <w:rPr>
+          <w:rStyle w:val="NormalTok"/>
+        </w:rPr>
+        <w:t xml:space="preserve">, </w:t>
+      </w:r>
+      <w:r>
+        <w:rPr>
+          <w:rStyle w:val="AttributeTok"/>
+        </w:rPr>
+        <w:t>layer =</w:t>
+      </w:r>
+      <w:r>
+        <w:rPr>
+          <w:rStyle w:val="NormalTok"/>
+        </w:rPr>
+        <w:t xml:space="preserve"> </w:t>
+      </w:r>
+      <w:r>
+        <w:rPr>
+          <w:rStyle w:val="StringTok"/>
+        </w:rPr>
+        <w:t>"counts"</w:t>
+      </w:r>
+      <w:r>
+        <w:rPr>
+          <w:rStyle w:val="NormalTok"/>
+        </w:rPr>
+        <w:t>)</w:t>
       </w:r>
       <w:r>
         <w:br/>
@@ -4984,14 +6453,311 @@
         <w:rPr>
           <w:rStyle w:val="NormalTok"/>
         </w:rPr>
-        <w:t xml:space="preserve">                       </w:t>
+        <w:t xml:space="preserve">  </w:t>
+      </w:r>
+      <w:r>
+        <w:br/>
+      </w:r>
+      <w:r>
+        <w:rPr>
+          <w:rStyle w:val="NormalTok"/>
+        </w:rPr>
+        <w:t xml:space="preserve">  </w:t>
+      </w:r>
+      <w:r>
+        <w:rPr>
+          <w:rStyle w:val="CommentTok"/>
+        </w:rPr>
+        <w:t># get percentage/cell</w:t>
+      </w:r>
+      <w:r>
+        <w:br/>
+      </w:r>
+      <w:r>
+        <w:rPr>
+          <w:rStyle w:val="NormalTok"/>
+        </w:rPr>
+        <w:t xml:space="preserve">  </w:t>
+      </w:r>
+      <w:proofErr w:type="spellStart"/>
+      <w:r>
+        <w:rPr>
+          <w:rStyle w:val="NormalTok"/>
+        </w:rPr>
+        <w:t>cts</w:t>
+      </w:r>
+      <w:proofErr w:type="spellEnd"/>
+      <w:r>
+        <w:rPr>
+          <w:rStyle w:val="NormalTok"/>
+        </w:rPr>
+        <w:t xml:space="preserve"> </w:t>
+      </w:r>
+      <w:r>
+        <w:rPr>
+          <w:rStyle w:val="OtherTok"/>
+        </w:rPr>
+        <w:t>&lt;-</w:t>
+      </w:r>
+      <w:r>
+        <w:rPr>
+          <w:rStyle w:val="NormalTok"/>
+        </w:rPr>
+        <w:t xml:space="preserve"> </w:t>
+      </w:r>
+      <w:r>
+        <w:rPr>
+          <w:rStyle w:val="FunctionTok"/>
+        </w:rPr>
+        <w:t>t</w:t>
+      </w:r>
+      <w:r>
+        <w:rPr>
+          <w:rStyle w:val="NormalTok"/>
+        </w:rPr>
+        <w:t>(</w:t>
+      </w:r>
+      <w:proofErr w:type="spellStart"/>
+      <w:r>
+        <w:rPr>
+          <w:rStyle w:val="NormalTok"/>
+        </w:rPr>
+        <w:t>cts</w:t>
+      </w:r>
+      <w:proofErr w:type="spellEnd"/>
+      <w:r>
+        <w:rPr>
+          <w:rStyle w:val="NormalTok"/>
+        </w:rPr>
+        <w:t>)</w:t>
+      </w:r>
+      <w:r>
+        <w:rPr>
+          <w:rStyle w:val="SpecialCharTok"/>
+        </w:rPr>
+        <w:t>/</w:t>
+      </w:r>
+      <w:proofErr w:type="spellStart"/>
+      <w:r>
+        <w:rPr>
+          <w:rStyle w:val="FunctionTok"/>
+        </w:rPr>
+        <w:t>colSums</w:t>
+      </w:r>
+      <w:proofErr w:type="spellEnd"/>
+      <w:r>
+        <w:rPr>
+          <w:rStyle w:val="NormalTok"/>
+        </w:rPr>
+        <w:t>(</w:t>
+      </w:r>
+      <w:proofErr w:type="spellStart"/>
+      <w:r>
+        <w:rPr>
+          <w:rStyle w:val="NormalTok"/>
+        </w:rPr>
+        <w:t>cts</w:t>
+      </w:r>
+      <w:proofErr w:type="spellEnd"/>
+      <w:r>
+        <w:rPr>
+          <w:rStyle w:val="NormalTok"/>
+        </w:rPr>
+        <w:t>)</w:t>
+      </w:r>
+      <w:r>
+        <w:rPr>
+          <w:rStyle w:val="SpecialCharTok"/>
+        </w:rPr>
+        <w:t>*</w:t>
+      </w:r>
+      <w:r>
+        <w:rPr>
+          <w:rStyle w:val="DecValTok"/>
+        </w:rPr>
+        <w:t>100</w:t>
+      </w:r>
+      <w:r>
+        <w:br/>
+      </w:r>
+      <w:r>
+        <w:rPr>
+          <w:rStyle w:val="NormalTok"/>
+        </w:rPr>
+        <w:t xml:space="preserve">  medians </w:t>
+      </w:r>
+      <w:r>
+        <w:rPr>
+          <w:rStyle w:val="OtherTok"/>
+        </w:rPr>
+        <w:t>&lt;-</w:t>
+      </w:r>
+      <w:r>
+        <w:rPr>
+          <w:rStyle w:val="NormalTok"/>
+        </w:rPr>
+        <w:t xml:space="preserve"> </w:t>
+      </w:r>
+      <w:proofErr w:type="spellStart"/>
+      <w:r>
+        <w:rPr>
+          <w:rStyle w:val="NormalTok"/>
+        </w:rPr>
+        <w:t>SparseArray</w:t>
+      </w:r>
+      <w:proofErr w:type="spellEnd"/>
+      <w:r>
+        <w:rPr>
+          <w:rStyle w:val="SpecialCharTok"/>
+        </w:rPr>
+        <w:t>::</w:t>
+      </w:r>
+      <w:proofErr w:type="spellStart"/>
+      <w:r>
+        <w:rPr>
+          <w:rStyle w:val="FunctionTok"/>
+        </w:rPr>
+        <w:t>colMedians</w:t>
+      </w:r>
+      <w:proofErr w:type="spellEnd"/>
+      <w:r>
+        <w:rPr>
+          <w:rStyle w:val="NormalTok"/>
+        </w:rPr>
+        <w:t>(</w:t>
+      </w:r>
+      <w:proofErr w:type="spellStart"/>
+      <w:r>
+        <w:rPr>
+          <w:rStyle w:val="NormalTok"/>
+        </w:rPr>
+        <w:t>cts</w:t>
+      </w:r>
+      <w:proofErr w:type="spellEnd"/>
+      <w:r>
+        <w:rPr>
+          <w:rStyle w:val="NormalTok"/>
+        </w:rPr>
+        <w:t>)</w:t>
+      </w:r>
+      <w:r>
+        <w:br/>
+      </w:r>
+      <w:r>
+        <w:rPr>
+          <w:rStyle w:val="NormalTok"/>
+        </w:rPr>
+        <w:t xml:space="preserve">  </w:t>
+      </w:r>
+      <w:r>
+        <w:br/>
+      </w:r>
+      <w:r>
+        <w:rPr>
+          <w:rStyle w:val="NormalTok"/>
+        </w:rPr>
+        <w:t xml:space="preserve">  </w:t>
+      </w:r>
+      <w:r>
+        <w:rPr>
+          <w:rStyle w:val="CommentTok"/>
+        </w:rPr>
+        <w:t># get top n genes</w:t>
+      </w:r>
+      <w:r>
+        <w:br/>
+      </w:r>
+      <w:r>
+        <w:rPr>
+          <w:rStyle w:val="NormalTok"/>
+        </w:rPr>
+        <w:t xml:space="preserve">  </w:t>
+      </w:r>
+      <w:proofErr w:type="spellStart"/>
+      <w:r>
+        <w:rPr>
+          <w:rStyle w:val="NormalTok"/>
+        </w:rPr>
+        <w:t>most_expressed</w:t>
+      </w:r>
+      <w:proofErr w:type="spellEnd"/>
+      <w:r>
+        <w:rPr>
+          <w:rStyle w:val="NormalTok"/>
+        </w:rPr>
+        <w:t xml:space="preserve"> </w:t>
+      </w:r>
+      <w:r>
+        <w:rPr>
+          <w:rStyle w:val="OtherTok"/>
+        </w:rPr>
+        <w:t>&lt;-</w:t>
+      </w:r>
+      <w:r>
+        <w:rPr>
+          <w:rStyle w:val="NormalTok"/>
+        </w:rPr>
+        <w:t xml:space="preserve"> </w:t>
+      </w:r>
+      <w:r>
+        <w:rPr>
+          <w:rStyle w:val="FunctionTok"/>
+        </w:rPr>
+        <w:t>order</w:t>
+      </w:r>
+      <w:r>
+        <w:rPr>
+          <w:rStyle w:val="NormalTok"/>
+        </w:rPr>
+        <w:t xml:space="preserve">(medians, </w:t>
       </w:r>
       <w:r>
         <w:rPr>
           <w:rStyle w:val="AttributeTok"/>
         </w:rPr>
-        <w:t>feature1 =</w:t>
-      </w:r>
+        <w:t>decreasing =</w:t>
+      </w:r>
+      <w:r>
+        <w:rPr>
+          <w:rStyle w:val="NormalTok"/>
+        </w:rPr>
+        <w:t xml:space="preserve"> T)[ngenes</w:t>
+      </w:r>
+      <w:r>
+        <w:rPr>
+          <w:rStyle w:val="SpecialCharTok"/>
+        </w:rPr>
+        <w:t>:</w:t>
+      </w:r>
+      <w:r>
+        <w:rPr>
+          <w:rStyle w:val="DecValTok"/>
+        </w:rPr>
+        <w:t>1</w:t>
+      </w:r>
+      <w:r>
+        <w:rPr>
+          <w:rStyle w:val="NormalTok"/>
+        </w:rPr>
+        <w:t>]</w:t>
+      </w:r>
+      <w:r>
+        <w:br/>
+      </w:r>
+      <w:r>
+        <w:rPr>
+          <w:rStyle w:val="NormalTok"/>
+        </w:rPr>
+        <w:t xml:space="preserve">  </w:t>
+      </w:r>
+      <w:proofErr w:type="spellStart"/>
+      <w:r>
+        <w:rPr>
+          <w:rStyle w:val="NormalTok"/>
+        </w:rPr>
+        <w:t>most_exp_matrix</w:t>
+      </w:r>
+      <w:proofErr w:type="spellEnd"/>
       <w:r>
         <w:rPr>
           <w:rStyle w:val="NormalTok"/>
@@ -5000,9 +6766,237 @@
       </w:r>
       <w:r>
         <w:rPr>
+          <w:rStyle w:val="OtherTok"/>
+        </w:rPr>
+        <w:t>&lt;-</w:t>
+      </w:r>
+      <w:r>
+        <w:rPr>
+          <w:rStyle w:val="NormalTok"/>
+        </w:rPr>
+        <w:t xml:space="preserve"> </w:t>
+      </w:r>
+      <w:proofErr w:type="spellStart"/>
+      <w:r>
+        <w:rPr>
+          <w:rStyle w:val="FunctionTok"/>
+        </w:rPr>
+        <w:t>as.matrix</w:t>
+      </w:r>
+      <w:proofErr w:type="spellEnd"/>
+      <w:r>
+        <w:rPr>
+          <w:rStyle w:val="NormalTok"/>
+        </w:rPr>
+        <w:t>((</w:t>
+      </w:r>
+      <w:proofErr w:type="spellStart"/>
+      <w:r>
+        <w:rPr>
+          <w:rStyle w:val="NormalTok"/>
+        </w:rPr>
+        <w:t>cts</w:t>
+      </w:r>
+      <w:proofErr w:type="spellEnd"/>
+      <w:r>
+        <w:rPr>
+          <w:rStyle w:val="NormalTok"/>
+        </w:rPr>
+        <w:t>[,</w:t>
+      </w:r>
+      <w:proofErr w:type="spellStart"/>
+      <w:r>
+        <w:rPr>
+          <w:rStyle w:val="NormalTok"/>
+        </w:rPr>
+        <w:t>most_expressed</w:t>
+      </w:r>
+      <w:proofErr w:type="spellEnd"/>
+      <w:r>
+        <w:rPr>
+          <w:rStyle w:val="NormalTok"/>
+        </w:rPr>
+        <w:t>]))</w:t>
+      </w:r>
+      <w:r>
+        <w:br/>
+      </w:r>
+      <w:r>
+        <w:rPr>
+          <w:rStyle w:val="NormalTok"/>
+        </w:rPr>
+        <w:t xml:space="preserve">  </w:t>
+      </w:r>
+      <w:r>
+        <w:br/>
+      </w:r>
+      <w:r>
+        <w:rPr>
+          <w:rStyle w:val="NormalTok"/>
+        </w:rPr>
+        <w:t xml:space="preserve">  </w:t>
+      </w:r>
+      <w:r>
+        <w:rPr>
+          <w:rStyle w:val="CommentTok"/>
+        </w:rPr>
+        <w:t># prepare for plotting</w:t>
+      </w:r>
+      <w:r>
+        <w:br/>
+      </w:r>
+      <w:r>
+        <w:rPr>
+          <w:rStyle w:val="NormalTok"/>
+        </w:rPr>
+        <w:t xml:space="preserve">  </w:t>
+      </w:r>
+      <w:proofErr w:type="spellStart"/>
+      <w:r>
+        <w:rPr>
+          <w:rStyle w:val="NormalTok"/>
+        </w:rPr>
+        <w:t>most_exp_df</w:t>
+      </w:r>
+      <w:proofErr w:type="spellEnd"/>
+      <w:r>
+        <w:rPr>
+          <w:rStyle w:val="NormalTok"/>
+        </w:rPr>
+        <w:t xml:space="preserve"> </w:t>
+      </w:r>
+      <w:r>
+        <w:rPr>
+          <w:rStyle w:val="OtherTok"/>
+        </w:rPr>
+        <w:t>&lt;-</w:t>
+      </w:r>
+      <w:r>
+        <w:rPr>
+          <w:rStyle w:val="NormalTok"/>
+        </w:rPr>
+        <w:t xml:space="preserve"> </w:t>
+      </w:r>
+      <w:r>
+        <w:rPr>
+          <w:rStyle w:val="FunctionTok"/>
+        </w:rPr>
+        <w:t>stack</w:t>
+      </w:r>
+      <w:r>
+        <w:rPr>
+          <w:rStyle w:val="NormalTok"/>
+        </w:rPr>
+        <w:t>(</w:t>
+      </w:r>
+      <w:proofErr w:type="spellStart"/>
+      <w:r>
+        <w:rPr>
+          <w:rStyle w:val="FunctionTok"/>
+        </w:rPr>
+        <w:t>as.data.frame</w:t>
+      </w:r>
+      <w:proofErr w:type="spellEnd"/>
+      <w:r>
+        <w:rPr>
+          <w:rStyle w:val="NormalTok"/>
+        </w:rPr>
+        <w:t>(</w:t>
+      </w:r>
+      <w:proofErr w:type="spellStart"/>
+      <w:r>
+        <w:rPr>
+          <w:rStyle w:val="NormalTok"/>
+        </w:rPr>
+        <w:t>most_exp_matrix</w:t>
+      </w:r>
+      <w:proofErr w:type="spellEnd"/>
+      <w:r>
+        <w:rPr>
+          <w:rStyle w:val="NormalTok"/>
+        </w:rPr>
+        <w:t>))</w:t>
+      </w:r>
+      <w:r>
+        <w:br/>
+      </w:r>
+      <w:r>
+        <w:rPr>
+          <w:rStyle w:val="NormalTok"/>
+        </w:rPr>
+        <w:t xml:space="preserve">  </w:t>
+      </w:r>
+      <w:proofErr w:type="spellStart"/>
+      <w:r>
+        <w:rPr>
+          <w:rStyle w:val="FunctionTok"/>
+        </w:rPr>
+        <w:t>colnames</w:t>
+      </w:r>
+      <w:proofErr w:type="spellEnd"/>
+      <w:r>
+        <w:rPr>
+          <w:rStyle w:val="NormalTok"/>
+        </w:rPr>
+        <w:t>(</w:t>
+      </w:r>
+      <w:proofErr w:type="spellStart"/>
+      <w:r>
+        <w:rPr>
+          <w:rStyle w:val="NormalTok"/>
+        </w:rPr>
+        <w:t>most_exp_df</w:t>
+      </w:r>
+      <w:proofErr w:type="spellEnd"/>
+      <w:r>
+        <w:rPr>
+          <w:rStyle w:val="NormalTok"/>
+        </w:rPr>
+        <w:t xml:space="preserve">) </w:t>
+      </w:r>
+      <w:r>
+        <w:rPr>
+          <w:rStyle w:val="OtherTok"/>
+        </w:rPr>
+        <w:t>&lt;-</w:t>
+      </w:r>
+      <w:r>
+        <w:rPr>
+          <w:rStyle w:val="NormalTok"/>
+        </w:rPr>
+        <w:t xml:space="preserve"> </w:t>
+      </w:r>
+      <w:r>
+        <w:rPr>
+          <w:rStyle w:val="FunctionTok"/>
+        </w:rPr>
+        <w:t>c</w:t>
+      </w:r>
+      <w:r>
+        <w:rPr>
+          <w:rStyle w:val="NormalTok"/>
+        </w:rPr>
+        <w:t>(</w:t>
+      </w:r>
+      <w:r>
+        <w:rPr>
           <w:rStyle w:val="StringTok"/>
         </w:rPr>
-        <w:t>"percent.globin"</w:t>
+        <w:t>"</w:t>
+      </w:r>
+      <w:proofErr w:type="spellStart"/>
+      <w:r>
+        <w:rPr>
+          <w:rStyle w:val="StringTok"/>
+        </w:rPr>
+        <w:t>perc_total</w:t>
+      </w:r>
+      <w:proofErr w:type="spellEnd"/>
+      <w:r>
+        <w:rPr>
+          <w:rStyle w:val="StringTok"/>
+        </w:rPr>
+        <w:t>"</w:t>
       </w:r>
       <w:r>
         <w:rPr>
@@ -5011,37 +7005,277 @@
         <w:t xml:space="preserve">, </w:t>
       </w:r>
       <w:r>
+        <w:rPr>
+          <w:rStyle w:val="StringTok"/>
+        </w:rPr>
+        <w:t>"gene"</w:t>
+      </w:r>
+      <w:r>
+        <w:rPr>
+          <w:rStyle w:val="NormalTok"/>
+        </w:rPr>
+        <w:t>)</w:t>
+      </w:r>
+      <w:r>
         <w:br/>
       </w:r>
       <w:r>
         <w:rPr>
           <w:rStyle w:val="NormalTok"/>
         </w:rPr>
-        <w:t xml:space="preserve">                       </w:t>
+        <w:t xml:space="preserve">  </w:t>
+      </w:r>
+      <w:r>
+        <w:br/>
+      </w:r>
+      <w:r>
+        <w:rPr>
+          <w:rStyle w:val="NormalTok"/>
+        </w:rPr>
+        <w:t xml:space="preserve">  </w:t>
+      </w:r>
+      <w:r>
+        <w:rPr>
+          <w:rStyle w:val="CommentTok"/>
+        </w:rPr>
+        <w:t># boxplot with ggplot2</w:t>
+      </w:r>
+      <w:r>
+        <w:br/>
+      </w:r>
+      <w:r>
+        <w:rPr>
+          <w:rStyle w:val="NormalTok"/>
+        </w:rPr>
+        <w:t xml:space="preserve">  boxplot </w:t>
+      </w:r>
+      <w:r>
+        <w:rPr>
+          <w:rStyle w:val="OtherTok"/>
+        </w:rPr>
+        <w:t>&lt;-</w:t>
+      </w:r>
+      <w:r>
+        <w:rPr>
+          <w:rStyle w:val="NormalTok"/>
+        </w:rPr>
+        <w:t xml:space="preserve"> </w:t>
+      </w:r>
+      <w:proofErr w:type="spellStart"/>
+      <w:r>
+        <w:rPr>
+          <w:rStyle w:val="FunctionTok"/>
+        </w:rPr>
+        <w:t>ggplot</w:t>
+      </w:r>
+      <w:proofErr w:type="spellEnd"/>
+      <w:r>
+        <w:rPr>
+          <w:rStyle w:val="NormalTok"/>
+        </w:rPr>
+        <w:t>(</w:t>
+      </w:r>
+      <w:proofErr w:type="spellStart"/>
+      <w:r>
+        <w:rPr>
+          <w:rStyle w:val="NormalTok"/>
+        </w:rPr>
+        <w:t>most_exp_df</w:t>
+      </w:r>
+      <w:proofErr w:type="spellEnd"/>
+      <w:r>
+        <w:rPr>
+          <w:rStyle w:val="NormalTok"/>
+        </w:rPr>
+        <w:t xml:space="preserve">, </w:t>
+      </w:r>
+      <w:proofErr w:type="spellStart"/>
+      <w:r>
+        <w:rPr>
+          <w:rStyle w:val="FunctionTok"/>
+        </w:rPr>
+        <w:t>aes</w:t>
+      </w:r>
+      <w:proofErr w:type="spellEnd"/>
+      <w:r>
+        <w:rPr>
+          <w:rStyle w:val="NormalTok"/>
+        </w:rPr>
+        <w:t>(</w:t>
       </w:r>
       <w:r>
         <w:rPr>
           <w:rStyle w:val="AttributeTok"/>
         </w:rPr>
-        <w:t>feature2 =</w:t>
-      </w:r>
-      <w:r>
-        <w:rPr>
-          <w:rStyle w:val="NormalTok"/>
-        </w:rPr>
-        <w:t xml:space="preserve"> </w:t>
-      </w:r>
-      <w:r>
-        <w:rPr>
-          <w:rStyle w:val="StringTok"/>
-        </w:rPr>
-        <w:t>"percent.ribo"</w:t>
+        <w:t>x=</w:t>
+      </w:r>
+      <w:r>
+        <w:rPr>
+          <w:rStyle w:val="NormalTok"/>
+        </w:rPr>
+        <w:t xml:space="preserve">gene, </w:t>
+      </w:r>
+      <w:r>
+        <w:rPr>
+          <w:rStyle w:val="AttributeTok"/>
+        </w:rPr>
+        <w:t>y=</w:t>
+      </w:r>
+      <w:proofErr w:type="spellStart"/>
+      <w:r>
+        <w:rPr>
+          <w:rStyle w:val="NormalTok"/>
+        </w:rPr>
+        <w:t>perc_total</w:t>
+      </w:r>
+      <w:proofErr w:type="spellEnd"/>
+      <w:r>
+        <w:rPr>
+          <w:rStyle w:val="NormalTok"/>
+        </w:rPr>
+        <w:t xml:space="preserve">)) </w:t>
+      </w:r>
+      <w:r>
+        <w:rPr>
+          <w:rStyle w:val="SpecialCharTok"/>
+        </w:rPr>
+        <w:t>+</w:t>
+      </w:r>
+      <w:r>
+        <w:br/>
+      </w:r>
+      <w:r>
+        <w:rPr>
+          <w:rStyle w:val="NormalTok"/>
+        </w:rPr>
+        <w:t xml:space="preserve">    </w:t>
+      </w:r>
+      <w:proofErr w:type="spellStart"/>
+      <w:r>
+        <w:rPr>
+          <w:rStyle w:val="FunctionTok"/>
+        </w:rPr>
+        <w:t>geom_boxplot</w:t>
+      </w:r>
+      <w:proofErr w:type="spellEnd"/>
+      <w:r>
+        <w:rPr>
+          <w:rStyle w:val="NormalTok"/>
+        </w:rPr>
+        <w:t xml:space="preserve">() </w:t>
+      </w:r>
+      <w:r>
+        <w:rPr>
+          <w:rStyle w:val="SpecialCharTok"/>
+        </w:rPr>
+        <w:t>+</w:t>
+      </w:r>
+      <w:r>
+        <w:br/>
+      </w:r>
+      <w:r>
+        <w:rPr>
+          <w:rStyle w:val="NormalTok"/>
+        </w:rPr>
+        <w:t xml:space="preserve">    </w:t>
+      </w:r>
+      <w:proofErr w:type="spellStart"/>
+      <w:r>
+        <w:rPr>
+          <w:rStyle w:val="FunctionTok"/>
+        </w:rPr>
+        <w:t>coord_flip</w:t>
+      </w:r>
+      <w:proofErr w:type="spellEnd"/>
+      <w:r>
+        <w:rPr>
+          <w:rStyle w:val="NormalTok"/>
+        </w:rPr>
+        <w:t>()</w:t>
+      </w:r>
+      <w:r>
+        <w:br/>
+      </w:r>
+      <w:r>
+        <w:rPr>
+          <w:rStyle w:val="NormalTok"/>
+        </w:rPr>
+        <w:t xml:space="preserve">  </w:t>
+      </w:r>
+      <w:r>
+        <w:rPr>
+          <w:rStyle w:val="FunctionTok"/>
+        </w:rPr>
+        <w:t>return</w:t>
+      </w:r>
+      <w:r>
+        <w:rPr>
+          <w:rStyle w:val="NormalTok"/>
+        </w:rPr>
+        <w:t>(boxplot)</w:t>
+      </w:r>
+      <w:r>
+        <w:br/>
+      </w:r>
+      <w:r>
+        <w:rPr>
+          <w:rStyle w:val="NormalTok"/>
+        </w:rPr>
+        <w:t>}</w:t>
+      </w:r>
+      <w:r>
+        <w:br/>
+      </w:r>
+      <w:r>
+        <w:br/>
+      </w:r>
+      <w:proofErr w:type="spellStart"/>
+      <w:r>
+        <w:rPr>
+          <w:rStyle w:val="FunctionTok"/>
+        </w:rPr>
+        <w:t>most_expressed_boxplot</w:t>
+      </w:r>
+      <w:proofErr w:type="spellEnd"/>
+      <w:r>
+        <w:rPr>
+          <w:rStyle w:val="NormalTok"/>
+        </w:rPr>
+        <w:t>(</w:t>
+      </w:r>
+      <w:proofErr w:type="spellStart"/>
+      <w:r>
+        <w:rPr>
+          <w:rStyle w:val="NormalTok"/>
+        </w:rPr>
+        <w:t>seu</w:t>
+      </w:r>
+      <w:proofErr w:type="spellEnd"/>
+      <w:r>
+        <w:rPr>
+          <w:rStyle w:val="NormalTok"/>
+        </w:rPr>
+        <w:t xml:space="preserve">, </w:t>
+      </w:r>
+      <w:r>
+        <w:rPr>
+          <w:rStyle w:val="DecValTok"/>
+        </w:rPr>
+        <w:t>20</w:t>
       </w:r>
       <w:r>
         <w:rPr>
           <w:rStyle w:val="NormalTok"/>
         </w:rPr>
         <w:t>)</w:t>
+      </w:r>
+    </w:p>
+    <w:p>
+      <w:pPr>
+        <w:pStyle w:val="SourceCode"/>
+      </w:pPr>
+      <w:r>
+        <w:t>Code ends here:</w:t>
       </w:r>
     </w:p>
     <w:p>
@@ -5054,22 +7288,22 @@
         </w:rPr>
         <w:lastRenderedPageBreak/>
         <w:drawing>
-          <wp:inline distT="0" distB="0" distL="0" distR="0" wp14:anchorId="71F35B0C" wp14:editId="1FF8CA7B">
+          <wp:inline distT="0" distB="0" distL="0" distR="0" wp14:anchorId="0F6A3A05" wp14:editId="05B2A976">
             <wp:extent cx="5334000" cy="4267200"/>
             <wp:effectExtent l="0" t="0" r="0" b="0"/>
-            <wp:docPr id="79" name="Picture"/>
+            <wp:docPr id="86" name="Picture" descr="Boxplot from previous code"/>
             <wp:cNvGraphicFramePr/>
             <a:graphic xmlns:a="http://schemas.openxmlformats.org/drawingml/2006/main">
               <a:graphicData uri="http://schemas.openxmlformats.org/drawingml/2006/picture">
                 <pic:pic xmlns:pic="http://schemas.openxmlformats.org/drawingml/2006/picture">
                   <pic:nvPicPr>
-                    <pic:cNvPr id="80" name="Picture" descr="day1-2_analysis_tools_qc_files/figure-docx/unnamed-chunk-15-1.png"/>
+                    <pic:cNvPr id="86" name="Picture" descr="Boxplot from previous code"/>
                     <pic:cNvPicPr>
                       <a:picLocks noChangeAspect="1" noChangeArrowheads="1"/>
                     </pic:cNvPicPr>
                   </pic:nvPicPr>
                   <pic:blipFill>
-                    <a:blip r:embed="rId21"/>
+                    <a:blip r:embed="rId19"/>
                     <a:stretch>
                       <a:fillRect/>
                     </a:stretch>
@@ -5096,1159 +7330,39 @@
         </w:drawing>
       </w:r>
     </w:p>
-    <w:tbl>
-      <w:tblPr>
-        <w:tblStyle w:val="Table"/>
-        <w:tblW w:w="5000" w:type="pct"/>
-        <w:tblInd w:w="164" w:type="dxa"/>
-        <w:tblBorders>
-          <w:top w:val="single" w:sz="4" w:space="0" w:color="CC1914"/>
-          <w:left w:val="single" w:sz="24" w:space="0" w:color="CC1914"/>
-          <w:bottom w:val="single" w:sz="4" w:space="0" w:color="CC1914"/>
-          <w:right w:val="single" w:sz="4" w:space="0" w:color="CC1914"/>
-        </w:tblBorders>
-        <w:tblCellMar>
-          <w:left w:w="144" w:type="dxa"/>
-          <w:right w:w="144" w:type="dxa"/>
-        </w:tblCellMar>
-        <w:tblLook w:val="0000" w:firstRow="0" w:lastRow="0" w:firstColumn="0" w:lastColumn="0" w:noHBand="0" w:noVBand="0"/>
-      </w:tblPr>
-      <w:tblGrid>
-        <w:gridCol w:w="9648"/>
-      </w:tblGrid>
-      <w:tr>
-        <w:trPr>
-          <w:cantSplit/>
-        </w:trPr>
-        <w:tc>
-          <w:tcPr>
-            <w:tcW w:w="0" w:type="auto"/>
-            <w:shd w:val="clear" w:color="auto" w:fill="F7DDDC"/>
-            <w:tcMar>
-              <w:top w:w="92" w:type="dxa"/>
-              <w:bottom w:w="92" w:type="dxa"/>
-            </w:tcMar>
-          </w:tcPr>
-          <w:p>
-            <w:pPr>
-              <w:pStyle w:val="BodyText"/>
-              <w:spacing w:before="0" w:after="0"/>
-              <w:textAlignment w:val="center"/>
-            </w:pPr>
-            <w:r>
-              <w:rPr>
-                <w:noProof/>
-              </w:rPr>
-              <w:drawing>
-                <wp:inline distT="0" distB="0" distL="0" distR="0" wp14:anchorId="267C928C" wp14:editId="140ED1BD">
-                  <wp:extent cx="152400" cy="152400"/>
-                  <wp:effectExtent l="0" t="0" r="0" b="0"/>
-                  <wp:docPr id="81" name="Picture"/>
-                  <wp:cNvGraphicFramePr/>
-                  <a:graphic xmlns:a="http://schemas.openxmlformats.org/drawingml/2006/main">
-                    <a:graphicData uri="http://schemas.openxmlformats.org/drawingml/2006/picture">
-                      <pic:pic xmlns:pic="http://schemas.openxmlformats.org/drawingml/2006/picture">
-                        <pic:nvPicPr>
-                          <pic:cNvPr id="82" name="Picture" descr="/Applications/RStudio.app/Contents/Resources/app/quarto/share/formats/docx/important.png"/>
-                          <pic:cNvPicPr>
-                            <a:picLocks noChangeAspect="1" noChangeArrowheads="1"/>
-                          </pic:cNvPicPr>
-                        </pic:nvPicPr>
-                        <pic:blipFill>
-                          <a:blip r:embed="rId9"/>
-                          <a:stretch>
-                            <a:fillRect/>
-                          </a:stretch>
-                        </pic:blipFill>
-                        <pic:spPr bwMode="auto">
-                          <a:xfrm>
-                            <a:off x="0" y="0"/>
-                            <a:ext cx="152400" cy="152400"/>
-                          </a:xfrm>
-                          <a:prstGeom prst="rect">
-                            <a:avLst/>
-                          </a:prstGeom>
-                          <a:noFill/>
-                          <a:ln w="9525">
-                            <a:noFill/>
-                            <a:headEnd/>
-                            <a:tailEnd/>
-                          </a:ln>
-                        </pic:spPr>
-                      </pic:pic>
-                    </a:graphicData>
-                  </a:graphic>
-                </wp:inline>
-              </w:drawing>
-            </w:r>
-            <w:r>
-              <w:t xml:space="preserve">  Exercise</w:t>
-            </w:r>
-          </w:p>
-        </w:tc>
-      </w:tr>
-      <w:tr>
-        <w:trPr>
-          <w:cantSplit/>
-        </w:trPr>
-        <w:tc>
-          <w:tcPr>
-            <w:tcW w:w="0" w:type="auto"/>
-            <w:tcMar>
-              <w:top w:w="108" w:type="dxa"/>
-              <w:bottom w:w="108" w:type="dxa"/>
-            </w:tcMar>
-          </w:tcPr>
-          <w:p>
-            <w:pPr>
-              <w:pStyle w:val="BodyText"/>
-              <w:spacing w:before="16" w:after="16"/>
-            </w:pPr>
-            <w:r>
-              <w:t>Are they correlated? What kind of cells might have a high abundance of hemoglobin transcripts and low ribosomal transcripts?</w:t>
-            </w:r>
-          </w:p>
-        </w:tc>
-      </w:tr>
-    </w:tbl>
     <w:p>
       <w:pPr>
         <w:pStyle w:val="BodyText"/>
       </w:pPr>
       <w:r>
-        <w:t xml:space="preserve"> </w:t>
-      </w:r>
-    </w:p>
-    <w:tbl>
-      <w:tblPr>
-        <w:tblStyle w:val="Table"/>
-        <w:tblW w:w="5000" w:type="pct"/>
-        <w:tblInd w:w="164" w:type="dxa"/>
-        <w:tblBorders>
-          <w:top w:val="single" w:sz="4" w:space="0" w:color="00A047"/>
-          <w:left w:val="single" w:sz="24" w:space="0" w:color="00A047"/>
-          <w:bottom w:val="single" w:sz="4" w:space="0" w:color="00A047"/>
-          <w:right w:val="single" w:sz="4" w:space="0" w:color="00A047"/>
-        </w:tblBorders>
-        <w:tblCellMar>
-          <w:left w:w="144" w:type="dxa"/>
-          <w:right w:w="144" w:type="dxa"/>
-        </w:tblCellMar>
-        <w:tblLook w:val="0000" w:firstRow="0" w:lastRow="0" w:firstColumn="0" w:lastColumn="0" w:noHBand="0" w:noVBand="0"/>
-      </w:tblPr>
-      <w:tblGrid>
-        <w:gridCol w:w="9648"/>
-      </w:tblGrid>
-      <w:tr>
-        <w:trPr>
-          <w:cantSplit/>
-        </w:trPr>
-        <w:tc>
-          <w:tcPr>
-            <w:tcW w:w="0" w:type="auto"/>
-            <w:shd w:val="clear" w:color="auto" w:fill="CCF1E3"/>
-            <w:tcMar>
-              <w:top w:w="92" w:type="dxa"/>
-              <w:bottom w:w="92" w:type="dxa"/>
-            </w:tcMar>
-          </w:tcPr>
-          <w:p>
-            <w:pPr>
-              <w:pStyle w:val="BodyText"/>
-              <w:spacing w:before="0" w:after="0"/>
-              <w:textAlignment w:val="center"/>
-            </w:pPr>
-            <w:r>
-              <w:rPr>
-                <w:noProof/>
-              </w:rPr>
-              <w:drawing>
-                <wp:inline distT="0" distB="0" distL="0" distR="0" wp14:anchorId="17910113" wp14:editId="30E2FF55">
-                  <wp:extent cx="152400" cy="152400"/>
-                  <wp:effectExtent l="0" t="0" r="0" b="0"/>
-                  <wp:docPr id="83" name="Picture"/>
-                  <wp:cNvGraphicFramePr/>
-                  <a:graphic xmlns:a="http://schemas.openxmlformats.org/drawingml/2006/main">
-                    <a:graphicData uri="http://schemas.openxmlformats.org/drawingml/2006/picture">
-                      <pic:pic xmlns:pic="http://schemas.openxmlformats.org/drawingml/2006/picture">
-                        <pic:nvPicPr>
-                          <pic:cNvPr id="84" name="Picture" descr="/Applications/RStudio.app/Contents/Resources/app/quarto/share/formats/docx/tip.png"/>
-                          <pic:cNvPicPr>
-                            <a:picLocks noChangeAspect="1" noChangeArrowheads="1"/>
-                          </pic:cNvPicPr>
-                        </pic:nvPicPr>
-                        <pic:blipFill>
-                          <a:blip r:embed="rId7"/>
-                          <a:stretch>
-                            <a:fillRect/>
-                          </a:stretch>
-                        </pic:blipFill>
-                        <pic:spPr bwMode="auto">
-                          <a:xfrm>
-                            <a:off x="0" y="0"/>
-                            <a:ext cx="152400" cy="152400"/>
-                          </a:xfrm>
-                          <a:prstGeom prst="rect">
-                            <a:avLst/>
-                          </a:prstGeom>
-                          <a:noFill/>
-                          <a:ln w="9525">
-                            <a:noFill/>
-                            <a:headEnd/>
-                            <a:tailEnd/>
-                          </a:ln>
-                        </pic:spPr>
-                      </pic:pic>
-                    </a:graphicData>
-                  </a:graphic>
-                </wp:inline>
-              </w:drawing>
-            </w:r>
-            <w:r>
-              <w:t xml:space="preserve">  Answer</w:t>
-            </w:r>
-          </w:p>
-        </w:tc>
-      </w:tr>
-      <w:tr>
-        <w:trPr>
-          <w:cantSplit/>
-        </w:trPr>
-        <w:tc>
-          <w:tcPr>
-            <w:tcW w:w="0" w:type="auto"/>
-            <w:tcMar>
-              <w:top w:w="108" w:type="dxa"/>
-              <w:bottom w:w="108" w:type="dxa"/>
-            </w:tcMar>
-          </w:tcPr>
-          <w:p>
-            <w:pPr>
-              <w:pStyle w:val="BodyText"/>
-              <w:spacing w:before="16" w:after="16"/>
-            </w:pPr>
-            <w:r>
-              <w:t>Yes there is a negative correlation. Erythrocytes (red blood cells) have a high abundance of hemoglobin transcripts and low abundance of ribosomal transcripts. These are most likely erythroid cells, i.e. the cells predecessing erythrocytes in the bone marrow.</w:t>
-            </w:r>
-          </w:p>
-        </w:tc>
-      </w:tr>
-    </w:tbl>
-    <w:p>
-      <w:pPr>
-        <w:pStyle w:val="BodyText"/>
-      </w:pPr>
-      <w:r>
-        <w:t xml:space="preserve">We can also evaluate the relative expression of other genes in our dataset, for example, the ones that are most highly expressed. Some very highly expressed genes might point to a technical cause, and we might consider to remove them. Below you will find a simple function to generate a boxplot of relative counts per gene per cell. Load it into your environment and run it on our </w:t>
-      </w:r>
-      <w:r>
-        <w:rPr>
-          <w:rStyle w:val="VerbatimChar"/>
-        </w:rPr>
-        <w:t>seu</w:t>
-      </w:r>
-      <w:r>
-        <w:t xml:space="preserve"> object:</w:t>
-      </w:r>
-    </w:p>
-    <w:p>
-      <w:pPr>
-        <w:pStyle w:val="BodyText"/>
-      </w:pPr>
-      <w:r>
-        <w:t>Code starts here:</w:t>
-      </w:r>
-    </w:p>
-    <w:p>
-      <w:pPr>
-        <w:pStyle w:val="SourceCode"/>
-      </w:pPr>
-      <w:r>
-        <w:rPr>
-          <w:rStyle w:val="FunctionTok"/>
-        </w:rPr>
-        <w:lastRenderedPageBreak/>
-        <w:t>library</w:t>
-      </w:r>
-      <w:r>
-        <w:rPr>
-          <w:rStyle w:val="NormalTok"/>
-        </w:rPr>
-        <w:t>(ggplot2)</w:t>
-      </w:r>
-    </w:p>
-    <w:p>
-      <w:pPr>
-        <w:pStyle w:val="SourceCode"/>
-      </w:pPr>
-      <w:r>
-        <w:rPr>
-          <w:rStyle w:val="VerbatimChar"/>
-        </w:rPr>
-        <w:t>Warning: package 'ggplot2' was built under R version 4.3.3</w:t>
-      </w:r>
-    </w:p>
-    <w:p>
-      <w:pPr>
-        <w:pStyle w:val="SourceCode"/>
-      </w:pPr>
-      <w:r>
-        <w:rPr>
-          <w:rStyle w:val="FunctionTok"/>
-        </w:rPr>
-        <w:t>library</w:t>
-      </w:r>
-      <w:r>
-        <w:rPr>
-          <w:rStyle w:val="NormalTok"/>
-        </w:rPr>
-        <w:t>(Matrix)</w:t>
-      </w:r>
-      <w:r>
-        <w:br/>
-      </w:r>
-      <w:r>
-        <w:rPr>
-          <w:rStyle w:val="FunctionTok"/>
-        </w:rPr>
-        <w:t>library</w:t>
-      </w:r>
-      <w:r>
-        <w:rPr>
-          <w:rStyle w:val="NormalTok"/>
-        </w:rPr>
-        <w:t>(Seurat)</w:t>
-      </w:r>
-      <w:r>
-        <w:br/>
-      </w:r>
-      <w:r>
-        <w:br/>
-      </w:r>
-      <w:r>
-        <w:rPr>
-          <w:rStyle w:val="NormalTok"/>
-        </w:rPr>
-        <w:t xml:space="preserve">most_expressed_boxplot </w:t>
-      </w:r>
-      <w:r>
-        <w:rPr>
-          <w:rStyle w:val="OtherTok"/>
-        </w:rPr>
-        <w:t>&lt;-</w:t>
-      </w:r>
-      <w:r>
-        <w:rPr>
-          <w:rStyle w:val="NormalTok"/>
-        </w:rPr>
-        <w:t xml:space="preserve"> </w:t>
-      </w:r>
-      <w:r>
-        <w:rPr>
-          <w:rStyle w:val="ControlFlowTok"/>
-        </w:rPr>
-        <w:t>function</w:t>
-      </w:r>
-      <w:r>
-        <w:rPr>
-          <w:rStyle w:val="NormalTok"/>
-        </w:rPr>
-        <w:t xml:space="preserve">(object, </w:t>
-      </w:r>
-      <w:r>
-        <w:rPr>
-          <w:rStyle w:val="AttributeTok"/>
-        </w:rPr>
-        <w:t>ngenes =</w:t>
-      </w:r>
-      <w:r>
-        <w:rPr>
-          <w:rStyle w:val="NormalTok"/>
-        </w:rPr>
-        <w:t xml:space="preserve"> </w:t>
-      </w:r>
-      <w:r>
-        <w:rPr>
-          <w:rStyle w:val="DecValTok"/>
-        </w:rPr>
-        <w:t>20</w:t>
-      </w:r>
-      <w:r>
-        <w:rPr>
-          <w:rStyle w:val="NormalTok"/>
-        </w:rPr>
-        <w:t>){</w:t>
-      </w:r>
-      <w:r>
-        <w:br/>
-      </w:r>
-      <w:r>
-        <w:rPr>
-          <w:rStyle w:val="NormalTok"/>
-        </w:rPr>
-        <w:t xml:space="preserve">  </w:t>
-      </w:r>
-      <w:r>
-        <w:br/>
-      </w:r>
-      <w:r>
-        <w:rPr>
-          <w:rStyle w:val="NormalTok"/>
-        </w:rPr>
-        <w:t xml:space="preserve">  </w:t>
-      </w:r>
-      <w:r>
-        <w:rPr>
-          <w:rStyle w:val="CommentTok"/>
-        </w:rPr>
-        <w:t># matrix of raw counts</w:t>
-      </w:r>
-      <w:r>
-        <w:br/>
-      </w:r>
-      <w:r>
-        <w:rPr>
-          <w:rStyle w:val="NormalTok"/>
-        </w:rPr>
-        <w:t xml:space="preserve">  cts </w:t>
-      </w:r>
-      <w:r>
-        <w:rPr>
-          <w:rStyle w:val="OtherTok"/>
-        </w:rPr>
-        <w:t>&lt;-</w:t>
-      </w:r>
-      <w:r>
-        <w:rPr>
-          <w:rStyle w:val="NormalTok"/>
-        </w:rPr>
-        <w:t xml:space="preserve"> Seurat</w:t>
-      </w:r>
-      <w:r>
-        <w:rPr>
-          <w:rStyle w:val="SpecialCharTok"/>
-        </w:rPr>
-        <w:t>::</w:t>
-      </w:r>
-      <w:r>
-        <w:rPr>
-          <w:rStyle w:val="FunctionTok"/>
-        </w:rPr>
-        <w:t>GetAssayData</w:t>
-      </w:r>
-      <w:r>
-        <w:rPr>
-          <w:rStyle w:val="NormalTok"/>
-        </w:rPr>
-        <w:t xml:space="preserve">(object, </w:t>
-      </w:r>
-      <w:r>
-        <w:rPr>
-          <w:rStyle w:val="AttributeTok"/>
-        </w:rPr>
-        <w:t>assay =</w:t>
-      </w:r>
-      <w:r>
-        <w:rPr>
-          <w:rStyle w:val="NormalTok"/>
-        </w:rPr>
-        <w:t xml:space="preserve"> </w:t>
-      </w:r>
-      <w:r>
-        <w:rPr>
-          <w:rStyle w:val="StringTok"/>
-        </w:rPr>
-        <w:t>"RNA"</w:t>
-      </w:r>
-      <w:r>
-        <w:rPr>
-          <w:rStyle w:val="NormalTok"/>
-        </w:rPr>
-        <w:t xml:space="preserve">, </w:t>
-      </w:r>
-      <w:r>
-        <w:rPr>
-          <w:rStyle w:val="AttributeTok"/>
-        </w:rPr>
-        <w:t>layer =</w:t>
-      </w:r>
-      <w:r>
-        <w:rPr>
-          <w:rStyle w:val="NormalTok"/>
-        </w:rPr>
-        <w:t xml:space="preserve"> </w:t>
-      </w:r>
-      <w:r>
-        <w:rPr>
-          <w:rStyle w:val="StringTok"/>
-        </w:rPr>
-        <w:t>"counts"</w:t>
-      </w:r>
-      <w:r>
-        <w:rPr>
-          <w:rStyle w:val="NormalTok"/>
-        </w:rPr>
-        <w:t>)</w:t>
-      </w:r>
-      <w:r>
-        <w:br/>
-      </w:r>
-      <w:r>
-        <w:rPr>
-          <w:rStyle w:val="NormalTok"/>
-        </w:rPr>
-        <w:t xml:space="preserve">  </w:t>
-      </w:r>
-      <w:r>
-        <w:br/>
-      </w:r>
-      <w:r>
-        <w:rPr>
-          <w:rStyle w:val="NormalTok"/>
-        </w:rPr>
-        <w:t xml:space="preserve">  </w:t>
-      </w:r>
-      <w:r>
-        <w:rPr>
-          <w:rStyle w:val="CommentTok"/>
-        </w:rPr>
-        <w:t># get percentage/cell</w:t>
-      </w:r>
-      <w:r>
-        <w:br/>
-      </w:r>
-      <w:r>
-        <w:rPr>
-          <w:rStyle w:val="NormalTok"/>
-        </w:rPr>
-        <w:t xml:space="preserve">  cts </w:t>
-      </w:r>
-      <w:r>
-        <w:rPr>
-          <w:rStyle w:val="OtherTok"/>
-        </w:rPr>
-        <w:t>&lt;-</w:t>
-      </w:r>
-      <w:r>
-        <w:rPr>
-          <w:rStyle w:val="NormalTok"/>
-        </w:rPr>
-        <w:t xml:space="preserve"> </w:t>
-      </w:r>
-      <w:r>
-        <w:rPr>
-          <w:rStyle w:val="FunctionTok"/>
-        </w:rPr>
-        <w:t>t</w:t>
-      </w:r>
-      <w:r>
-        <w:rPr>
-          <w:rStyle w:val="NormalTok"/>
-        </w:rPr>
-        <w:t>(cts)</w:t>
-      </w:r>
-      <w:r>
-        <w:rPr>
-          <w:rStyle w:val="SpecialCharTok"/>
-        </w:rPr>
-        <w:t>/</w:t>
-      </w:r>
-      <w:r>
-        <w:rPr>
-          <w:rStyle w:val="FunctionTok"/>
-        </w:rPr>
-        <w:t>colSums</w:t>
-      </w:r>
-      <w:r>
-        <w:rPr>
-          <w:rStyle w:val="NormalTok"/>
-        </w:rPr>
-        <w:t>(cts)</w:t>
-      </w:r>
-      <w:r>
-        <w:rPr>
-          <w:rStyle w:val="SpecialCharTok"/>
-        </w:rPr>
-        <w:t>*</w:t>
-      </w:r>
-      <w:r>
-        <w:rPr>
-          <w:rStyle w:val="DecValTok"/>
-        </w:rPr>
-        <w:t>100</w:t>
-      </w:r>
-      <w:r>
-        <w:br/>
-      </w:r>
-      <w:r>
-        <w:rPr>
-          <w:rStyle w:val="NormalTok"/>
-        </w:rPr>
-        <w:t xml:space="preserve">  medians </w:t>
-      </w:r>
-      <w:r>
-        <w:rPr>
-          <w:rStyle w:val="OtherTok"/>
-        </w:rPr>
-        <w:t>&lt;-</w:t>
-      </w:r>
-      <w:r>
-        <w:rPr>
-          <w:rStyle w:val="NormalTok"/>
-        </w:rPr>
-        <w:t xml:space="preserve"> SparseArray</w:t>
-      </w:r>
-      <w:r>
-        <w:rPr>
-          <w:rStyle w:val="SpecialCharTok"/>
-        </w:rPr>
-        <w:t>::</w:t>
-      </w:r>
-      <w:r>
-        <w:rPr>
-          <w:rStyle w:val="FunctionTok"/>
-        </w:rPr>
-        <w:t>colMedians</w:t>
-      </w:r>
-      <w:r>
-        <w:rPr>
-          <w:rStyle w:val="NormalTok"/>
-        </w:rPr>
-        <w:t>(cts)</w:t>
-      </w:r>
-      <w:r>
-        <w:br/>
-      </w:r>
-      <w:r>
-        <w:rPr>
-          <w:rStyle w:val="NormalTok"/>
-        </w:rPr>
-        <w:t xml:space="preserve">  </w:t>
-      </w:r>
-      <w:r>
-        <w:br/>
-      </w:r>
-      <w:r>
-        <w:rPr>
-          <w:rStyle w:val="NormalTok"/>
-        </w:rPr>
-        <w:t xml:space="preserve">  </w:t>
-      </w:r>
-      <w:r>
-        <w:rPr>
-          <w:rStyle w:val="CommentTok"/>
-        </w:rPr>
-        <w:t># get top n genes</w:t>
-      </w:r>
-      <w:r>
-        <w:br/>
-      </w:r>
-      <w:r>
-        <w:rPr>
-          <w:rStyle w:val="NormalTok"/>
-        </w:rPr>
-        <w:t xml:space="preserve">  most_expressed </w:t>
-      </w:r>
-      <w:r>
-        <w:rPr>
-          <w:rStyle w:val="OtherTok"/>
-        </w:rPr>
-        <w:t>&lt;-</w:t>
-      </w:r>
-      <w:r>
-        <w:rPr>
-          <w:rStyle w:val="NormalTok"/>
-        </w:rPr>
-        <w:t xml:space="preserve"> </w:t>
-      </w:r>
-      <w:r>
-        <w:rPr>
-          <w:rStyle w:val="FunctionTok"/>
-        </w:rPr>
-        <w:t>order</w:t>
-      </w:r>
-      <w:r>
-        <w:rPr>
-          <w:rStyle w:val="NormalTok"/>
-        </w:rPr>
-        <w:t xml:space="preserve">(medians, </w:t>
-      </w:r>
-      <w:r>
-        <w:rPr>
-          <w:rStyle w:val="AttributeTok"/>
-        </w:rPr>
-        <w:t>decreasing =</w:t>
-      </w:r>
-      <w:r>
-        <w:rPr>
-          <w:rStyle w:val="NormalTok"/>
-        </w:rPr>
-        <w:t xml:space="preserve"> T)[ngenes</w:t>
-      </w:r>
-      <w:r>
-        <w:rPr>
-          <w:rStyle w:val="SpecialCharTok"/>
-        </w:rPr>
-        <w:t>:</w:t>
-      </w:r>
-      <w:r>
-        <w:rPr>
-          <w:rStyle w:val="DecValTok"/>
-        </w:rPr>
-        <w:t>1</w:t>
-      </w:r>
-      <w:r>
-        <w:rPr>
-          <w:rStyle w:val="NormalTok"/>
-        </w:rPr>
-        <w:t>]</w:t>
-      </w:r>
-      <w:r>
-        <w:br/>
-      </w:r>
-      <w:r>
-        <w:rPr>
-          <w:rStyle w:val="NormalTok"/>
-        </w:rPr>
-        <w:t xml:space="preserve">  most_exp_matrix </w:t>
-      </w:r>
-      <w:r>
-        <w:rPr>
-          <w:rStyle w:val="OtherTok"/>
-        </w:rPr>
-        <w:t>&lt;-</w:t>
-      </w:r>
-      <w:r>
-        <w:rPr>
-          <w:rStyle w:val="NormalTok"/>
-        </w:rPr>
-        <w:t xml:space="preserve"> </w:t>
-      </w:r>
-      <w:r>
-        <w:rPr>
-          <w:rStyle w:val="FunctionTok"/>
-        </w:rPr>
-        <w:t>as.matrix</w:t>
-      </w:r>
-      <w:r>
-        <w:rPr>
-          <w:rStyle w:val="NormalTok"/>
-        </w:rPr>
-        <w:t>((cts[,most_expressed]))</w:t>
-      </w:r>
-      <w:r>
-        <w:br/>
-      </w:r>
-      <w:r>
-        <w:rPr>
-          <w:rStyle w:val="NormalTok"/>
-        </w:rPr>
-        <w:t xml:space="preserve">  </w:t>
-      </w:r>
-      <w:r>
-        <w:br/>
-      </w:r>
-      <w:r>
-        <w:rPr>
-          <w:rStyle w:val="NormalTok"/>
-        </w:rPr>
-        <w:t xml:space="preserve">  </w:t>
-      </w:r>
-      <w:r>
-        <w:rPr>
-          <w:rStyle w:val="CommentTok"/>
-        </w:rPr>
-        <w:t># prepare for plotting</w:t>
-      </w:r>
-      <w:r>
-        <w:br/>
-      </w:r>
-      <w:r>
-        <w:rPr>
-          <w:rStyle w:val="NormalTok"/>
-        </w:rPr>
-        <w:t xml:space="preserve">  most_exp_df </w:t>
-      </w:r>
-      <w:r>
-        <w:rPr>
-          <w:rStyle w:val="OtherTok"/>
-        </w:rPr>
-        <w:t>&lt;-</w:t>
-      </w:r>
-      <w:r>
-        <w:rPr>
-          <w:rStyle w:val="NormalTok"/>
-        </w:rPr>
-        <w:t xml:space="preserve"> </w:t>
-      </w:r>
-      <w:r>
-        <w:rPr>
-          <w:rStyle w:val="FunctionTok"/>
-        </w:rPr>
-        <w:t>stack</w:t>
-      </w:r>
-      <w:r>
-        <w:rPr>
-          <w:rStyle w:val="NormalTok"/>
-        </w:rPr>
-        <w:t>(</w:t>
-      </w:r>
-      <w:r>
-        <w:rPr>
-          <w:rStyle w:val="FunctionTok"/>
-        </w:rPr>
-        <w:t>as.data.frame</w:t>
-      </w:r>
-      <w:r>
-        <w:rPr>
-          <w:rStyle w:val="NormalTok"/>
-        </w:rPr>
-        <w:t>(most_exp_matrix))</w:t>
-      </w:r>
-      <w:r>
-        <w:br/>
-      </w:r>
-      <w:r>
-        <w:rPr>
-          <w:rStyle w:val="NormalTok"/>
-        </w:rPr>
-        <w:t xml:space="preserve">  </w:t>
-      </w:r>
-      <w:r>
-        <w:rPr>
-          <w:rStyle w:val="FunctionTok"/>
-        </w:rPr>
-        <w:t>colnames</w:t>
-      </w:r>
-      <w:r>
-        <w:rPr>
-          <w:rStyle w:val="NormalTok"/>
-        </w:rPr>
-        <w:t xml:space="preserve">(most_exp_df) </w:t>
-      </w:r>
-      <w:r>
-        <w:rPr>
-          <w:rStyle w:val="OtherTok"/>
-        </w:rPr>
-        <w:t>&lt;-</w:t>
-      </w:r>
-      <w:r>
-        <w:rPr>
-          <w:rStyle w:val="NormalTok"/>
-        </w:rPr>
-        <w:t xml:space="preserve"> </w:t>
-      </w:r>
-      <w:r>
-        <w:rPr>
-          <w:rStyle w:val="FunctionTok"/>
-        </w:rPr>
-        <w:t>c</w:t>
-      </w:r>
-      <w:r>
-        <w:rPr>
-          <w:rStyle w:val="NormalTok"/>
-        </w:rPr>
-        <w:t>(</w:t>
-      </w:r>
-      <w:r>
-        <w:rPr>
-          <w:rStyle w:val="StringTok"/>
-        </w:rPr>
-        <w:t>"perc_total"</w:t>
-      </w:r>
-      <w:r>
-        <w:rPr>
-          <w:rStyle w:val="NormalTok"/>
-        </w:rPr>
-        <w:t xml:space="preserve">, </w:t>
-      </w:r>
-      <w:r>
-        <w:rPr>
-          <w:rStyle w:val="StringTok"/>
-        </w:rPr>
-        <w:t>"gene"</w:t>
-      </w:r>
-      <w:r>
-        <w:rPr>
-          <w:rStyle w:val="NormalTok"/>
-        </w:rPr>
-        <w:t>)</w:t>
-      </w:r>
-      <w:r>
-        <w:br/>
-      </w:r>
-      <w:r>
-        <w:rPr>
-          <w:rStyle w:val="NormalTok"/>
-        </w:rPr>
-        <w:t xml:space="preserve">  </w:t>
-      </w:r>
-      <w:r>
-        <w:br/>
-      </w:r>
-      <w:r>
-        <w:rPr>
-          <w:rStyle w:val="NormalTok"/>
-        </w:rPr>
-        <w:t xml:space="preserve">  </w:t>
-      </w:r>
-      <w:r>
-        <w:rPr>
-          <w:rStyle w:val="CommentTok"/>
-        </w:rPr>
-        <w:t># boxplot with ggplot2</w:t>
-      </w:r>
-      <w:r>
-        <w:br/>
-      </w:r>
-      <w:r>
-        <w:rPr>
-          <w:rStyle w:val="NormalTok"/>
-        </w:rPr>
-        <w:t xml:space="preserve">  boxplot </w:t>
-      </w:r>
-      <w:r>
-        <w:rPr>
-          <w:rStyle w:val="OtherTok"/>
-        </w:rPr>
-        <w:t>&lt;-</w:t>
-      </w:r>
-      <w:r>
-        <w:rPr>
-          <w:rStyle w:val="NormalTok"/>
-        </w:rPr>
-        <w:t xml:space="preserve"> </w:t>
-      </w:r>
-      <w:r>
-        <w:rPr>
-          <w:rStyle w:val="FunctionTok"/>
-        </w:rPr>
-        <w:t>ggplot</w:t>
-      </w:r>
-      <w:r>
-        <w:rPr>
-          <w:rStyle w:val="NormalTok"/>
-        </w:rPr>
-        <w:t xml:space="preserve">(most_exp_df, </w:t>
-      </w:r>
-      <w:r>
-        <w:rPr>
-          <w:rStyle w:val="FunctionTok"/>
-        </w:rPr>
-        <w:t>aes</w:t>
-      </w:r>
-      <w:r>
-        <w:rPr>
-          <w:rStyle w:val="NormalTok"/>
-        </w:rPr>
-        <w:t>(</w:t>
-      </w:r>
-      <w:r>
-        <w:rPr>
-          <w:rStyle w:val="AttributeTok"/>
-        </w:rPr>
-        <w:t>x=</w:t>
-      </w:r>
-      <w:r>
-        <w:rPr>
-          <w:rStyle w:val="NormalTok"/>
-        </w:rPr>
-        <w:t xml:space="preserve">gene, </w:t>
-      </w:r>
-      <w:r>
-        <w:rPr>
-          <w:rStyle w:val="AttributeTok"/>
-        </w:rPr>
-        <w:t>y=</w:t>
-      </w:r>
-      <w:r>
-        <w:rPr>
-          <w:rStyle w:val="NormalTok"/>
-        </w:rPr>
-        <w:t xml:space="preserve">perc_total)) </w:t>
-      </w:r>
-      <w:r>
-        <w:rPr>
-          <w:rStyle w:val="SpecialCharTok"/>
-        </w:rPr>
-        <w:t>+</w:t>
-      </w:r>
-      <w:r>
-        <w:br/>
-      </w:r>
-      <w:r>
-        <w:rPr>
-          <w:rStyle w:val="NormalTok"/>
-        </w:rPr>
-        <w:t xml:space="preserve">    </w:t>
-      </w:r>
-      <w:r>
-        <w:rPr>
-          <w:rStyle w:val="FunctionTok"/>
-        </w:rPr>
-        <w:t>geom_boxplot</w:t>
-      </w:r>
-      <w:r>
-        <w:rPr>
-          <w:rStyle w:val="NormalTok"/>
-        </w:rPr>
-        <w:t xml:space="preserve">() </w:t>
-      </w:r>
-      <w:r>
-        <w:rPr>
-          <w:rStyle w:val="SpecialCharTok"/>
-        </w:rPr>
-        <w:t>+</w:t>
-      </w:r>
-      <w:r>
-        <w:br/>
-      </w:r>
-      <w:r>
-        <w:rPr>
-          <w:rStyle w:val="NormalTok"/>
-        </w:rPr>
-        <w:t xml:space="preserve">    </w:t>
-      </w:r>
-      <w:r>
-        <w:rPr>
-          <w:rStyle w:val="FunctionTok"/>
-        </w:rPr>
-        <w:t>coord_flip</w:t>
-      </w:r>
-      <w:r>
-        <w:rPr>
-          <w:rStyle w:val="NormalTok"/>
-        </w:rPr>
-        <w:t>()</w:t>
-      </w:r>
-      <w:r>
-        <w:br/>
-      </w:r>
-      <w:r>
-        <w:rPr>
-          <w:rStyle w:val="NormalTok"/>
-        </w:rPr>
-        <w:t xml:space="preserve">  </w:t>
-      </w:r>
-      <w:r>
-        <w:rPr>
-          <w:rStyle w:val="FunctionTok"/>
-        </w:rPr>
-        <w:t>return</w:t>
-      </w:r>
-      <w:r>
-        <w:rPr>
-          <w:rStyle w:val="NormalTok"/>
-        </w:rPr>
-        <w:t>(boxplot)</w:t>
-      </w:r>
-      <w:r>
-        <w:br/>
-      </w:r>
-      <w:r>
-        <w:rPr>
-          <w:rStyle w:val="NormalTok"/>
-        </w:rPr>
-        <w:t>}</w:t>
-      </w:r>
-      <w:r>
-        <w:br/>
-      </w:r>
-      <w:r>
-        <w:br/>
-      </w:r>
-      <w:r>
-        <w:rPr>
-          <w:rStyle w:val="FunctionTok"/>
-        </w:rPr>
-        <w:t>most_expressed_boxplot</w:t>
-      </w:r>
-      <w:r>
-        <w:rPr>
-          <w:rStyle w:val="NormalTok"/>
-        </w:rPr>
-        <w:t xml:space="preserve">(seu, </w:t>
-      </w:r>
-      <w:r>
-        <w:rPr>
-          <w:rStyle w:val="DecValTok"/>
-        </w:rPr>
-        <w:t>20</w:t>
-      </w:r>
-      <w:r>
-        <w:rPr>
-          <w:rStyle w:val="NormalTok"/>
-        </w:rPr>
-        <w:t>)</w:t>
-      </w:r>
-    </w:p>
-    <w:p>
-      <w:pPr>
-        <w:pStyle w:val="FirstParagraph"/>
-      </w:pPr>
-      <w:r>
-        <w:rPr>
-          <w:noProof/>
-        </w:rPr>
-        <w:lastRenderedPageBreak/>
-        <w:drawing>
-          <wp:inline distT="0" distB="0" distL="0" distR="0" wp14:anchorId="0F6A3A05" wp14:editId="794098FF">
-            <wp:extent cx="5334000" cy="4267200"/>
-            <wp:effectExtent l="0" t="0" r="0" b="0"/>
-            <wp:docPr id="86" name="Picture"/>
-            <wp:cNvGraphicFramePr/>
-            <a:graphic xmlns:a="http://schemas.openxmlformats.org/drawingml/2006/main">
-              <a:graphicData uri="http://schemas.openxmlformats.org/drawingml/2006/picture">
-                <pic:pic xmlns:pic="http://schemas.openxmlformats.org/drawingml/2006/picture">
-                  <pic:nvPicPr>
-                    <pic:cNvPr id="87" name="Picture" descr="day1-2_analysis_tools_qc_files/figure-docx/unnamed-chunk-16-1.png"/>
-                    <pic:cNvPicPr>
-                      <a:picLocks noChangeAspect="1" noChangeArrowheads="1"/>
-                    </pic:cNvPicPr>
-                  </pic:nvPicPr>
-                  <pic:blipFill>
-                    <a:blip r:embed="rId22"/>
-                    <a:stretch>
-                      <a:fillRect/>
-                    </a:stretch>
-                  </pic:blipFill>
-                  <pic:spPr bwMode="auto">
-                    <a:xfrm>
-                      <a:off x="0" y="0"/>
-                      <a:ext cx="5334000" cy="4267200"/>
-                    </a:xfrm>
-                    <a:prstGeom prst="rect">
-                      <a:avLst/>
-                    </a:prstGeom>
-                    <a:noFill/>
-                    <a:ln w="9525">
-                      <a:noFill/>
-                      <a:headEnd/>
-                      <a:tailEnd/>
-                    </a:ln>
-                  </pic:spPr>
-                </pic:pic>
-              </a:graphicData>
-            </a:graphic>
-          </wp:inline>
-        </w:drawing>
-      </w:r>
-    </w:p>
-    <w:p>
-      <w:pPr>
-        <w:pStyle w:val="BodyText"/>
-      </w:pPr>
-      <w:r>
         <w:t>As for most 10X based poly-A enriched single cell datasets, we find a relatively high expression of MALAT1. Many researchers choose to remove it, but it can have biological relevance (e.g. </w:t>
       </w:r>
-      <w:hyperlink r:id="rId23">
-        <w:r>
-          <w:rPr>
-            <w:rStyle w:val="Hyperlink"/>
-          </w:rPr>
-          <w:t>Shaat et al. 2021</w:t>
-        </w:r>
-      </w:hyperlink>
+      <w:proofErr w:type="spellStart"/>
+      <w:r>
+        <w:fldChar w:fldCharType="begin"/>
+      </w:r>
+      <w:r>
+        <w:instrText>HYPERLINK "https://www.nature.com/articles/s41420-020-00383-y" \h</w:instrText>
+      </w:r>
+      <w:r>
+        <w:fldChar w:fldCharType="separate"/>
+      </w:r>
+      <w:r>
+        <w:rPr>
+          <w:rStyle w:val="Hyperlink"/>
+        </w:rPr>
+        <w:t>Shaat</w:t>
+      </w:r>
+      <w:proofErr w:type="spellEnd"/>
+      <w:r>
+        <w:rPr>
+          <w:rStyle w:val="Hyperlink"/>
+        </w:rPr>
+        <w:t xml:space="preserve"> et al. 2021</w:t>
+      </w:r>
+      <w:r>
+        <w:fldChar w:fldCharType="end"/>
+      </w:r>
       <w:r>
         <w:t>).</w:t>
       </w:r>
@@ -6324,7 +7438,15 @@
         <w:pStyle w:val="FirstParagraph"/>
       </w:pPr>
       <w:r>
-        <w:t>In this case, a sensible decision would be to do mild filtering on the number of features per cell and mitochondrial counts. We can leave the possible erythrocytes in for now, and see where they end up later during the dimensionality reduction.</w:t>
+        <w:t xml:space="preserve">In this case, a sensible decision would be to do mild filtering on the number of features per cell and mitochondrial counts. We can leave the possible erythrocytes in for </w:t>
+      </w:r>
+      <w:proofErr w:type="gramStart"/>
+      <w:r>
+        <w:t>now, and</w:t>
+      </w:r>
+      <w:proofErr w:type="gramEnd"/>
+      <w:r>
+        <w:t xml:space="preserve"> see where they end up later during the dimensionality reduction.</w:t>
       </w:r>
     </w:p>
     <w:p>
@@ -6335,7 +7457,7 @@
         <w:lastRenderedPageBreak/>
         <w:t xml:space="preserve">In the M&amp;M of the </w:t>
       </w:r>
-      <w:hyperlink r:id="rId24" w:anchor="Sec7">
+      <w:hyperlink r:id="rId20" w:anchor="Sec7">
         <w:r>
           <w:rPr>
             <w:rStyle w:val="Hyperlink"/>
@@ -6364,12 +7486,14 @@
       <w:r>
         <w:t xml:space="preserve"> method for class </w:t>
       </w:r>
+      <w:proofErr w:type="spellStart"/>
       <w:r>
         <w:rPr>
           <w:rStyle w:val="VerbatimChar"/>
         </w:rPr>
         <w:t>SeuratObject</w:t>
       </w:r>
+      <w:proofErr w:type="spellEnd"/>
       <w:r>
         <w:t>:</w:t>
       </w:r>
@@ -6386,11 +7510,19 @@
       <w:pPr>
         <w:pStyle w:val="SourceCode"/>
       </w:pPr>
-      <w:r>
-        <w:rPr>
-          <w:rStyle w:val="NormalTok"/>
-        </w:rPr>
-        <w:t xml:space="preserve">seu </w:t>
+      <w:proofErr w:type="spellStart"/>
+      <w:r>
+        <w:rPr>
+          <w:rStyle w:val="NormalTok"/>
+        </w:rPr>
+        <w:t>seu</w:t>
+      </w:r>
+      <w:proofErr w:type="spellEnd"/>
+      <w:r>
+        <w:rPr>
+          <w:rStyle w:val="NormalTok"/>
+        </w:rPr>
+        <w:t xml:space="preserve"> </w:t>
       </w:r>
       <w:r>
         <w:rPr>
@@ -6404,6 +7536,7 @@
         </w:rPr>
         <w:t xml:space="preserve"> </w:t>
       </w:r>
+      <w:proofErr w:type="gramStart"/>
       <w:r>
         <w:rPr>
           <w:rStyle w:val="FunctionTok"/>
@@ -6414,7 +7547,22 @@
         <w:rPr>
           <w:rStyle w:val="NormalTok"/>
         </w:rPr>
-        <w:t xml:space="preserve">(seu, </w:t>
+        <w:t>(</w:t>
+      </w:r>
+      <w:proofErr w:type="spellStart"/>
+      <w:proofErr w:type="gramEnd"/>
+      <w:r>
+        <w:rPr>
+          <w:rStyle w:val="NormalTok"/>
+        </w:rPr>
+        <w:t>seu</w:t>
+      </w:r>
+      <w:proofErr w:type="spellEnd"/>
+      <w:r>
+        <w:rPr>
+          <w:rStyle w:val="NormalTok"/>
+        </w:rPr>
+        <w:t xml:space="preserve">, </w:t>
       </w:r>
       <w:r>
         <w:rPr>
@@ -6426,7 +7574,21 @@
         <w:rPr>
           <w:rStyle w:val="NormalTok"/>
         </w:rPr>
-        <w:t xml:space="preserve"> nFeature_RNA </w:t>
+        <w:t xml:space="preserve"> </w:t>
+      </w:r>
+      <w:proofErr w:type="spellStart"/>
+      <w:r>
+        <w:rPr>
+          <w:rStyle w:val="NormalTok"/>
+        </w:rPr>
+        <w:t>nFeature_RNA</w:t>
+      </w:r>
+      <w:proofErr w:type="spellEnd"/>
+      <w:r>
+        <w:rPr>
+          <w:rStyle w:val="NormalTok"/>
+        </w:rPr>
+        <w:t xml:space="preserve"> </w:t>
       </w:r>
       <w:r>
         <w:rPr>
@@ -6471,7 +7633,21 @@
         <w:rPr>
           <w:rStyle w:val="NormalTok"/>
         </w:rPr>
-        <w:t xml:space="preserve">                nFeature_RNA </w:t>
+        <w:t xml:space="preserve">                </w:t>
+      </w:r>
+      <w:proofErr w:type="spellStart"/>
+      <w:r>
+        <w:rPr>
+          <w:rStyle w:val="NormalTok"/>
+        </w:rPr>
+        <w:t>nFeature_RNA</w:t>
+      </w:r>
+      <w:proofErr w:type="spellEnd"/>
+      <w:r>
+        <w:rPr>
+          <w:rStyle w:val="NormalTok"/>
+        </w:rPr>
+        <w:t xml:space="preserve"> </w:t>
       </w:r>
       <w:r>
         <w:rPr>
@@ -6510,7 +7686,23 @@
         <w:rPr>
           <w:rStyle w:val="NormalTok"/>
         </w:rPr>
-        <w:t xml:space="preserve">                percent.mito </w:t>
+        <w:t xml:space="preserve">                </w:t>
+      </w:r>
+      <w:proofErr w:type="spellStart"/>
+      <w:proofErr w:type="gramStart"/>
+      <w:r>
+        <w:rPr>
+          <w:rStyle w:val="NormalTok"/>
+        </w:rPr>
+        <w:t>percent.mito</w:t>
+      </w:r>
+      <w:proofErr w:type="spellEnd"/>
+      <w:proofErr w:type="gramEnd"/>
+      <w:r>
+        <w:rPr>
+          <w:rStyle w:val="NormalTok"/>
+        </w:rPr>
+        <w:t xml:space="preserve"> </w:t>
       </w:r>
       <w:r>
         <w:rPr>
@@ -6542,6 +7734,14 @@
         <w:pStyle w:val="FirstParagraph"/>
       </w:pPr>
       <w:r>
+        <w:t>Code ends here:</w:t>
+      </w:r>
+    </w:p>
+    <w:p>
+      <w:pPr>
+        <w:pStyle w:val="FirstParagraph"/>
+      </w:pPr>
+      <w:r>
         <w:t>To evaluate this did the trick we can visualize those parameters again in a violin plot:</w:t>
       </w:r>
     </w:p>
@@ -6557,6 +7757,7 @@
       <w:pPr>
         <w:pStyle w:val="SourceCode"/>
       </w:pPr>
+      <w:proofErr w:type="gramStart"/>
       <w:r>
         <w:rPr>
           <w:rStyle w:val="NormalTok"/>
@@ -6569,17 +7770,34 @@
         </w:rPr>
         <w:t>::</w:t>
       </w:r>
+      <w:proofErr w:type="spellStart"/>
       <w:r>
         <w:rPr>
           <w:rStyle w:val="FunctionTok"/>
         </w:rPr>
         <w:t>VlnPlot</w:t>
       </w:r>
-      <w:r>
-        <w:rPr>
-          <w:rStyle w:val="NormalTok"/>
-        </w:rPr>
-        <w:t xml:space="preserve">(seu, </w:t>
+      <w:proofErr w:type="spellEnd"/>
+      <w:r>
+        <w:rPr>
+          <w:rStyle w:val="NormalTok"/>
+        </w:rPr>
+        <w:t>(</w:t>
+      </w:r>
+      <w:proofErr w:type="spellStart"/>
+      <w:proofErr w:type="gramEnd"/>
+      <w:r>
+        <w:rPr>
+          <w:rStyle w:val="NormalTok"/>
+        </w:rPr>
+        <w:t>seu</w:t>
+      </w:r>
+      <w:proofErr w:type="spellEnd"/>
+      <w:r>
+        <w:rPr>
+          <w:rStyle w:val="NormalTok"/>
+        </w:rPr>
+        <w:t xml:space="preserve">, </w:t>
       </w:r>
       <w:r>
         <w:rPr>
@@ -6593,6 +7811,7 @@
         </w:rPr>
         <w:t xml:space="preserve"> </w:t>
       </w:r>
+      <w:proofErr w:type="gramStart"/>
       <w:r>
         <w:rPr>
           <w:rStyle w:val="FunctionTok"/>
@@ -6605,11 +7824,26 @@
         </w:rPr>
         <w:t>(</w:t>
       </w:r>
+      <w:proofErr w:type="gramEnd"/>
       <w:r>
         <w:rPr>
           <w:rStyle w:val="StringTok"/>
         </w:rPr>
-        <w:t>"nFeature_RNA"</w:t>
+        <w:t>"</w:t>
+      </w:r>
+      <w:proofErr w:type="spellStart"/>
+      <w:r>
+        <w:rPr>
+          <w:rStyle w:val="StringTok"/>
+        </w:rPr>
+        <w:t>nFeature_RNA</w:t>
+      </w:r>
+      <w:proofErr w:type="spellEnd"/>
+      <w:r>
+        <w:rPr>
+          <w:rStyle w:val="StringTok"/>
+        </w:rPr>
+        <w:t>"</w:t>
       </w:r>
       <w:r>
         <w:rPr>
@@ -6630,7 +7864,23 @@
         <w:rPr>
           <w:rStyle w:val="StringTok"/>
         </w:rPr>
-        <w:t>"percent.mito"</w:t>
+        <w:t>"</w:t>
+      </w:r>
+      <w:proofErr w:type="spellStart"/>
+      <w:proofErr w:type="gramStart"/>
+      <w:r>
+        <w:rPr>
+          <w:rStyle w:val="StringTok"/>
+        </w:rPr>
+        <w:t>percent.mito</w:t>
+      </w:r>
+      <w:proofErr w:type="spellEnd"/>
+      <w:proofErr w:type="gramEnd"/>
+      <w:r>
+        <w:rPr>
+          <w:rStyle w:val="StringTok"/>
+        </w:rPr>
+        <w:t>"</w:t>
       </w:r>
       <w:r>
         <w:rPr>
@@ -6642,6 +7892,9 @@
     <w:p>
       <w:pPr>
         <w:pStyle w:val="SourceCode"/>
+        <w:rPr>
+          <w:rStyle w:val="VerbatimChar"/>
+        </w:rPr>
       </w:pPr>
       <w:r>
         <w:rPr>
@@ -6661,6 +7914,14 @@
     </w:p>
     <w:p>
       <w:pPr>
+        <w:pStyle w:val="SourceCode"/>
+      </w:pPr>
+      <w:r>
+        <w:t>Code ends here:</w:t>
+      </w:r>
+    </w:p>
+    <w:p>
+      <w:pPr>
         <w:pStyle w:val="FirstParagraph"/>
       </w:pPr>
       <w:r>
@@ -6668,22 +7929,22 @@
           <w:noProof/>
         </w:rPr>
         <w:drawing>
-          <wp:inline distT="0" distB="0" distL="0" distR="0" wp14:anchorId="3E3A5DE8" wp14:editId="60315D14">
+          <wp:inline distT="0" distB="0" distL="0" distR="0" wp14:anchorId="3E3A5DE8" wp14:editId="7F372504">
             <wp:extent cx="5334000" cy="4267200"/>
             <wp:effectExtent l="0" t="0" r="0" b="0"/>
-            <wp:docPr id="92" name="Picture"/>
+            <wp:docPr id="92" name="Picture" descr="Violin plot from previous code"/>
             <wp:cNvGraphicFramePr/>
             <a:graphic xmlns:a="http://schemas.openxmlformats.org/drawingml/2006/main">
               <a:graphicData uri="http://schemas.openxmlformats.org/drawingml/2006/picture">
                 <pic:pic xmlns:pic="http://schemas.openxmlformats.org/drawingml/2006/picture">
                   <pic:nvPicPr>
-                    <pic:cNvPr id="93" name="Picture" descr="day1-2_analysis_tools_qc_files/figure-docx/unnamed-chunk-18-1.png"/>
+                    <pic:cNvPr id="92" name="Picture" descr="Violin plot from previous code"/>
                     <pic:cNvPicPr>
                       <a:picLocks noChangeAspect="1" noChangeArrowheads="1"/>
                     </pic:cNvPicPr>
                   </pic:nvPicPr>
                   <pic:blipFill>
-                    <a:blip r:embed="rId25"/>
+                    <a:blip r:embed="rId21"/>
                     <a:stretch>
                       <a:fillRect/>
                     </a:stretch>
